--- a/TotNgiepGTVT/NguyenTungDuong_5240294_CNTTK28.2_K28.2_De_Cuong_DATN.docx
+++ b/TotNgiepGTVT/NguyenTungDuong_5240294_CNTTK28.2_K28.2_De_Cuong_DATN.docx
@@ -1,6 +1,6 @@
 
 <file path=word/document.xml><?xml version="1.0" encoding="utf-8"?>
-<w:document xmlns:wpc="http://schemas.microsoft.com/office/word/2010/wordprocessingCanvas" xmlns:cx="http://schemas.microsoft.com/office/drawing/2014/chartex" xmlns:cx1="http://schemas.microsoft.com/office/drawing/2015/9/8/chartex" xmlns:cx2="http://schemas.microsoft.com/office/drawing/2015/10/21/chartex" xmlns:cx3="http://schemas.microsoft.com/office/drawing/2016/5/9/chartex" xmlns:cx4="http://schemas.microsoft.com/office/drawing/2016/5/10/chartex" xmlns:cx5="http://schemas.microsoft.com/office/drawing/2016/5/11/chartex" xmlns:cx6="http://schemas.microsoft.com/office/drawing/2016/5/12/chartex" xmlns:cx7="http://schemas.microsoft.com/office/drawing/2016/5/13/chartex" xmlns:cx8="http://schemas.microsoft.com/office/drawing/2016/5/14/chartex" xmlns:mc="http://schemas.openxmlformats.org/markup-compatibility/2006" xmlns:aink="http://schemas.microsoft.com/office/drawing/2016/ink" xmlns:am3d="http://schemas.microsoft.com/office/drawing/2017/model3d" xmlns:o="urn:schemas-microsoft-com:office:office" xmlns:oel="http://schemas.microsoft.com/office/2019/extlst" xmlns:r="http://schemas.openxmlformats.org/officeDocument/2006/relationships" xmlns:m="http://schemas.openxmlformats.org/officeDocument/2006/math" xmlns:v="urn:schemas-microsoft-com:vml" xmlns:wp14="http://schemas.microsoft.com/office/word/2010/wordprocessingDrawing" xmlns:wp="http://schemas.openxmlformats.org/drawingml/2006/wordprocessingDrawing" xmlns:w10="urn:schemas-microsoft-com:office:word" xmlns:w="http://schemas.openxmlformats.org/wordprocessingml/2006/main" xmlns:w14="http://schemas.microsoft.com/office/word/2010/wordml" xmlns:w15="http://schemas.microsoft.com/office/word/2012/wordml" xmlns:w16cex="http://schemas.microsoft.com/office/word/2018/wordml/cex" xmlns:w16cid="http://schemas.microsoft.com/office/word/2016/wordml/cid" xmlns:w16="http://schemas.microsoft.com/office/word/2018/wordml" xmlns:w16sdtdh="http://schemas.microsoft.com/office/word/2020/wordml/sdtdatahash" xmlns:w16se="http://schemas.microsoft.com/office/word/2015/wordml/symex" xmlns:wpg="http://schemas.microsoft.com/office/word/2010/wordprocessingGroup" xmlns:wpi="http://schemas.microsoft.com/office/word/2010/wordprocessingInk" xmlns:wne="http://schemas.microsoft.com/office/word/2006/wordml" xmlns:wps="http://schemas.microsoft.com/office/word/2010/wordprocessingShape" mc:Ignorable="w14 w15 w16se w16cid w16 w16cex w16sdtdh wp14">
+<w:document xmlns:wpc="http://schemas.microsoft.com/office/word/2010/wordprocessingCanvas" xmlns:cx="http://schemas.microsoft.com/office/drawing/2014/chartex" xmlns:cx1="http://schemas.microsoft.com/office/drawing/2015/9/8/chartex" xmlns:cx2="http://schemas.microsoft.com/office/drawing/2015/10/21/chartex" xmlns:cx3="http://schemas.microsoft.com/office/drawing/2016/5/9/chartex" xmlns:cx4="http://schemas.microsoft.com/office/drawing/2016/5/10/chartex" xmlns:cx5="http://schemas.microsoft.com/office/drawing/2016/5/11/chartex" xmlns:cx6="http://schemas.microsoft.com/office/drawing/2016/5/12/chartex" xmlns:cx7="http://schemas.microsoft.com/office/drawing/2016/5/13/chartex" xmlns:cx8="http://schemas.microsoft.com/office/drawing/2016/5/14/chartex" xmlns:mc="http://schemas.openxmlformats.org/markup-compatibility/2006" xmlns:aink="http://schemas.microsoft.com/office/drawing/2016/ink" xmlns:am3d="http://schemas.microsoft.com/office/drawing/2017/model3d" xmlns:o="urn:schemas-microsoft-com:office:office" xmlns:r="http://schemas.openxmlformats.org/officeDocument/2006/relationships" xmlns:m="http://schemas.openxmlformats.org/officeDocument/2006/math" xmlns:v="urn:schemas-microsoft-com:vml" xmlns:wp14="http://schemas.microsoft.com/office/word/2010/wordprocessingDrawing" xmlns:wp="http://schemas.openxmlformats.org/drawingml/2006/wordprocessingDrawing" xmlns:w10="urn:schemas-microsoft-com:office:word" xmlns:w="http://schemas.openxmlformats.org/wordprocessingml/2006/main" xmlns:w14="http://schemas.microsoft.com/office/word/2010/wordml" xmlns:w15="http://schemas.microsoft.com/office/word/2012/wordml" xmlns:w16cid="http://schemas.microsoft.com/office/word/2016/wordml/cid" xmlns:w16se="http://schemas.microsoft.com/office/word/2015/wordml/symex" xmlns:wpg="http://schemas.microsoft.com/office/word/2010/wordprocessingGroup" xmlns:wpi="http://schemas.microsoft.com/office/word/2010/wordprocessingInk" xmlns:wne="http://schemas.microsoft.com/office/word/2006/wordml" xmlns:wps="http://schemas.microsoft.com/office/word/2010/wordprocessingShape" mc:Ignorable="w14 w15 w16se w16cid wp14">
   <w:body>
     <w:p>
       <w:pPr>
@@ -135,7 +135,7 @@
               </wp:inline>
             </w:drawing>
           </mc:Choice>
-          <mc:Fallback xmlns:a="http://schemas.openxmlformats.org/drawingml/2006/main">
+          <mc:Fallback xmlns:a="http://schemas.openxmlformats.org/drawingml/2006/main" xmlns:w16sdtdh="http://schemas.microsoft.com/office/word/2020/wordml/sdtdatahash" xmlns:w16="http://schemas.microsoft.com/office/word/2018/wordml" xmlns:w16cex="http://schemas.microsoft.com/office/word/2018/wordml/cex" xmlns:oel="http://schemas.microsoft.com/office/2019/extlst">
             <w:pict>
               <v:group id="Group 9904" style="width:121.205pt;height:0.75pt;mso-position-horizontal-relative:char;mso-position-vertical-relative:line" coordsize="15393,95">
                 <v:shape id="Shape 319" style="position:absolute;width:15393;height:0;left:0;top:0;" coordsize="1539304,0" path="m0,0l1539304,0">
@@ -229,7 +229,7 @@
     </w:p>
     <w:p>
       <w:pPr>
-        <w:pStyle w:val="u1"/>
+        <w:pStyle w:val="Heading1"/>
       </w:pPr>
       <w:r>
         <w:t xml:space="preserve">ĐỀ CƯƠNG ĐỒ ÁN TỐT NGHIỆP </w:t>
@@ -296,21 +296,12 @@
           <w:sz w:val="24"/>
         </w:rPr>
         <w:tab/>
-        <w:t xml:space="preserve">: 5240294                                   Lớp  </w:t>
-      </w:r>
-      <w:proofErr w:type="gramStart"/>
+      </w:r>
       <w:r>
         <w:rPr>
           <w:sz w:val="24"/>
         </w:rPr>
-        <w:t xml:space="preserve">  :</w:t>
-      </w:r>
-      <w:proofErr w:type="gramEnd"/>
-      <w:r>
-        <w:rPr>
-          <w:sz w:val="24"/>
-        </w:rPr>
-        <w:t xml:space="preserve"> CNTT K28.2           Khóa: K28.2 </w:t>
+        <w:t xml:space="preserve">: 5240294                                   Lớp    : CNTT K28.2           Khóa: K28.2 </w:t>
       </w:r>
     </w:p>
     <w:p>
@@ -323,21 +314,7 @@
         <w:rPr>
           <w:sz w:val="24"/>
         </w:rPr>
-        <w:t xml:space="preserve">      Số điện thoại     </w:t>
-      </w:r>
-      <w:proofErr w:type="gramStart"/>
-      <w:r>
-        <w:rPr>
-          <w:sz w:val="24"/>
-        </w:rPr>
-        <w:t xml:space="preserve">  :</w:t>
-      </w:r>
-      <w:proofErr w:type="gramEnd"/>
-      <w:r>
-        <w:rPr>
-          <w:sz w:val="24"/>
-        </w:rPr>
-        <w:t xml:space="preserve"> 0988353709                             Email    : duongnt2508@gmail.com </w:t>
+        <w:t xml:space="preserve">      Số điện thoại       : 0988353709                             Email    : duongnt2508@gmail.com </w:t>
       </w:r>
     </w:p>
     <w:p>
@@ -357,16 +334,8 @@
         <w:rPr>
           <w:sz w:val="24"/>
         </w:rPr>
-        <w:t xml:space="preserve">Ngành                </w:t>
-      </w:r>
-      <w:proofErr w:type="gramStart"/>
-      <w:r>
-        <w:rPr>
-          <w:sz w:val="24"/>
-        </w:rPr>
-        <w:t xml:space="preserve">  :</w:t>
-      </w:r>
-      <w:proofErr w:type="gramEnd"/>
+        <w:t>Ngành                  :</w:t>
+      </w:r>
       <w:r>
         <w:rPr>
           <w:sz w:val="24"/>
@@ -411,21 +380,7 @@
         <w:rPr>
           <w:sz w:val="24"/>
         </w:rPr>
-        <w:t xml:space="preserve">Đơn vị công </w:t>
-      </w:r>
-      <w:proofErr w:type="gramStart"/>
-      <w:r>
-        <w:rPr>
-          <w:sz w:val="24"/>
-        </w:rPr>
-        <w:t>tác :</w:t>
-      </w:r>
-      <w:proofErr w:type="gramEnd"/>
-      <w:r>
-        <w:rPr>
-          <w:sz w:val="24"/>
-        </w:rPr>
-        <w:t xml:space="preserve"> KHMT-Khoa CNTT Trường Đại Học Giao Thông Vận Tải </w:t>
+        <w:t xml:space="preserve">Đơn vị công tác : KHMT-Khoa CNTT Trường Đại Học Giao Thông Vận Tải </w:t>
       </w:r>
     </w:p>
     <w:p>
@@ -456,7 +411,13 @@
           <w:sz w:val="24"/>
         </w:rPr>
         <w:tab/>
-        <w:t xml:space="preserve">: 0913066940                            Email: duongnd@utc.edu.vn </w:t>
+        <w:t>: 0913066940                            Email: duongnd@ut</w:t>
+      </w:r>
+      <w:r>
+        <w:rPr>
+          <w:sz w:val="24"/>
+        </w:rPr>
+        <w:t xml:space="preserve">c.edu.vn </w:t>
       </w:r>
     </w:p>
     <w:p>
@@ -495,6 +456,8 @@
         </w:rPr>
         <w:t xml:space="preserve">Nội dung, phạm vi của đề tài </w:t>
       </w:r>
+      <w:bookmarkStart w:id="0" w:name="_GoBack"/>
+      <w:bookmarkEnd w:id="0"/>
     </w:p>
     <w:p>
       <w:pPr>
@@ -529,7 +492,13 @@
         <w:t>website quản lý Thực tập và Đồ án cho sinh viên</w:t>
       </w:r>
       <w:r>
-        <w:t xml:space="preserve">, hỗ trợ nhà trường trong việc phân công giảng viên hướng dẫn, quản lý sinh viên, đề tài, theo dõi tiến độ thực hiện, nộp báo cáo và đánh giá kết quả. Hệ thống cung cấp các chức năng chính cho ba đối tượng: quản trị viên, giảng viên và sinh viên; đồng thời tích hợp chức năng trao đổi real-time giữa sinh viên và giảng viên hướng dẫn. Thông báo đến sinh viên giúp sinh viên có thể nhận thông </w:t>
+        <w:t>, hỗ trợ nhà trườ</w:t>
+      </w:r>
+      <w:r>
+        <w:t>ng trong việc phân công giảng viên hướng dẫn, quản lý sinh viên, đề tài, theo dõi tiến độ thực hiện, nộp báo cáo và đánh giá kết quả. Hệ thống cung cấp các chức năng chính cho ba đối tượng: quản trị viên, giảng viên và sinh viên; đồng thời tích hợp chức nă</w:t>
+      </w:r>
+      <w:r>
+        <w:t xml:space="preserve">ng trao đổi real-time giữa sinh viên và giảng viên hướng dẫn. Thông báo đến sinh viên giúp sinh viên có thể nhận thông </w:t>
       </w:r>
     </w:p>
     <w:p>
@@ -603,7 +572,10 @@
         <w:ind w:right="393"/>
       </w:pPr>
       <w:r>
-        <w:t xml:space="preserve">Quản lý người dùng và phân quyền theo vai trò: quản trị viên, giảng viên, sinh viên </w:t>
+        <w:t>Qu</w:t>
+      </w:r>
+      <w:r>
+        <w:t xml:space="preserve">ản lý người dùng và phân quyền theo vai trò: quản trị viên, giảng viên, sinh viên </w:t>
       </w:r>
     </w:p>
     <w:p>
@@ -719,7 +691,10 @@
         <w:ind w:right="393"/>
       </w:pPr>
       <w:r>
-        <w:t xml:space="preserve">Thông báo các sự kiện quan trọng trong quá trình thực hiện </w:t>
+        <w:t xml:space="preserve">Thông báo các sự kiện </w:t>
+      </w:r>
+      <w:r>
+        <w:t xml:space="preserve">quan trọng trong quá trình thực hiện </w:t>
       </w:r>
     </w:p>
     <w:p>
@@ -907,7 +882,10 @@
         <w:ind w:right="393" w:hanging="360"/>
       </w:pPr>
       <w:r>
-        <w:t xml:space="preserve">Quản lý tài khoản người dùng trong hệ thống </w:t>
+        <w:t>Quản lý tài khoản người dùng trong</w:t>
+      </w:r>
+      <w:r>
+        <w:t xml:space="preserve"> hệ thống </w:t>
       </w:r>
     </w:p>
     <w:p>
@@ -1031,20 +1009,12 @@
         <w:ind w:right="393" w:hanging="360"/>
       </w:pPr>
       <w:r>
-        <w:t xml:space="preserve">Import </w:t>
-      </w:r>
-      <w:proofErr w:type="gramStart"/>
-      <w:r>
-        <w:t>excel</w:t>
-      </w:r>
-      <w:proofErr w:type="gramEnd"/>
-      <w:r>
-        <w:t xml:space="preserve"> </w:t>
-      </w:r>
-    </w:p>
-    <w:p>
-      <w:pPr>
-        <w:pStyle w:val="oancuaDanhsach"/>
+        <w:t xml:space="preserve">Import excel </w:t>
+      </w:r>
+    </w:p>
+    <w:p>
+      <w:pPr>
+        <w:pStyle w:val="ListParagraph"/>
         <w:numPr>
           <w:ilvl w:val="0"/>
           <w:numId w:val="2"/>
@@ -1059,7 +1029,7 @@
     </w:p>
     <w:p>
       <w:pPr>
-        <w:pStyle w:val="oancuaDanhsach"/>
+        <w:pStyle w:val="ListParagraph"/>
         <w:numPr>
           <w:ilvl w:val="0"/>
           <w:numId w:val="2"/>
@@ -1095,7 +1065,10 @@
         <w:ind w:right="393" w:hanging="360"/>
       </w:pPr>
       <w:r>
-        <w:t xml:space="preserve">Quản trị viên phân công giảng viên hướng dẫn cho sinh viên theo từng học kỳ </w:t>
+        <w:t>Quản tr</w:t>
+      </w:r>
+      <w:r>
+        <w:t xml:space="preserve">ị viên phân công giảng viên hướng dẫn cho sinh viên theo từng học kỳ </w:t>
       </w:r>
     </w:p>
     <w:p>
@@ -1145,7 +1118,10 @@
         <w:ind w:right="393" w:hanging="360"/>
       </w:pPr>
       <w:r>
-        <w:t xml:space="preserve">Giảng viên quản lý đề tài </w:t>
+        <w:t>Giảng viên quản</w:t>
+      </w:r>
+      <w:r>
+        <w:t xml:space="preserve"> lý đề tài </w:t>
       </w:r>
     </w:p>
     <w:p>
@@ -1187,12 +1163,6 @@
     </w:p>
     <w:p>
       <w:pPr>
-        <w:spacing w:after="75" w:line="276" w:lineRule="auto"/>
-        <w:ind w:left="1173" w:right="393" w:firstLine="0"/>
-      </w:pPr>
-    </w:p>
-    <w:p>
-      <w:pPr>
         <w:numPr>
           <w:ilvl w:val="1"/>
           <w:numId w:val="1"/>
@@ -1255,7 +1225,7 @@
     </w:p>
     <w:p>
       <w:pPr>
-        <w:pStyle w:val="oancuaDanhsach"/>
+        <w:pStyle w:val="ListParagraph"/>
         <w:numPr>
           <w:ilvl w:val="0"/>
           <w:numId w:val="1"/>
@@ -1269,7 +1239,7 @@
     </w:p>
     <w:p>
       <w:pPr>
-        <w:pStyle w:val="oancuaDanhsach"/>
+        <w:pStyle w:val="ListParagraph"/>
         <w:numPr>
           <w:ilvl w:val="0"/>
           <w:numId w:val="3"/>
@@ -1283,7 +1253,7 @@
     </w:p>
     <w:p>
       <w:pPr>
-        <w:pStyle w:val="oancuaDanhsach"/>
+        <w:pStyle w:val="ListParagraph"/>
         <w:numPr>
           <w:ilvl w:val="0"/>
           <w:numId w:val="3"/>
@@ -1297,7 +1267,7 @@
     </w:p>
     <w:p>
       <w:pPr>
-        <w:pStyle w:val="oancuaDanhsach"/>
+        <w:pStyle w:val="ListParagraph"/>
         <w:numPr>
           <w:ilvl w:val="0"/>
           <w:numId w:val="3"/>
@@ -1319,7 +1289,10 @@
         <w:ind w:right="393"/>
       </w:pPr>
       <w:r>
-        <w:t xml:space="preserve">Quản lý hạn nộp báo cáo theo tuần </w:t>
+        <w:t xml:space="preserve">Quản lý </w:t>
+      </w:r>
+      <w:r>
+        <w:t xml:space="preserve">hạn nộp báo cáo theo tuần </w:t>
       </w:r>
     </w:p>
     <w:p>
@@ -1468,7 +1441,10 @@
         <w:ind w:right="393" w:hanging="360"/>
       </w:pPr>
       <w:r>
-        <w:t xml:space="preserve">Đảm bảo chỉ trao đổi đúng người hướng dẫn được phân công </w:t>
+        <w:t>Đảm bảo chỉ tra</w:t>
+      </w:r>
+      <w:r>
+        <w:t xml:space="preserve">o đổi đúng người hướng dẫn được phân công </w:t>
       </w:r>
     </w:p>
     <w:p>
@@ -1481,19 +1457,19 @@
         <w:ind w:right="393"/>
       </w:pPr>
       <w:r>
+        <w:t xml:space="preserve">Chức năng thông báo hệ thống </w:t>
+      </w:r>
+    </w:p>
+    <w:p>
+      <w:pPr>
+        <w:numPr>
+          <w:ilvl w:val="2"/>
+          <w:numId w:val="1"/>
+        </w:numPr>
+        <w:ind w:right="393" w:hanging="360"/>
+      </w:pPr>
+      <w:r>
         <w:lastRenderedPageBreak/>
-        <w:t xml:space="preserve">Chức năng thông báo hệ thống </w:t>
-      </w:r>
-    </w:p>
-    <w:p>
-      <w:pPr>
-        <w:numPr>
-          <w:ilvl w:val="2"/>
-          <w:numId w:val="1"/>
-        </w:numPr>
-        <w:ind w:right="393" w:hanging="360"/>
-      </w:pPr>
-      <w:r>
         <w:t xml:space="preserve">Thông báo kết quả duyệt đề tài </w:t>
       </w:r>
     </w:p>
@@ -2796,7 +2772,6 @@
                 <w:iCs/>
                 <w:szCs w:val="26"/>
               </w:rPr>
-              <w:lastRenderedPageBreak/>
               <w:t>11</w:t>
             </w:r>
           </w:p>
@@ -2902,6 +2877,7 @@
                 <w:iCs/>
                 <w:szCs w:val="26"/>
               </w:rPr>
+              <w:lastRenderedPageBreak/>
               <w:t>12</w:t>
             </w:r>
           </w:p>
@@ -3807,7 +3783,7 @@
     </w:p>
     <w:tbl>
       <w:tblPr>
-        <w:tblStyle w:val="LiBang"/>
+        <w:tblStyle w:val="TableGrid0"/>
         <w:tblW w:w="10773" w:type="dxa"/>
         <w:tblInd w:w="-572" w:type="dxa"/>
         <w:tblLook w:val="04A0" w:firstRow="1" w:lastRow="0" w:firstColumn="1" w:lastColumn="0" w:noHBand="0" w:noVBand="1"/>
@@ -4117,7 +4093,6 @@
           <w:b/>
           <w:sz w:val="24"/>
         </w:rPr>
-        <w:lastRenderedPageBreak/>
         <w:t xml:space="preserve"> </w:t>
       </w:r>
     </w:p>
@@ -4144,7 +4119,7 @@
 </file>
 
 <file path=word/numbering.xml><?xml version="1.0" encoding="utf-8"?>
-<w:numbering xmlns:wpc="http://schemas.microsoft.com/office/word/2010/wordprocessingCanvas" xmlns:cx="http://schemas.microsoft.com/office/drawing/2014/chartex" xmlns:cx1="http://schemas.microsoft.com/office/drawing/2015/9/8/chartex" xmlns:cx2="http://schemas.microsoft.com/office/drawing/2015/10/21/chartex" xmlns:cx3="http://schemas.microsoft.com/office/drawing/2016/5/9/chartex" xmlns:cx4="http://schemas.microsoft.com/office/drawing/2016/5/10/chartex" xmlns:cx5="http://schemas.microsoft.com/office/drawing/2016/5/11/chartex" xmlns:cx6="http://schemas.microsoft.com/office/drawing/2016/5/12/chartex" xmlns:cx7="http://schemas.microsoft.com/office/drawing/2016/5/13/chartex" xmlns:cx8="http://schemas.microsoft.com/office/drawing/2016/5/14/chartex" xmlns:mc="http://schemas.openxmlformats.org/markup-compatibility/2006" xmlns:aink="http://schemas.microsoft.com/office/drawing/2016/ink" xmlns:am3d="http://schemas.microsoft.com/office/drawing/2017/model3d" xmlns:o="urn:schemas-microsoft-com:office:office" xmlns:oel="http://schemas.microsoft.com/office/2019/extlst" xmlns:r="http://schemas.openxmlformats.org/officeDocument/2006/relationships" xmlns:m="http://schemas.openxmlformats.org/officeDocument/2006/math" xmlns:v="urn:schemas-microsoft-com:vml" xmlns:wp14="http://schemas.microsoft.com/office/word/2010/wordprocessingDrawing" xmlns:wp="http://schemas.openxmlformats.org/drawingml/2006/wordprocessingDrawing" xmlns:w10="urn:schemas-microsoft-com:office:word" xmlns:w="http://schemas.openxmlformats.org/wordprocessingml/2006/main" xmlns:w14="http://schemas.microsoft.com/office/word/2010/wordml" xmlns:w15="http://schemas.microsoft.com/office/word/2012/wordml" xmlns:w16cex="http://schemas.microsoft.com/office/word/2018/wordml/cex" xmlns:w16cid="http://schemas.microsoft.com/office/word/2016/wordml/cid" xmlns:w16="http://schemas.microsoft.com/office/word/2018/wordml" xmlns:w16sdtdh="http://schemas.microsoft.com/office/word/2020/wordml/sdtdatahash" xmlns:w16se="http://schemas.microsoft.com/office/word/2015/wordml/symex" xmlns:wpg="http://schemas.microsoft.com/office/word/2010/wordprocessingGroup" xmlns:wpi="http://schemas.microsoft.com/office/word/2010/wordprocessingInk" xmlns:wne="http://schemas.microsoft.com/office/word/2006/wordml" xmlns:wps="http://schemas.microsoft.com/office/word/2010/wordprocessingShape" mc:Ignorable="w14 w15 w16se w16cid w16 w16cex w16sdtdh wp14">
+<w:numbering xmlns:wpc="http://schemas.microsoft.com/office/word/2010/wordprocessingCanvas" xmlns:cx="http://schemas.microsoft.com/office/drawing/2014/chartex" xmlns:cx1="http://schemas.microsoft.com/office/drawing/2015/9/8/chartex" xmlns:cx2="http://schemas.microsoft.com/office/drawing/2015/10/21/chartex" xmlns:cx3="http://schemas.microsoft.com/office/drawing/2016/5/9/chartex" xmlns:cx4="http://schemas.microsoft.com/office/drawing/2016/5/10/chartex" xmlns:cx5="http://schemas.microsoft.com/office/drawing/2016/5/11/chartex" xmlns:cx6="http://schemas.microsoft.com/office/drawing/2016/5/12/chartex" xmlns:cx7="http://schemas.microsoft.com/office/drawing/2016/5/13/chartex" xmlns:cx8="http://schemas.microsoft.com/office/drawing/2016/5/14/chartex" xmlns:mc="http://schemas.openxmlformats.org/markup-compatibility/2006" xmlns:aink="http://schemas.microsoft.com/office/drawing/2016/ink" xmlns:am3d="http://schemas.microsoft.com/office/drawing/2017/model3d" xmlns:o="urn:schemas-microsoft-com:office:office" xmlns:r="http://schemas.openxmlformats.org/officeDocument/2006/relationships" xmlns:m="http://schemas.openxmlformats.org/officeDocument/2006/math" xmlns:v="urn:schemas-microsoft-com:vml" xmlns:wp14="http://schemas.microsoft.com/office/word/2010/wordprocessingDrawing" xmlns:wp="http://schemas.openxmlformats.org/drawingml/2006/wordprocessingDrawing" xmlns:w10="urn:schemas-microsoft-com:office:word" xmlns:w="http://schemas.openxmlformats.org/wordprocessingml/2006/main" xmlns:w14="http://schemas.microsoft.com/office/word/2010/wordml" xmlns:w15="http://schemas.microsoft.com/office/word/2012/wordml" xmlns:w16cid="http://schemas.microsoft.com/office/word/2016/wordml/cid" xmlns:w16se="http://schemas.microsoft.com/office/word/2015/wordml/symex" xmlns:wpg="http://schemas.microsoft.com/office/word/2010/wordprocessingGroup" xmlns:wpi="http://schemas.microsoft.com/office/word/2010/wordprocessingInk" xmlns:wne="http://schemas.microsoft.com/office/word/2006/wordml" xmlns:wps="http://schemas.microsoft.com/office/word/2010/wordprocessingShape" mc:Ignorable="w14 w15 w16se w16cid wp14">
   <w:abstractNum w:abstractNumId="0" w15:restartNumberingAfterBreak="0">
     <w:nsid w:val="6D6A3C3A"/>
     <w:multiLevelType w:val="hybridMultilevel"/>
@@ -4606,20 +4581,20 @@
       </w:rPr>
     </w:lvl>
   </w:abstractNum>
-  <w:num w:numId="1" w16cid:durableId="2028866884">
+  <w:num w:numId="1">
     <w:abstractNumId w:val="1"/>
   </w:num>
-  <w:num w:numId="2" w16cid:durableId="1373730696">
+  <w:num w:numId="2">
     <w:abstractNumId w:val="0"/>
   </w:num>
-  <w:num w:numId="3" w16cid:durableId="872570648">
+  <w:num w:numId="3">
     <w:abstractNumId w:val="2"/>
   </w:num>
 </w:numbering>
 </file>
 
 <file path=word/styles.xml><?xml version="1.0" encoding="utf-8"?>
-<w:styles xmlns:mc="http://schemas.openxmlformats.org/markup-compatibility/2006" xmlns:r="http://schemas.openxmlformats.org/officeDocument/2006/relationships" xmlns:w="http://schemas.openxmlformats.org/wordprocessingml/2006/main" xmlns:w14="http://schemas.microsoft.com/office/word/2010/wordml" xmlns:w15="http://schemas.microsoft.com/office/word/2012/wordml" xmlns:w16cex="http://schemas.microsoft.com/office/word/2018/wordml/cex" xmlns:w16cid="http://schemas.microsoft.com/office/word/2016/wordml/cid" xmlns:w16="http://schemas.microsoft.com/office/word/2018/wordml" xmlns:w16sdtdh="http://schemas.microsoft.com/office/word/2020/wordml/sdtdatahash" xmlns:w16se="http://schemas.microsoft.com/office/word/2015/wordml/symex" mc:Ignorable="w14 w15 w16se w16cid w16 w16cex w16sdtdh">
+<w:styles xmlns:mc="http://schemas.openxmlformats.org/markup-compatibility/2006" xmlns:r="http://schemas.openxmlformats.org/officeDocument/2006/relationships" xmlns:w="http://schemas.openxmlformats.org/wordprocessingml/2006/main" xmlns:w14="http://schemas.microsoft.com/office/word/2010/wordml" xmlns:w15="http://schemas.microsoft.com/office/word/2012/wordml" xmlns:w16cid="http://schemas.microsoft.com/office/word/2016/wordml/cid" xmlns:w16se="http://schemas.microsoft.com/office/word/2015/wordml/symex" mc:Ignorable="w14 w15 w16se w16cid">
   <w:docDefaults>
     <w:rPrDefault>
       <w:rPr>
@@ -4637,7 +4612,7 @@
       </w:pPr>
     </w:pPrDefault>
   </w:docDefaults>
-  <w:latentStyles w:defLockedState="0" w:defUIPriority="99" w:defSemiHidden="0" w:defUnhideWhenUsed="0" w:defQFormat="0" w:count="376">
+  <w:latentStyles w:defLockedState="0" w:defUIPriority="99" w:defSemiHidden="0" w:defUnhideWhenUsed="0" w:defQFormat="0" w:count="375">
     <w:lsdException w:name="Normal" w:uiPriority="0" w:qFormat="1"/>
     <w:lsdException w:name="heading 1" w:uiPriority="9" w:qFormat="1"/>
     <w:lsdException w:name="heading 2" w:semiHidden="1" w:uiPriority="9" w:unhideWhenUsed="1" w:qFormat="1"/>
@@ -5013,9 +4988,8 @@
     <w:lsdException w:name="Smart Hyperlink" w:semiHidden="1" w:unhideWhenUsed="1"/>
     <w:lsdException w:name="Hashtag" w:semiHidden="1" w:unhideWhenUsed="1"/>
     <w:lsdException w:name="Unresolved Mention" w:semiHidden="1" w:unhideWhenUsed="1"/>
-    <w:lsdException w:name="Smart Link" w:semiHidden="1" w:unhideWhenUsed="1"/>
   </w:latentStyles>
-  <w:style w:type="paragraph" w:default="1" w:styleId="Binhthng">
+  <w:style w:type="paragraph" w:default="1" w:styleId="Normal">
     <w:name w:val="Normal"/>
     <w:qFormat/>
     <w:pPr>
@@ -5029,10 +5003,10 @@
       <w:sz w:val="26"/>
     </w:rPr>
   </w:style>
-  <w:style w:type="paragraph" w:styleId="u1">
+  <w:style w:type="paragraph" w:styleId="Heading1">
     <w:name w:val="heading 1"/>
-    <w:next w:val="Binhthng"/>
-    <w:link w:val="u1Char"/>
+    <w:next w:val="Normal"/>
+    <w:link w:val="Heading1Char"/>
     <w:uiPriority w:val="9"/>
     <w:qFormat/>
     <w:pPr>
@@ -5050,10 +5024,10 @@
       <w:sz w:val="34"/>
     </w:rPr>
   </w:style>
-  <w:style w:type="paragraph" w:styleId="u2">
+  <w:style w:type="paragraph" w:styleId="Heading2">
     <w:name w:val="heading 2"/>
-    <w:next w:val="Binhthng"/>
-    <w:link w:val="u2Char"/>
+    <w:next w:val="Normal"/>
+    <w:link w:val="Heading2Char"/>
     <w:uiPriority w:val="9"/>
     <w:unhideWhenUsed/>
     <w:qFormat/>
@@ -5071,13 +5045,13 @@
       <w:color w:val="000000"/>
     </w:rPr>
   </w:style>
-  <w:style w:type="character" w:default="1" w:styleId="Phngmcinhcuaoanvn">
+  <w:style w:type="character" w:default="1" w:styleId="DefaultParagraphFont">
     <w:name w:val="Default Paragraph Font"/>
     <w:uiPriority w:val="1"/>
     <w:semiHidden/>
     <w:unhideWhenUsed/>
   </w:style>
-  <w:style w:type="table" w:default="1" w:styleId="BangThngthng">
+  <w:style w:type="table" w:default="1" w:styleId="TableNormal">
     <w:name w:val="Normal Table"/>
     <w:uiPriority w:val="99"/>
     <w:semiHidden/>
@@ -5092,15 +5066,15 @@
       </w:tblCellMar>
     </w:tblPr>
   </w:style>
-  <w:style w:type="numbering" w:default="1" w:styleId="Khngco">
+  <w:style w:type="numbering" w:default="1" w:styleId="NoList">
     <w:name w:val="No List"/>
     <w:uiPriority w:val="99"/>
     <w:semiHidden/>
     <w:unhideWhenUsed/>
   </w:style>
-  <w:style w:type="character" w:customStyle="1" w:styleId="u2Char">
-    <w:name w:val="Đầu đề 2 Char"/>
-    <w:link w:val="u2"/>
+  <w:style w:type="character" w:customStyle="1" w:styleId="Heading2Char">
+    <w:name w:val="Heading 2 Char"/>
+    <w:link w:val="Heading2"/>
     <w:rPr>
       <w:rFonts w:ascii="Times New Roman" w:eastAsia="Times New Roman" w:hAnsi="Times New Roman" w:cs="Times New Roman"/>
       <w:b/>
@@ -5108,9 +5082,9 @@
       <w:sz w:val="24"/>
     </w:rPr>
   </w:style>
-  <w:style w:type="character" w:customStyle="1" w:styleId="u1Char">
-    <w:name w:val="Đầu đề 1 Char"/>
-    <w:link w:val="u1"/>
+  <w:style w:type="character" w:customStyle="1" w:styleId="Heading1Char">
+    <w:name w:val="Heading 1 Char"/>
+    <w:link w:val="Heading1"/>
     <w:rPr>
       <w:rFonts w:ascii="Times New Roman" w:eastAsia="Times New Roman" w:hAnsi="Times New Roman" w:cs="Times New Roman"/>
       <w:b/>
@@ -5132,9 +5106,9 @@
       </w:tblCellMar>
     </w:tblPr>
   </w:style>
-  <w:style w:type="paragraph" w:styleId="oancuaDanhsach">
+  <w:style w:type="paragraph" w:styleId="ListParagraph">
     <w:name w:val="List Paragraph"/>
-    <w:basedOn w:val="Binhthng"/>
+    <w:basedOn w:val="Normal"/>
     <w:uiPriority w:val="34"/>
     <w:qFormat/>
     <w:rsid w:val="008E1CAF"/>
@@ -5143,9 +5117,9 @@
       <w:contextualSpacing/>
     </w:pPr>
   </w:style>
-  <w:style w:type="table" w:styleId="LiBang">
+  <w:style w:type="table" w:styleId="TableGrid0">
     <w:name w:val="Table Grid"/>
-    <w:basedOn w:val="BangThngthng"/>
+    <w:basedOn w:val="TableNormal"/>
     <w:uiPriority w:val="39"/>
     <w:rsid w:val="00C66AA1"/>
     <w:pPr>

--- a/TotNgiepGTVT/NguyenTungDuong_5240294_CNTTK28.2_K28.2_De_Cuong_DATN.docx
+++ b/TotNgiepGTVT/NguyenTungDuong_5240294_CNTTK28.2_K28.2_De_Cuong_DATN.docx
@@ -14,7 +14,7 @@
       </w:pPr>
       <w:r>
         <w:rPr>
-          <w:rFonts w:ascii="Calibri" w:eastAsia="Calibri" w:hAnsi="Calibri" w:cs="Calibri"/>
+          <w:rFonts w:eastAsia="Calibri"/>
           <w:sz w:val="22"/>
         </w:rPr>
         <w:tab/>
@@ -60,95 +60,6 @@
       </w:r>
       <w:r>
         <w:rPr>
-          <w:rFonts w:ascii="Calibri" w:eastAsia="Calibri" w:hAnsi="Calibri" w:cs="Calibri"/>
-          <w:noProof/>
-          <w:sz w:val="22"/>
-        </w:rPr>
-        <mc:AlternateContent>
-          <mc:Choice Requires="wpg">
-            <w:drawing>
-              <wp:inline distT="0" distB="0" distL="0" distR="0" wp14:anchorId="2E01EFD5" wp14:editId="1B5A8E41">
-                <wp:extent cx="1539304" cy="9525"/>
-                <wp:effectExtent l="0" t="0" r="0" b="0"/>
-                <wp:docPr id="9904" name="Group 9904"/>
-                <wp:cNvGraphicFramePr/>
-                <a:graphic xmlns:a="http://schemas.openxmlformats.org/drawingml/2006/main">
-                  <a:graphicData uri="http://schemas.microsoft.com/office/word/2010/wordprocessingGroup">
-                    <wpg:wgp>
-                      <wpg:cNvGrpSpPr/>
-                      <wpg:grpSpPr>
-                        <a:xfrm>
-                          <a:off x="0" y="0"/>
-                          <a:ext cx="1539304" cy="9525"/>
-                          <a:chOff x="0" y="0"/>
-                          <a:chExt cx="1539304" cy="9525"/>
-                        </a:xfrm>
-                      </wpg:grpSpPr>
-                      <wps:wsp>
-                        <wps:cNvPr id="319" name="Shape 319"/>
-                        <wps:cNvSpPr/>
-                        <wps:spPr>
-                          <a:xfrm>
-                            <a:off x="0" y="0"/>
-                            <a:ext cx="1539304" cy="0"/>
-                          </a:xfrm>
-                          <a:custGeom>
-                            <a:avLst/>
-                            <a:gdLst/>
-                            <a:ahLst/>
-                            <a:cxnLst/>
-                            <a:rect l="0" t="0" r="0" b="0"/>
-                            <a:pathLst>
-                              <a:path w="1539304">
-                                <a:moveTo>
-                                  <a:pt x="0" y="0"/>
-                                </a:moveTo>
-                                <a:lnTo>
-                                  <a:pt x="1539304" y="0"/>
-                                </a:lnTo>
-                              </a:path>
-                            </a:pathLst>
-                          </a:custGeom>
-                          <a:ln w="9525" cap="flat">
-                            <a:round/>
-                          </a:ln>
-                        </wps:spPr>
-                        <wps:style>
-                          <a:lnRef idx="1">
-                            <a:srgbClr val="000000"/>
-                          </a:lnRef>
-                          <a:fillRef idx="0">
-                            <a:srgbClr val="000000">
-                              <a:alpha val="0"/>
-                            </a:srgbClr>
-                          </a:fillRef>
-                          <a:effectRef idx="0">
-                            <a:scrgbClr r="0" g="0" b="0"/>
-                          </a:effectRef>
-                          <a:fontRef idx="none"/>
-                        </wps:style>
-                        <wps:bodyPr/>
-                      </wps:wsp>
-                    </wpg:wgp>
-                  </a:graphicData>
-                </a:graphic>
-              </wp:inline>
-            </w:drawing>
-          </mc:Choice>
-          <mc:Fallback xmlns:a="http://schemas.openxmlformats.org/drawingml/2006/main" xmlns:w16sdtdh="http://schemas.microsoft.com/office/word/2020/wordml/sdtdatahash" xmlns:w16="http://schemas.microsoft.com/office/word/2018/wordml" xmlns:w16cex="http://schemas.microsoft.com/office/word/2018/wordml/cex" xmlns:oel="http://schemas.microsoft.com/office/2019/extlst">
-            <w:pict>
-              <v:group id="Group 9904" style="width:121.205pt;height:0.75pt;mso-position-horizontal-relative:char;mso-position-vertical-relative:line" coordsize="15393,95">
-                <v:shape id="Shape 319" style="position:absolute;width:15393;height:0;left:0;top:0;" coordsize="1539304,0" path="m0,0l1539304,0">
-                  <v:stroke weight="0.75pt" endcap="flat" joinstyle="round" on="true" color="#000000"/>
-                  <v:fill on="false" color="#000000" opacity="0"/>
-                </v:shape>
-              </v:group>
-            </w:pict>
-          </mc:Fallback>
-        </mc:AlternateContent>
-      </w:r>
-      <w:r>
-        <w:rPr>
           <w:b/>
           <w:sz w:val="20"/>
         </w:rPr>
@@ -280,7 +191,7 @@
       </w:pPr>
       <w:r>
         <w:rPr>
-          <w:rFonts w:ascii="Calibri" w:eastAsia="Calibri" w:hAnsi="Calibri" w:cs="Calibri"/>
+          <w:rFonts w:eastAsia="Calibri"/>
           <w:sz w:val="22"/>
         </w:rPr>
         <w:tab/>
@@ -296,11 +207,6 @@
           <w:sz w:val="24"/>
         </w:rPr>
         <w:tab/>
-      </w:r>
-      <w:r>
-        <w:rPr>
-          <w:sz w:val="24"/>
-        </w:rPr>
         <w:t xml:space="preserve">: 5240294                                   Lớp    : CNTT K28.2           Khóa: K28.2 </w:t>
       </w:r>
     </w:p>
@@ -334,13 +240,7 @@
         <w:rPr>
           <w:sz w:val="24"/>
         </w:rPr>
-        <w:t>Ngành                  :</w:t>
-      </w:r>
-      <w:r>
-        <w:rPr>
-          <w:sz w:val="24"/>
-        </w:rPr>
-        <w:t xml:space="preserve"> Công nghệ thông tin                Hệ         : Liên thông </w:t>
+        <w:t xml:space="preserve">Ngành                  : Công nghệ thông tin                Hệ         : Liên thông </w:t>
       </w:r>
     </w:p>
     <w:p>
@@ -395,7 +295,7 @@
       </w:pPr>
       <w:r>
         <w:rPr>
-          <w:rFonts w:ascii="Calibri" w:eastAsia="Calibri" w:hAnsi="Calibri" w:cs="Calibri"/>
+          <w:rFonts w:eastAsia="Calibri"/>
           <w:sz w:val="22"/>
         </w:rPr>
         <w:tab/>
@@ -411,13 +311,7 @@
           <w:sz w:val="24"/>
         </w:rPr>
         <w:tab/>
-        <w:t>: 0913066940                            Email: duongnd@ut</w:t>
-      </w:r>
-      <w:r>
-        <w:rPr>
-          <w:sz w:val="24"/>
-        </w:rPr>
-        <w:t xml:space="preserve">c.edu.vn </w:t>
+        <w:t xml:space="preserve">: 0913066940                            Email: duongnd@utc.edu.vn </w:t>
       </w:r>
     </w:p>
     <w:p>
@@ -442,22 +336,22 @@
     </w:p>
     <w:p>
       <w:pPr>
-        <w:numPr>
-          <w:ilvl w:val="0"/>
-          <w:numId w:val="1"/>
-        </w:numPr>
         <w:spacing w:after="195"/>
-        <w:ind w:right="0" w:hanging="360"/>
+        <w:ind w:left="453" w:right="0" w:firstLine="0"/>
         <w:jc w:val="left"/>
       </w:pPr>
+      <w:r>
+        <w:rPr>
+          <w:b/>
+        </w:rPr>
+        <w:t xml:space="preserve">1. </w:t>
+      </w:r>
       <w:r>
         <w:rPr>
           <w:b/>
         </w:rPr>
         <w:t xml:space="preserve">Nội dung, phạm vi của đề tài </w:t>
       </w:r>
-      <w:bookmarkStart w:id="0" w:name="_GoBack"/>
-      <w:bookmarkEnd w:id="0"/>
     </w:p>
     <w:p>
       <w:pPr>
@@ -466,13 +360,14 @@
       </w:pPr>
       <w:r>
         <w:rPr>
-          <w:rFonts w:ascii="Segoe UI Symbol" w:eastAsia="Segoe UI Symbol" w:hAnsi="Segoe UI Symbol" w:cs="Segoe UI Symbol"/>
+          <w:rFonts w:eastAsia="Arial"/>
+          <w:b/>
         </w:rPr>
-        <w:t>•</w:t>
+        <w:t>a)</w:t>
       </w:r>
       <w:r>
         <w:rPr>
-          <w:rFonts w:ascii="Arial" w:eastAsia="Arial" w:hAnsi="Arial" w:cs="Arial"/>
+          <w:rFonts w:eastAsia="Arial"/>
         </w:rPr>
         <w:t xml:space="preserve"> </w:t>
       </w:r>
@@ -492,13 +387,7 @@
         <w:t>website quản lý Thực tập và Đồ án cho sinh viên</w:t>
       </w:r>
       <w:r>
-        <w:t>, hỗ trợ nhà trườ</w:t>
-      </w:r>
-      <w:r>
-        <w:t>ng trong việc phân công giảng viên hướng dẫn, quản lý sinh viên, đề tài, theo dõi tiến độ thực hiện, nộp báo cáo và đánh giá kết quả. Hệ thống cung cấp các chức năng chính cho ba đối tượng: quản trị viên, giảng viên và sinh viên; đồng thời tích hợp chức nă</w:t>
-      </w:r>
-      <w:r>
-        <w:t xml:space="preserve">ng trao đổi real-time giữa sinh viên và giảng viên hướng dẫn. Thông báo đến sinh viên giúp sinh viên có thể nhận thông </w:t>
+        <w:t xml:space="preserve">, hỗ trợ nhà trường trong việc phân công giảng viên hướng dẫn, quản lý sinh viên, đề tài, theo dõi tiến độ thực hiện, nộp báo cáo và đánh giá kết quả. Hệ thống cung cấp các chức năng chính cho ba đối tượng: quản trị viên, giảng viên và sinh viên; đồng thời tích hợp chức năng trao đổi real-time giữa sinh viên và giảng viên hướng dẫn. Thông báo đến sinh viên giúp sinh viên có thể nhận thông </w:t>
       </w:r>
     </w:p>
     <w:p>
@@ -518,14 +407,30 @@
     </w:p>
     <w:p>
       <w:pPr>
-        <w:numPr>
-          <w:ilvl w:val="0"/>
-          <w:numId w:val="1"/>
-        </w:numPr>
         <w:spacing w:after="153"/>
-        <w:ind w:right="0" w:hanging="360"/>
+        <w:ind w:right="0"/>
         <w:jc w:val="left"/>
       </w:pPr>
+      <w:r>
+        <w:rPr>
+          <w:rFonts w:eastAsia="Arial"/>
+          <w:b/>
+        </w:rPr>
+        <w:t>b</w:t>
+      </w:r>
+      <w:r>
+        <w:rPr>
+          <w:rFonts w:eastAsia="Arial"/>
+          <w:b/>
+        </w:rPr>
+        <w:t>)</w:t>
+      </w:r>
+      <w:r>
+        <w:rPr>
+          <w:rFonts w:eastAsia="Arial"/>
+        </w:rPr>
+        <w:t xml:space="preserve"> </w:t>
+      </w:r>
       <w:r>
         <w:rPr>
           <w:b/>
@@ -572,10 +477,7 @@
         <w:ind w:right="393"/>
       </w:pPr>
       <w:r>
-        <w:t>Qu</w:t>
-      </w:r>
-      <w:r>
-        <w:t xml:space="preserve">ản lý người dùng và phân quyền theo vai trò: quản trị viên, giảng viên, sinh viên </w:t>
+        <w:t xml:space="preserve">Quản lý người dùng và phân quyền theo vai trò: quản trị viên, giảng viên, sinh viên </w:t>
       </w:r>
     </w:p>
     <w:p>
@@ -691,10 +593,7 @@
         <w:ind w:right="393"/>
       </w:pPr>
       <w:r>
-        <w:t xml:space="preserve">Thông báo các sự kiện </w:t>
-      </w:r>
-      <w:r>
-        <w:t xml:space="preserve">quan trọng trong quá trình thực hiện </w:t>
+        <w:t xml:space="preserve">Thông báo các sự kiện quan trọng trong quá trình thực hiện </w:t>
       </w:r>
     </w:p>
     <w:p>
@@ -712,12 +611,13 @@
     </w:p>
     <w:p>
       <w:pPr>
+        <w:pStyle w:val="ListParagraph"/>
         <w:numPr>
           <w:ilvl w:val="0"/>
-          <w:numId w:val="1"/>
+          <w:numId w:val="20"/>
         </w:numPr>
         <w:spacing w:after="195"/>
-        <w:ind w:right="0" w:hanging="360"/>
+        <w:ind w:right="0"/>
         <w:jc w:val="left"/>
       </w:pPr>
       <w:r>
@@ -725,502 +625,6 @@
           <w:b/>
         </w:rPr>
         <w:t xml:space="preserve">Công nghệ, công cụ và ngôn ngữ lập trình </w:t>
-      </w:r>
-    </w:p>
-    <w:p>
-      <w:pPr>
-        <w:spacing w:after="99"/>
-        <w:ind w:right="393"/>
-      </w:pPr>
-      <w:r>
-        <w:rPr>
-          <w:rFonts w:ascii="Segoe UI Symbol" w:eastAsia="Segoe UI Symbol" w:hAnsi="Segoe UI Symbol" w:cs="Segoe UI Symbol"/>
-        </w:rPr>
-        <w:t>−</w:t>
-      </w:r>
-      <w:r>
-        <w:rPr>
-          <w:rFonts w:ascii="Arial" w:eastAsia="Arial" w:hAnsi="Arial" w:cs="Arial"/>
-        </w:rPr>
-        <w:t xml:space="preserve"> </w:t>
-      </w:r>
-      <w:r>
-        <w:t xml:space="preserve">Công nghệ: </w:t>
-      </w:r>
-    </w:p>
-    <w:p>
-      <w:pPr>
-        <w:spacing w:after="102"/>
-        <w:ind w:left="1198" w:right="393"/>
-      </w:pPr>
-      <w:r>
-        <w:rPr>
-          <w:rFonts w:ascii="Segoe UI Symbol" w:eastAsia="Segoe UI Symbol" w:hAnsi="Segoe UI Symbol" w:cs="Segoe UI Symbol"/>
-        </w:rPr>
-        <w:t>+</w:t>
-      </w:r>
-      <w:r>
-        <w:rPr>
-          <w:rFonts w:ascii="Arial" w:eastAsia="Arial" w:hAnsi="Arial" w:cs="Arial"/>
-        </w:rPr>
-        <w:t xml:space="preserve"> </w:t>
-      </w:r>
-      <w:r>
-        <w:t xml:space="preserve">Front-end: React js, boostrap, html, js. </w:t>
-      </w:r>
-    </w:p>
-    <w:p>
-      <w:pPr>
-        <w:ind w:left="1198" w:right="393"/>
-      </w:pPr>
-      <w:r>
-        <w:rPr>
-          <w:rFonts w:ascii="Segoe UI Symbol" w:eastAsia="Segoe UI Symbol" w:hAnsi="Segoe UI Symbol" w:cs="Segoe UI Symbol"/>
-        </w:rPr>
-        <w:t>+</w:t>
-      </w:r>
-      <w:r>
-        <w:rPr>
-          <w:rFonts w:ascii="Arial" w:eastAsia="Arial" w:hAnsi="Arial" w:cs="Arial"/>
-        </w:rPr>
-        <w:t xml:space="preserve"> </w:t>
-      </w:r>
-      <w:r>
-        <w:t xml:space="preserve">Back-end: Java SpringBoot. </w:t>
-      </w:r>
-    </w:p>
-    <w:p>
-      <w:pPr>
-        <w:spacing w:after="109"/>
-        <w:ind w:right="393"/>
-      </w:pPr>
-      <w:r>
-        <w:rPr>
-          <w:rFonts w:ascii="Segoe UI Symbol" w:eastAsia="Segoe UI Symbol" w:hAnsi="Segoe UI Symbol" w:cs="Segoe UI Symbol"/>
-        </w:rPr>
-        <w:t>−</w:t>
-      </w:r>
-      <w:r>
-        <w:rPr>
-          <w:rFonts w:ascii="Arial" w:eastAsia="Arial" w:hAnsi="Arial" w:cs="Arial"/>
-        </w:rPr>
-        <w:t xml:space="preserve"> </w:t>
-      </w:r>
-      <w:r>
-        <w:t xml:space="preserve">Cơ sở dữ liệu: MySql. </w:t>
-      </w:r>
-    </w:p>
-    <w:p>
-      <w:pPr>
-        <w:ind w:right="393"/>
-      </w:pPr>
-      <w:r>
-        <w:rPr>
-          <w:rFonts w:ascii="Segoe UI Symbol" w:eastAsia="Segoe UI Symbol" w:hAnsi="Segoe UI Symbol" w:cs="Segoe UI Symbol"/>
-        </w:rPr>
-        <w:t>−</w:t>
-      </w:r>
-      <w:r>
-        <w:rPr>
-          <w:rFonts w:ascii="Arial" w:eastAsia="Arial" w:hAnsi="Arial" w:cs="Arial"/>
-        </w:rPr>
-        <w:t xml:space="preserve"> </w:t>
-      </w:r>
-      <w:r>
-        <w:t xml:space="preserve">Công cụ: VSCode, intelliJ IDEA, PostMan. </w:t>
-      </w:r>
-    </w:p>
-    <w:p>
-      <w:pPr>
-        <w:numPr>
-          <w:ilvl w:val="0"/>
-          <w:numId w:val="1"/>
-        </w:numPr>
-        <w:spacing w:after="195"/>
-        <w:ind w:right="0" w:hanging="360"/>
-        <w:jc w:val="left"/>
-      </w:pPr>
-      <w:r>
-        <w:rPr>
-          <w:b/>
-        </w:rPr>
-        <w:t xml:space="preserve">Các kết quả chính dự kiến đạt được  </w:t>
-      </w:r>
-    </w:p>
-    <w:p>
-      <w:pPr>
-        <w:numPr>
-          <w:ilvl w:val="1"/>
-          <w:numId w:val="1"/>
-        </w:numPr>
-        <w:spacing w:after="177"/>
-        <w:ind w:right="393"/>
-      </w:pPr>
-      <w:r>
-        <w:t xml:space="preserve">Xây dựng được website gồm các chức năng: </w:t>
-      </w:r>
-    </w:p>
-    <w:p>
-      <w:pPr>
-        <w:numPr>
-          <w:ilvl w:val="1"/>
-          <w:numId w:val="1"/>
-        </w:numPr>
-        <w:spacing w:after="195"/>
-        <w:ind w:right="393"/>
-      </w:pPr>
-      <w:r>
-        <w:t xml:space="preserve">Chức năng quản lý người dùng và phân quyền </w:t>
-      </w:r>
-    </w:p>
-    <w:p>
-      <w:pPr>
-        <w:numPr>
-          <w:ilvl w:val="2"/>
-          <w:numId w:val="1"/>
-        </w:numPr>
-        <w:ind w:right="393" w:hanging="360"/>
-      </w:pPr>
-      <w:r>
-        <w:t>Quản lý tài khoản người dùng trong</w:t>
-      </w:r>
-      <w:r>
-        <w:t xml:space="preserve"> hệ thống </w:t>
-      </w:r>
-    </w:p>
-    <w:p>
-      <w:pPr>
-        <w:numPr>
-          <w:ilvl w:val="2"/>
-          <w:numId w:val="1"/>
-        </w:numPr>
-        <w:ind w:right="393" w:hanging="360"/>
-      </w:pPr>
-      <w:r>
-        <w:t xml:space="preserve">Phân quyền theo vai trò: Quản trị viên, Giảng viên, Sinh viên </w:t>
-      </w:r>
-    </w:p>
-    <w:p>
-      <w:pPr>
-        <w:numPr>
-          <w:ilvl w:val="2"/>
-          <w:numId w:val="1"/>
-        </w:numPr>
-        <w:ind w:right="393" w:hanging="360"/>
-      </w:pPr>
-      <w:r>
-        <w:t xml:space="preserve">Kiểm soát quyền truy cập chức năng theo từng vai trò </w:t>
-      </w:r>
-    </w:p>
-    <w:p>
-      <w:pPr>
-        <w:numPr>
-          <w:ilvl w:val="2"/>
-          <w:numId w:val="1"/>
-        </w:numPr>
-        <w:spacing w:after="77"/>
-        <w:ind w:right="393" w:hanging="360"/>
-      </w:pPr>
-      <w:r>
-        <w:t xml:space="preserve">Đăng nhập, đăng xuất hệ thống </w:t>
-      </w:r>
-    </w:p>
-    <w:p>
-      <w:pPr>
-        <w:numPr>
-          <w:ilvl w:val="1"/>
-          <w:numId w:val="1"/>
-        </w:numPr>
-        <w:spacing w:after="197"/>
-        <w:ind w:right="393"/>
-      </w:pPr>
-      <w:r>
-        <w:t xml:space="preserve">Chức năng quản lý học kỳ / đợt thực tập </w:t>
-      </w:r>
-    </w:p>
-    <w:p>
-      <w:pPr>
-        <w:numPr>
-          <w:ilvl w:val="2"/>
-          <w:numId w:val="1"/>
-        </w:numPr>
-        <w:ind w:right="393" w:hanging="360"/>
-      </w:pPr>
-      <w:r>
-        <w:t xml:space="preserve">Tạo và quản lý các học kỳ, đợt thực tập </w:t>
-      </w:r>
-    </w:p>
-    <w:p>
-      <w:pPr>
-        <w:numPr>
-          <w:ilvl w:val="2"/>
-          <w:numId w:val="1"/>
-        </w:numPr>
-        <w:ind w:right="393" w:hanging="360"/>
-      </w:pPr>
-      <w:r>
-        <w:t xml:space="preserve">Cập nhật thời gian bắt đầu và kết thúc học kỳ </w:t>
-      </w:r>
-    </w:p>
-    <w:p>
-      <w:pPr>
-        <w:numPr>
-          <w:ilvl w:val="2"/>
-          <w:numId w:val="1"/>
-        </w:numPr>
-        <w:spacing w:after="78"/>
-        <w:ind w:right="393" w:hanging="360"/>
-      </w:pPr>
-      <w:r>
-        <w:t xml:space="preserve">Quản lý dữ liệu theo từng học kỳ </w:t>
-      </w:r>
-    </w:p>
-    <w:p>
-      <w:pPr>
-        <w:numPr>
-          <w:ilvl w:val="1"/>
-          <w:numId w:val="1"/>
-        </w:numPr>
-        <w:spacing w:after="193"/>
-        <w:ind w:right="393"/>
-      </w:pPr>
-      <w:r>
-        <w:t xml:space="preserve">Chức năng quản lý sinh viên </w:t>
-      </w:r>
-    </w:p>
-    <w:p>
-      <w:pPr>
-        <w:numPr>
-          <w:ilvl w:val="2"/>
-          <w:numId w:val="1"/>
-        </w:numPr>
-        <w:ind w:right="393" w:hanging="360"/>
-      </w:pPr>
-      <w:r>
-        <w:t>Quản lý thông tin sinh viên</w:t>
-      </w:r>
-    </w:p>
-    <w:p>
-      <w:pPr>
-        <w:numPr>
-          <w:ilvl w:val="2"/>
-          <w:numId w:val="1"/>
-        </w:numPr>
-        <w:ind w:right="393" w:hanging="360"/>
-      </w:pPr>
-      <w:r>
-        <w:t xml:space="preserve">Import excel </w:t>
-      </w:r>
-    </w:p>
-    <w:p>
-      <w:pPr>
-        <w:pStyle w:val="ListParagraph"/>
-        <w:numPr>
-          <w:ilvl w:val="0"/>
-          <w:numId w:val="2"/>
-        </w:numPr>
-        <w:spacing w:line="276" w:lineRule="auto"/>
-        <w:ind w:right="0"/>
-        <w:jc w:val="left"/>
-      </w:pPr>
-      <w:r>
-        <w:t>Chức năng quản lý giảng viên</w:t>
-      </w:r>
-    </w:p>
-    <w:p>
-      <w:pPr>
-        <w:pStyle w:val="ListParagraph"/>
-        <w:numPr>
-          <w:ilvl w:val="0"/>
-          <w:numId w:val="2"/>
-        </w:numPr>
-        <w:spacing w:line="276" w:lineRule="auto"/>
-        <w:ind w:right="0"/>
-        <w:jc w:val="left"/>
-      </w:pPr>
-      <w:r>
-        <w:t xml:space="preserve">Chức năng quản lý học kỳ </w:t>
-      </w:r>
-    </w:p>
-    <w:p>
-      <w:pPr>
-        <w:numPr>
-          <w:ilvl w:val="1"/>
-          <w:numId w:val="1"/>
-        </w:numPr>
-        <w:ind w:right="393"/>
-      </w:pPr>
-      <w:r>
-        <w:lastRenderedPageBreak/>
-        <w:t xml:space="preserve">Chức năng phân công giảng viên hướng dẫn </w:t>
-      </w:r>
-    </w:p>
-    <w:p>
-      <w:pPr>
-        <w:numPr>
-          <w:ilvl w:val="2"/>
-          <w:numId w:val="1"/>
-        </w:numPr>
-        <w:spacing w:after="28" w:line="393" w:lineRule="auto"/>
-        <w:ind w:right="393" w:hanging="360"/>
-      </w:pPr>
-      <w:r>
-        <w:t>Quản tr</w:t>
-      </w:r>
-      <w:r>
-        <w:t xml:space="preserve">ị viên phân công giảng viên hướng dẫn cho sinh viên theo từng học kỳ </w:t>
-      </w:r>
-    </w:p>
-    <w:p>
-      <w:pPr>
-        <w:numPr>
-          <w:ilvl w:val="2"/>
-          <w:numId w:val="1"/>
-        </w:numPr>
-        <w:ind w:right="393" w:hanging="360"/>
-      </w:pPr>
-      <w:r>
-        <w:t xml:space="preserve">Mỗi sinh viên chỉ có một giảng viên hướng dẫn trong một học kỳ </w:t>
-      </w:r>
-    </w:p>
-    <w:p>
-      <w:pPr>
-        <w:numPr>
-          <w:ilvl w:val="2"/>
-          <w:numId w:val="1"/>
-        </w:numPr>
-        <w:spacing w:after="75"/>
-        <w:ind w:right="393" w:hanging="360"/>
-      </w:pPr>
-      <w:r>
-        <w:t>Là cơ sở để sinh viên đăng ký đề tài và trao đổi với giảng viên</w:t>
-      </w:r>
-    </w:p>
-    <w:p>
-      <w:pPr>
-        <w:numPr>
-          <w:ilvl w:val="1"/>
-          <w:numId w:val="1"/>
-        </w:numPr>
-        <w:spacing w:after="197"/>
-        <w:ind w:right="393"/>
-      </w:pPr>
-      <w:r>
-        <w:t xml:space="preserve">Chức năng quản lý đề tài thực tập / đồ án </w:t>
-      </w:r>
-    </w:p>
-    <w:p>
-      <w:pPr>
-        <w:numPr>
-          <w:ilvl w:val="2"/>
-          <w:numId w:val="1"/>
-        </w:numPr>
-        <w:ind w:right="393" w:hanging="360"/>
-      </w:pPr>
-      <w:r>
-        <w:t>Giảng viên quản</w:t>
-      </w:r>
-      <w:r>
-        <w:t xml:space="preserve"> lý đề tài </w:t>
-      </w:r>
-    </w:p>
-    <w:p>
-      <w:pPr>
-        <w:numPr>
-          <w:ilvl w:val="2"/>
-          <w:numId w:val="1"/>
-        </w:numPr>
-        <w:ind w:right="393" w:hanging="360"/>
-      </w:pPr>
-      <w:r>
-        <w:t xml:space="preserve">Quản lý thông tin đề tài theo học kỳ </w:t>
-      </w:r>
-    </w:p>
-    <w:p>
-      <w:pPr>
-        <w:numPr>
-          <w:ilvl w:val="2"/>
-          <w:numId w:val="1"/>
-        </w:numPr>
-        <w:ind w:right="393" w:hanging="360"/>
-      </w:pPr>
-      <w:r>
-        <w:t xml:space="preserve">Quản lý số lượng sinh viên tham gia mỗi đề tài </w:t>
-      </w:r>
-    </w:p>
-    <w:p>
-      <w:pPr>
-        <w:numPr>
-          <w:ilvl w:val="2"/>
-          <w:numId w:val="1"/>
-        </w:numPr>
-        <w:spacing w:after="75" w:line="276" w:lineRule="auto"/>
-        <w:ind w:right="393" w:hanging="360"/>
-      </w:pPr>
-      <w:r>
-        <w:t xml:space="preserve">Trạng thái đề tài: mở hoặc đóng </w:t>
-      </w:r>
-    </w:p>
-    <w:p>
-      <w:pPr>
-        <w:numPr>
-          <w:ilvl w:val="1"/>
-          <w:numId w:val="1"/>
-        </w:numPr>
-        <w:spacing w:after="198"/>
-        <w:ind w:right="393"/>
-      </w:pPr>
-      <w:r>
-        <w:t xml:space="preserve">Chức năng đăng ký và duyệt đề tài </w:t>
-      </w:r>
-    </w:p>
-    <w:p>
-      <w:pPr>
-        <w:numPr>
-          <w:ilvl w:val="2"/>
-          <w:numId w:val="1"/>
-        </w:numPr>
-        <w:ind w:right="393" w:hanging="360"/>
-      </w:pPr>
-      <w:r>
-        <w:t xml:space="preserve">Sinh viên đăng ký đề tài của giảng viên hướng dẫn </w:t>
-      </w:r>
-    </w:p>
-    <w:p>
-      <w:pPr>
-        <w:numPr>
-          <w:ilvl w:val="2"/>
-          <w:numId w:val="1"/>
-        </w:numPr>
-        <w:ind w:right="393" w:hanging="360"/>
-      </w:pPr>
-      <w:r>
-        <w:t xml:space="preserve">Giảng viên duyệt hoặc từ chối đăng ký đề tài </w:t>
-      </w:r>
-    </w:p>
-    <w:p>
-      <w:pPr>
-        <w:numPr>
-          <w:ilvl w:val="2"/>
-          <w:numId w:val="1"/>
-        </w:numPr>
-        <w:ind w:right="393" w:hanging="360"/>
-      </w:pPr>
-      <w:r>
-        <w:t>Quản trị viên là người duyệt đề tài cuối cùng</w:t>
-      </w:r>
-    </w:p>
-    <w:p>
-      <w:pPr>
-        <w:numPr>
-          <w:ilvl w:val="2"/>
-          <w:numId w:val="1"/>
-        </w:numPr>
-        <w:spacing w:after="77"/>
-        <w:ind w:right="393" w:hanging="360"/>
-      </w:pPr>
-      <w:r>
-        <w:t xml:space="preserve">Theo dõi trạng thái đăng ký đề tài </w:t>
       </w:r>
     </w:p>
     <w:p>
@@ -1230,344 +634,849 @@
           <w:ilvl w:val="0"/>
           <w:numId w:val="1"/>
         </w:numPr>
-        <w:spacing w:after="77" w:line="360" w:lineRule="auto"/>
-        <w:ind w:right="393"/>
-      </w:pPr>
-      <w:r>
-        <w:t>Chức năng tạo deadline</w:t>
+        <w:spacing w:after="99"/>
+        <w:ind w:left="463" w:right="393"/>
+      </w:pPr>
+      <w:bookmarkStart w:id="0" w:name="_GoBack"/>
+      <w:r>
+        <w:t xml:space="preserve">Công nghệ: </w:t>
+      </w:r>
+    </w:p>
+    <w:bookmarkEnd w:id="0"/>
+    <w:p>
+      <w:pPr>
+        <w:spacing w:after="102"/>
+        <w:ind w:left="1208" w:right="393"/>
+      </w:pPr>
+      <w:r>
+        <w:rPr>
+          <w:rFonts w:eastAsia="Segoe UI Symbol"/>
+        </w:rPr>
+        <w:t>+</w:t>
+      </w:r>
+      <w:r>
+        <w:rPr>
+          <w:rFonts w:eastAsia="Arial"/>
+        </w:rPr>
+        <w:t xml:space="preserve"> </w:t>
+      </w:r>
+      <w:r>
+        <w:t xml:space="preserve">Front-end: React js, boostrap, html, js. </w:t>
+      </w:r>
+    </w:p>
+    <w:p>
+      <w:pPr>
+        <w:ind w:left="1208" w:right="393"/>
+      </w:pPr>
+      <w:r>
+        <w:rPr>
+          <w:rFonts w:eastAsia="Segoe UI Symbol"/>
+        </w:rPr>
+        <w:t>+</w:t>
+      </w:r>
+      <w:r>
+        <w:rPr>
+          <w:rFonts w:eastAsia="Arial"/>
+        </w:rPr>
+        <w:t xml:space="preserve"> </w:t>
+      </w:r>
+      <w:r>
+        <w:t xml:space="preserve">Back-end: Java SpringBoot. </w:t>
       </w:r>
     </w:p>
     <w:p>
       <w:pPr>
         <w:pStyle w:val="ListParagraph"/>
-        <w:numPr>
-          <w:ilvl w:val="0"/>
-          <w:numId w:val="3"/>
-        </w:numPr>
-        <w:spacing w:after="77" w:line="360" w:lineRule="auto"/>
-        <w:ind w:right="393"/>
-      </w:pPr>
-      <w:r>
-        <w:t xml:space="preserve">Giảng viên tạo deadline theo hạn </w:t>
-      </w:r>
-    </w:p>
-    <w:p>
-      <w:pPr>
-        <w:pStyle w:val="ListParagraph"/>
-        <w:numPr>
-          <w:ilvl w:val="0"/>
-          <w:numId w:val="3"/>
-        </w:numPr>
-        <w:spacing w:after="77" w:line="360" w:lineRule="auto"/>
-        <w:ind w:right="393"/>
-      </w:pPr>
-      <w:r>
-        <w:t>Theo dõi được sinh viên nộp deadline</w:t>
-      </w:r>
-    </w:p>
-    <w:p>
-      <w:pPr>
-        <w:pStyle w:val="ListParagraph"/>
-        <w:numPr>
-          <w:ilvl w:val="0"/>
-          <w:numId w:val="3"/>
-        </w:numPr>
-        <w:spacing w:after="77" w:line="360" w:lineRule="auto"/>
-        <w:ind w:right="393"/>
-      </w:pPr>
-      <w:r>
-        <w:t xml:space="preserve">Tải báo cáo của học sinh </w:t>
-      </w:r>
-    </w:p>
-    <w:p>
-      <w:pPr>
-        <w:numPr>
-          <w:ilvl w:val="1"/>
-          <w:numId w:val="1"/>
-        </w:numPr>
-        <w:spacing w:after="197"/>
-        <w:ind w:right="393"/>
-      </w:pPr>
-      <w:r>
-        <w:t xml:space="preserve">Quản lý </w:t>
-      </w:r>
-      <w:r>
-        <w:t xml:space="preserve">hạn nộp báo cáo theo tuần </w:t>
-      </w:r>
-    </w:p>
-    <w:p>
-      <w:pPr>
-        <w:numPr>
-          <w:ilvl w:val="2"/>
-          <w:numId w:val="1"/>
-        </w:numPr>
-        <w:ind w:right="393" w:hanging="360"/>
-      </w:pPr>
-      <w:r>
-        <w:t xml:space="preserve">Sinh viên nộp báo cáo định kỳ (PDF, DOCX) </w:t>
-      </w:r>
-    </w:p>
-    <w:p>
-      <w:pPr>
-        <w:numPr>
-          <w:ilvl w:val="2"/>
-          <w:numId w:val="1"/>
-        </w:numPr>
-        <w:ind w:right="393" w:hanging="360"/>
-      </w:pPr>
-      <w:r>
-        <w:t xml:space="preserve">Theo dõi tình trạng nộp đúng hạn hoặc trễ hạn </w:t>
-      </w:r>
-    </w:p>
-    <w:p>
-      <w:pPr>
-        <w:numPr>
-          <w:ilvl w:val="2"/>
-          <w:numId w:val="1"/>
-        </w:numPr>
-        <w:spacing w:after="77"/>
-        <w:ind w:right="393" w:hanging="360"/>
-      </w:pPr>
-      <w:r>
-        <w:t xml:space="preserve">Giảng viên nhận xét báo cáo theo từng giai đoạn </w:t>
-      </w:r>
-    </w:p>
-    <w:p>
-      <w:pPr>
-        <w:numPr>
-          <w:ilvl w:val="1"/>
-          <w:numId w:val="1"/>
-        </w:numPr>
-        <w:spacing w:after="194"/>
-        <w:ind w:right="393"/>
-      </w:pPr>
-      <w:r>
-        <w:t xml:space="preserve">Chức năng nộp báo cáo cuối và đánh giá </w:t>
-      </w:r>
-    </w:p>
-    <w:p>
-      <w:pPr>
-        <w:numPr>
-          <w:ilvl w:val="2"/>
-          <w:numId w:val="1"/>
-        </w:numPr>
-        <w:ind w:right="393" w:hanging="360"/>
-      </w:pPr>
-      <w:r>
-        <w:t xml:space="preserve">Sinh viên nộp báo cáo cuối </w:t>
-      </w:r>
-    </w:p>
-    <w:p>
-      <w:pPr>
-        <w:numPr>
-          <w:ilvl w:val="2"/>
-          <w:numId w:val="1"/>
-        </w:numPr>
-        <w:ind w:right="393" w:hanging="360"/>
-      </w:pPr>
-      <w:r>
-        <w:t xml:space="preserve">Giảng viên nhận xét tổng kết </w:t>
-      </w:r>
-    </w:p>
-    <w:p>
-      <w:pPr>
-        <w:numPr>
-          <w:ilvl w:val="2"/>
-          <w:numId w:val="1"/>
-        </w:numPr>
-        <w:spacing w:after="75"/>
-        <w:ind w:right="393" w:hanging="360"/>
-      </w:pPr>
-      <w:r>
-        <w:t xml:space="preserve">Nhập điểm và đánh giá kết quả thực tập / đồ án </w:t>
-      </w:r>
-    </w:p>
-    <w:p>
-      <w:pPr>
-        <w:numPr>
-          <w:ilvl w:val="1"/>
-          <w:numId w:val="1"/>
-        </w:numPr>
-        <w:spacing w:after="197"/>
-        <w:ind w:right="393"/>
-      </w:pPr>
-      <w:r>
-        <w:t xml:space="preserve">Chức năng chat real-time giữa sinh viên và giảng viên </w:t>
-      </w:r>
-    </w:p>
-    <w:p>
-      <w:pPr>
-        <w:numPr>
-          <w:ilvl w:val="2"/>
-          <w:numId w:val="1"/>
-        </w:numPr>
-        <w:ind w:right="393" w:hanging="360"/>
-      </w:pPr>
-      <w:r>
-        <w:t xml:space="preserve">Sinh viên chat trực tiếp với giảng viên hướng dẫn </w:t>
-      </w:r>
-    </w:p>
-    <w:p>
-      <w:pPr>
-        <w:numPr>
-          <w:ilvl w:val="2"/>
-          <w:numId w:val="1"/>
-        </w:numPr>
-        <w:ind w:right="393" w:hanging="360"/>
-      </w:pPr>
-      <w:r>
-        <w:t xml:space="preserve">Chat real-time theo hình thức 1–1 </w:t>
-      </w:r>
-    </w:p>
-    <w:p>
-      <w:pPr>
-        <w:numPr>
-          <w:ilvl w:val="2"/>
-          <w:numId w:val="1"/>
-        </w:numPr>
-        <w:ind w:right="393" w:hanging="360"/>
-      </w:pPr>
-      <w:r>
-        <w:t xml:space="preserve">Lưu lịch sử trao đổi </w:t>
-      </w:r>
-    </w:p>
-    <w:p>
-      <w:pPr>
-        <w:numPr>
-          <w:ilvl w:val="2"/>
-          <w:numId w:val="1"/>
-        </w:numPr>
-        <w:spacing w:after="77"/>
-        <w:ind w:right="393" w:hanging="360"/>
-      </w:pPr>
-      <w:r>
-        <w:t>Đảm bảo chỉ tra</w:t>
-      </w:r>
-      <w:r>
-        <w:t xml:space="preserve">o đổi đúng người hướng dẫn được phân công </w:t>
-      </w:r>
-    </w:p>
-    <w:p>
-      <w:pPr>
-        <w:numPr>
-          <w:ilvl w:val="1"/>
-          <w:numId w:val="1"/>
-        </w:numPr>
-        <w:spacing w:after="196"/>
-        <w:ind w:right="393"/>
-      </w:pPr>
-      <w:r>
-        <w:t xml:space="preserve">Chức năng thông báo hệ thống </w:t>
-      </w:r>
-    </w:p>
-    <w:p>
-      <w:pPr>
-        <w:numPr>
-          <w:ilvl w:val="2"/>
-          <w:numId w:val="1"/>
-        </w:numPr>
-        <w:ind w:right="393" w:hanging="360"/>
-      </w:pPr>
-      <w:r>
-        <w:lastRenderedPageBreak/>
-        <w:t xml:space="preserve">Thông báo kết quả duyệt đề tài </w:t>
-      </w:r>
-    </w:p>
-    <w:p>
-      <w:pPr>
-        <w:numPr>
-          <w:ilvl w:val="2"/>
-          <w:numId w:val="1"/>
-        </w:numPr>
-        <w:ind w:right="393" w:hanging="360"/>
-      </w:pPr>
-      <w:r>
-        <w:t xml:space="preserve">Thông báo hạn nộp báo cáo </w:t>
-      </w:r>
-    </w:p>
-    <w:p>
-      <w:pPr>
-        <w:numPr>
-          <w:ilvl w:val="2"/>
-          <w:numId w:val="1"/>
-        </w:numPr>
-        <w:ind w:right="393" w:hanging="360"/>
-      </w:pPr>
-      <w:r>
-        <w:t xml:space="preserve">Thông báo khi có nhận xét hoặc tin nhắn mới </w:t>
-      </w:r>
-    </w:p>
-    <w:p>
-      <w:pPr>
-        <w:numPr>
-          <w:ilvl w:val="1"/>
-          <w:numId w:val="1"/>
-        </w:numPr>
-        <w:spacing w:after="197"/>
-        <w:ind w:right="393"/>
-      </w:pPr>
-      <w:r>
-        <w:t xml:space="preserve">Chức năng thống kê và theo dõi </w:t>
-      </w:r>
-    </w:p>
-    <w:p>
-      <w:pPr>
-        <w:numPr>
-          <w:ilvl w:val="2"/>
-          <w:numId w:val="1"/>
-        </w:numPr>
-        <w:ind w:right="393" w:hanging="360"/>
-      </w:pPr>
-      <w:r>
-        <w:t xml:space="preserve">Thống kê số lượng sinh viên theo học kỳ </w:t>
-      </w:r>
-    </w:p>
-    <w:p>
-      <w:pPr>
-        <w:numPr>
-          <w:ilvl w:val="2"/>
-          <w:numId w:val="1"/>
-        </w:numPr>
-        <w:ind w:right="393" w:hanging="360"/>
-      </w:pPr>
-      <w:r>
-        <w:t xml:space="preserve">Theo dõi tình trạng đăng ký đề tài </w:t>
-      </w:r>
-    </w:p>
-    <w:p>
-      <w:pPr>
-        <w:numPr>
-          <w:ilvl w:val="2"/>
-          <w:numId w:val="1"/>
-        </w:numPr>
-        <w:spacing w:after="75"/>
-        <w:ind w:right="393" w:hanging="360"/>
-      </w:pPr>
-      <w:r>
-        <w:t xml:space="preserve">Hỗ trợ nhà trường và giảng viên quản lý tổng thể </w:t>
-      </w:r>
-    </w:p>
-    <w:p>
-      <w:pPr>
-        <w:numPr>
-          <w:ilvl w:val="1"/>
-          <w:numId w:val="1"/>
-        </w:numPr>
-        <w:spacing w:after="178"/>
-        <w:ind w:right="393"/>
-      </w:pPr>
-      <w:r>
-        <w:t xml:space="preserve">Báo cáo đồ án tốt nghiệp đáp ứng yêu cầu của nhà trường. </w:t>
-      </w:r>
-    </w:p>
-    <w:p>
-      <w:pPr>
         <w:numPr>
           <w:ilvl w:val="0"/>
           <w:numId w:val="1"/>
         </w:numPr>
+        <w:spacing w:after="109"/>
+        <w:ind w:left="463" w:right="393"/>
+      </w:pPr>
+      <w:r>
+        <w:t xml:space="preserve">Cơ sở dữ liệu: MySql. </w:t>
+      </w:r>
+    </w:p>
+    <w:p>
+      <w:pPr>
+        <w:pStyle w:val="ListParagraph"/>
+        <w:numPr>
+          <w:ilvl w:val="0"/>
+          <w:numId w:val="1"/>
+        </w:numPr>
+        <w:ind w:left="463" w:right="393"/>
+      </w:pPr>
+      <w:r>
+        <w:rPr>
+          <w:rFonts w:eastAsia="Arial"/>
+        </w:rPr>
+        <w:t xml:space="preserve"> </w:t>
+      </w:r>
+      <w:r>
+        <w:t xml:space="preserve">Công cụ: VSCode, intelliJ IDEA, PostMan. </w:t>
+      </w:r>
+    </w:p>
+    <w:p>
+      <w:pPr>
+        <w:pStyle w:val="ListParagraph"/>
+        <w:numPr>
+          <w:ilvl w:val="0"/>
+          <w:numId w:val="20"/>
+        </w:numPr>
+        <w:spacing w:after="195"/>
+        <w:ind w:right="0"/>
+        <w:jc w:val="left"/>
+      </w:pPr>
+      <w:r>
+        <w:rPr>
+          <w:b/>
+        </w:rPr>
+        <w:t xml:space="preserve">Các kết quả chính dự kiến đạt được  </w:t>
+      </w:r>
+    </w:p>
+    <w:p>
+      <w:pPr>
+        <w:numPr>
+          <w:ilvl w:val="1"/>
+          <w:numId w:val="20"/>
+        </w:numPr>
+        <w:spacing w:after="177"/>
+        <w:ind w:right="393"/>
+      </w:pPr>
+      <w:r>
+        <w:t xml:space="preserve">Xây dựng được website gồm các chức năng: </w:t>
+      </w:r>
+    </w:p>
+    <w:p>
+      <w:pPr>
+        <w:numPr>
+          <w:ilvl w:val="1"/>
+          <w:numId w:val="20"/>
+        </w:numPr>
+        <w:spacing w:after="195"/>
+        <w:ind w:right="393"/>
+      </w:pPr>
+      <w:r>
+        <w:t xml:space="preserve">Chức năng quản lý người dùng và phân quyền </w:t>
+      </w:r>
+    </w:p>
+    <w:p>
+      <w:pPr>
+        <w:pStyle w:val="ListParagraph"/>
+        <w:numPr>
+          <w:ilvl w:val="0"/>
+          <w:numId w:val="7"/>
+        </w:numPr>
+        <w:ind w:right="393"/>
+      </w:pPr>
+      <w:r>
+        <w:t xml:space="preserve">Quản lý tài khoản người dùng trong hệ thống </w:t>
+      </w:r>
+    </w:p>
+    <w:p>
+      <w:pPr>
+        <w:pStyle w:val="ListParagraph"/>
+        <w:numPr>
+          <w:ilvl w:val="0"/>
+          <w:numId w:val="7"/>
+        </w:numPr>
+        <w:ind w:right="393"/>
+      </w:pPr>
+      <w:r>
+        <w:t xml:space="preserve">Phân quyền theo vai trò: Quản trị viên, Giảng viên, Sinh viên </w:t>
+      </w:r>
+    </w:p>
+    <w:p>
+      <w:pPr>
+        <w:pStyle w:val="ListParagraph"/>
+        <w:numPr>
+          <w:ilvl w:val="0"/>
+          <w:numId w:val="7"/>
+        </w:numPr>
+        <w:ind w:right="393"/>
+      </w:pPr>
+      <w:r>
+        <w:t xml:space="preserve">Kiểm soát quyền truy cập chức năng theo từng vai trò </w:t>
+      </w:r>
+    </w:p>
+    <w:p>
+      <w:pPr>
+        <w:pStyle w:val="ListParagraph"/>
+        <w:numPr>
+          <w:ilvl w:val="0"/>
+          <w:numId w:val="7"/>
+        </w:numPr>
+        <w:spacing w:after="77"/>
+        <w:ind w:right="393"/>
+      </w:pPr>
+      <w:r>
+        <w:t xml:space="preserve">Đăng nhập, đăng xuất hệ thống </w:t>
+      </w:r>
+    </w:p>
+    <w:p>
+      <w:pPr>
+        <w:numPr>
+          <w:ilvl w:val="1"/>
+          <w:numId w:val="20"/>
+        </w:numPr>
+        <w:spacing w:after="197"/>
+        <w:ind w:right="393"/>
+      </w:pPr>
+      <w:r>
+        <w:t xml:space="preserve">Chức năng quản lý học kỳ / đợt thực tập </w:t>
+      </w:r>
+    </w:p>
+    <w:p>
+      <w:pPr>
+        <w:pStyle w:val="ListParagraph"/>
+        <w:numPr>
+          <w:ilvl w:val="0"/>
+          <w:numId w:val="8"/>
+        </w:numPr>
+        <w:ind w:right="393"/>
+      </w:pPr>
+      <w:r>
+        <w:t xml:space="preserve">Tạo và quản lý các học kỳ, đợt thực tập </w:t>
+      </w:r>
+    </w:p>
+    <w:p>
+      <w:pPr>
+        <w:pStyle w:val="ListParagraph"/>
+        <w:numPr>
+          <w:ilvl w:val="0"/>
+          <w:numId w:val="8"/>
+        </w:numPr>
+        <w:ind w:right="393"/>
+      </w:pPr>
+      <w:r>
+        <w:t xml:space="preserve">Cập nhật thời gian bắt đầu và kết thúc học kỳ </w:t>
+      </w:r>
+    </w:p>
+    <w:p>
+      <w:pPr>
+        <w:pStyle w:val="ListParagraph"/>
+        <w:numPr>
+          <w:ilvl w:val="0"/>
+          <w:numId w:val="8"/>
+        </w:numPr>
+        <w:spacing w:after="78"/>
+        <w:ind w:right="393"/>
+      </w:pPr>
+      <w:r>
+        <w:t xml:space="preserve">Quản lý dữ liệu theo từng học kỳ </w:t>
+      </w:r>
+    </w:p>
+    <w:p>
+      <w:pPr>
+        <w:numPr>
+          <w:ilvl w:val="1"/>
+          <w:numId w:val="20"/>
+        </w:numPr>
+        <w:spacing w:after="193"/>
+        <w:ind w:right="393"/>
+      </w:pPr>
+      <w:r>
+        <w:t xml:space="preserve">Chức năng quản lý sinh viên </w:t>
+      </w:r>
+    </w:p>
+    <w:p>
+      <w:pPr>
+        <w:pStyle w:val="ListParagraph"/>
+        <w:numPr>
+          <w:ilvl w:val="0"/>
+          <w:numId w:val="9"/>
+        </w:numPr>
+        <w:ind w:right="393"/>
+      </w:pPr>
+      <w:r>
+        <w:t>Quản lý thông tin sinh viên</w:t>
+      </w:r>
+    </w:p>
+    <w:p>
+      <w:pPr>
+        <w:pStyle w:val="ListParagraph"/>
+        <w:numPr>
+          <w:ilvl w:val="0"/>
+          <w:numId w:val="9"/>
+        </w:numPr>
+        <w:ind w:right="393"/>
+      </w:pPr>
+      <w:r>
+        <w:t xml:space="preserve">Import excel </w:t>
+      </w:r>
+    </w:p>
+    <w:p>
+      <w:pPr>
+        <w:pStyle w:val="ListParagraph"/>
+        <w:numPr>
+          <w:ilvl w:val="1"/>
+          <w:numId w:val="20"/>
+        </w:numPr>
+        <w:spacing w:line="276" w:lineRule="auto"/>
+        <w:ind w:right="0"/>
+        <w:jc w:val="left"/>
+      </w:pPr>
+      <w:r>
+        <w:t>Chức năng quản lý giảng viên</w:t>
+      </w:r>
+    </w:p>
+    <w:p>
+      <w:pPr>
+        <w:pStyle w:val="ListParagraph"/>
+        <w:numPr>
+          <w:ilvl w:val="1"/>
+          <w:numId w:val="20"/>
+        </w:numPr>
+        <w:spacing w:line="276" w:lineRule="auto"/>
+        <w:ind w:right="0"/>
+        <w:jc w:val="left"/>
+      </w:pPr>
+      <w:r>
+        <w:t xml:space="preserve">Chức năng quản lý học kỳ </w:t>
+      </w:r>
+    </w:p>
+    <w:p>
+      <w:pPr>
+        <w:numPr>
+          <w:ilvl w:val="1"/>
+          <w:numId w:val="20"/>
+        </w:numPr>
+        <w:ind w:right="393"/>
+      </w:pPr>
+      <w:r>
+        <w:t xml:space="preserve">Chức năng phân công giảng viên hướng dẫn </w:t>
+      </w:r>
+    </w:p>
+    <w:p>
+      <w:pPr>
+        <w:pStyle w:val="ListParagraph"/>
+        <w:numPr>
+          <w:ilvl w:val="0"/>
+          <w:numId w:val="10"/>
+        </w:numPr>
+        <w:spacing w:after="28" w:line="393" w:lineRule="auto"/>
+        <w:ind w:right="393"/>
+      </w:pPr>
+      <w:r>
+        <w:t xml:space="preserve">Quản trị viên phân công giảng viên hướng dẫn cho sinh viên theo từng học kỳ </w:t>
+      </w:r>
+    </w:p>
+    <w:p>
+      <w:pPr>
+        <w:pStyle w:val="ListParagraph"/>
+        <w:numPr>
+          <w:ilvl w:val="0"/>
+          <w:numId w:val="10"/>
+        </w:numPr>
+        <w:ind w:right="393"/>
+      </w:pPr>
+      <w:r>
+        <w:lastRenderedPageBreak/>
+        <w:t xml:space="preserve">Mỗi sinh viên chỉ có một giảng viên hướng dẫn trong một học kỳ </w:t>
+      </w:r>
+    </w:p>
+    <w:p>
+      <w:pPr>
+        <w:pStyle w:val="ListParagraph"/>
+        <w:numPr>
+          <w:ilvl w:val="0"/>
+          <w:numId w:val="10"/>
+        </w:numPr>
+        <w:spacing w:after="75"/>
+        <w:ind w:right="393"/>
+      </w:pPr>
+      <w:r>
+        <w:t>Là cơ sở để sinh viên đăng ký đề tài và trao đổi với giảng viên</w:t>
+      </w:r>
+    </w:p>
+    <w:p>
+      <w:pPr>
+        <w:numPr>
+          <w:ilvl w:val="1"/>
+          <w:numId w:val="20"/>
+        </w:numPr>
+        <w:spacing w:after="197"/>
+        <w:ind w:right="393"/>
+      </w:pPr>
+      <w:r>
+        <w:t xml:space="preserve">Chức năng quản lý đề tài thực tập / đồ án </w:t>
+      </w:r>
+    </w:p>
+    <w:p>
+      <w:pPr>
+        <w:pStyle w:val="ListParagraph"/>
+        <w:numPr>
+          <w:ilvl w:val="0"/>
+          <w:numId w:val="12"/>
+        </w:numPr>
+        <w:ind w:right="393"/>
+      </w:pPr>
+      <w:r>
+        <w:t xml:space="preserve">Giảng viên quản lý đề tài </w:t>
+      </w:r>
+    </w:p>
+    <w:p>
+      <w:pPr>
+        <w:pStyle w:val="ListParagraph"/>
+        <w:numPr>
+          <w:ilvl w:val="0"/>
+          <w:numId w:val="12"/>
+        </w:numPr>
+        <w:ind w:right="393"/>
+      </w:pPr>
+      <w:r>
+        <w:t xml:space="preserve">Quản lý thông tin đề tài theo học kỳ </w:t>
+      </w:r>
+    </w:p>
+    <w:p>
+      <w:pPr>
+        <w:pStyle w:val="ListParagraph"/>
+        <w:numPr>
+          <w:ilvl w:val="0"/>
+          <w:numId w:val="12"/>
+        </w:numPr>
+        <w:ind w:right="393"/>
+      </w:pPr>
+      <w:r>
+        <w:t xml:space="preserve">Quản lý số lượng sinh viên tham gia mỗi đề tài </w:t>
+      </w:r>
+    </w:p>
+    <w:p>
+      <w:pPr>
+        <w:pStyle w:val="ListParagraph"/>
+        <w:numPr>
+          <w:ilvl w:val="0"/>
+          <w:numId w:val="12"/>
+        </w:numPr>
+        <w:spacing w:after="75" w:line="276" w:lineRule="auto"/>
+        <w:ind w:right="393"/>
+      </w:pPr>
+      <w:r>
+        <w:t xml:space="preserve">Trạng thái đề tài: mở hoặc đóng </w:t>
+      </w:r>
+    </w:p>
+    <w:p>
+      <w:pPr>
+        <w:numPr>
+          <w:ilvl w:val="1"/>
+          <w:numId w:val="20"/>
+        </w:numPr>
+        <w:spacing w:after="198"/>
+        <w:ind w:right="393"/>
+      </w:pPr>
+      <w:r>
+        <w:t xml:space="preserve">Chức năng đăng ký và duyệt đề tài </w:t>
+      </w:r>
+    </w:p>
+    <w:p>
+      <w:pPr>
+        <w:pStyle w:val="ListParagraph"/>
+        <w:numPr>
+          <w:ilvl w:val="0"/>
+          <w:numId w:val="13"/>
+        </w:numPr>
+        <w:ind w:right="393"/>
+      </w:pPr>
+      <w:r>
+        <w:t xml:space="preserve">Sinh viên đăng ký đề tài của giảng viên hướng dẫn </w:t>
+      </w:r>
+    </w:p>
+    <w:p>
+      <w:pPr>
+        <w:pStyle w:val="ListParagraph"/>
+        <w:numPr>
+          <w:ilvl w:val="0"/>
+          <w:numId w:val="13"/>
+        </w:numPr>
+        <w:ind w:right="393"/>
+      </w:pPr>
+      <w:r>
+        <w:t xml:space="preserve">Giảng viên duyệt hoặc từ chối đăng ký đề tài </w:t>
+      </w:r>
+    </w:p>
+    <w:p>
+      <w:pPr>
+        <w:pStyle w:val="ListParagraph"/>
+        <w:numPr>
+          <w:ilvl w:val="0"/>
+          <w:numId w:val="13"/>
+        </w:numPr>
+        <w:ind w:right="393"/>
+      </w:pPr>
+      <w:r>
+        <w:t>Quản trị viên là người duyệt đề tài cuối cùng</w:t>
+      </w:r>
+    </w:p>
+    <w:p>
+      <w:pPr>
+        <w:pStyle w:val="ListParagraph"/>
+        <w:numPr>
+          <w:ilvl w:val="0"/>
+          <w:numId w:val="13"/>
+        </w:numPr>
+        <w:spacing w:after="77"/>
+        <w:ind w:right="393"/>
+      </w:pPr>
+      <w:r>
+        <w:t xml:space="preserve">Theo dõi trạng thái đăng ký đề tài </w:t>
+      </w:r>
+    </w:p>
+    <w:p>
+      <w:pPr>
+        <w:pStyle w:val="ListParagraph"/>
+        <w:numPr>
+          <w:ilvl w:val="1"/>
+          <w:numId w:val="20"/>
+        </w:numPr>
+        <w:spacing w:after="77" w:line="360" w:lineRule="auto"/>
+        <w:ind w:right="393"/>
+      </w:pPr>
+      <w:r>
+        <w:t>Chức năng tạo deadline</w:t>
+      </w:r>
+    </w:p>
+    <w:p>
+      <w:pPr>
+        <w:pStyle w:val="ListParagraph"/>
+        <w:numPr>
+          <w:ilvl w:val="0"/>
+          <w:numId w:val="11"/>
+        </w:numPr>
+        <w:spacing w:after="77" w:line="360" w:lineRule="auto"/>
+        <w:ind w:right="393"/>
+      </w:pPr>
+      <w:r>
+        <w:t xml:space="preserve">Giảng viên tạo deadline theo hạn </w:t>
+      </w:r>
+    </w:p>
+    <w:p>
+      <w:pPr>
+        <w:pStyle w:val="ListParagraph"/>
+        <w:numPr>
+          <w:ilvl w:val="0"/>
+          <w:numId w:val="11"/>
+        </w:numPr>
+        <w:spacing w:after="77" w:line="360" w:lineRule="auto"/>
+        <w:ind w:right="393"/>
+      </w:pPr>
+      <w:r>
+        <w:t>Theo dõi được sinh viên nộp deadline</w:t>
+      </w:r>
+    </w:p>
+    <w:p>
+      <w:pPr>
+        <w:pStyle w:val="ListParagraph"/>
+        <w:numPr>
+          <w:ilvl w:val="0"/>
+          <w:numId w:val="11"/>
+        </w:numPr>
+        <w:spacing w:after="77" w:line="360" w:lineRule="auto"/>
+        <w:ind w:right="393"/>
+      </w:pPr>
+      <w:r>
+        <w:t xml:space="preserve">Tải báo cáo của học sinh </w:t>
+      </w:r>
+    </w:p>
+    <w:p>
+      <w:pPr>
+        <w:numPr>
+          <w:ilvl w:val="1"/>
+          <w:numId w:val="20"/>
+        </w:numPr>
+        <w:spacing w:after="197"/>
+        <w:ind w:right="393"/>
+      </w:pPr>
+      <w:r>
+        <w:t xml:space="preserve">Quản lý hạn nộp báo cáo theo tuần </w:t>
+      </w:r>
+    </w:p>
+    <w:p>
+      <w:pPr>
+        <w:pStyle w:val="ListParagraph"/>
+        <w:numPr>
+          <w:ilvl w:val="0"/>
+          <w:numId w:val="14"/>
+        </w:numPr>
+        <w:ind w:right="393"/>
+      </w:pPr>
+      <w:r>
+        <w:t xml:space="preserve">Sinh viên nộp báo cáo định kỳ (PDF, DOCX) </w:t>
+      </w:r>
+    </w:p>
+    <w:p>
+      <w:pPr>
+        <w:pStyle w:val="ListParagraph"/>
+        <w:numPr>
+          <w:ilvl w:val="0"/>
+          <w:numId w:val="14"/>
+        </w:numPr>
+        <w:ind w:right="393"/>
+      </w:pPr>
+      <w:r>
+        <w:t xml:space="preserve">Theo dõi tình trạng nộp đúng hạn hoặc trễ hạn </w:t>
+      </w:r>
+    </w:p>
+    <w:p>
+      <w:pPr>
+        <w:pStyle w:val="ListParagraph"/>
+        <w:numPr>
+          <w:ilvl w:val="0"/>
+          <w:numId w:val="14"/>
+        </w:numPr>
+        <w:spacing w:after="77"/>
+        <w:ind w:right="393"/>
+      </w:pPr>
+      <w:r>
+        <w:t xml:space="preserve">Giảng viên nhận xét báo cáo theo từng giai đoạn </w:t>
+      </w:r>
+    </w:p>
+    <w:p>
+      <w:pPr>
+        <w:numPr>
+          <w:ilvl w:val="1"/>
+          <w:numId w:val="20"/>
+        </w:numPr>
+        <w:spacing w:after="194"/>
+        <w:ind w:right="393"/>
+      </w:pPr>
+      <w:r>
+        <w:t xml:space="preserve">Chức năng nộp báo cáo cuối và đánh giá </w:t>
+      </w:r>
+    </w:p>
+    <w:p>
+      <w:pPr>
+        <w:pStyle w:val="ListParagraph"/>
+        <w:numPr>
+          <w:ilvl w:val="0"/>
+          <w:numId w:val="16"/>
+        </w:numPr>
+        <w:ind w:right="393"/>
+      </w:pPr>
+      <w:r>
+        <w:t xml:space="preserve">Sinh viên nộp báo cáo cuối </w:t>
+      </w:r>
+    </w:p>
+    <w:p>
+      <w:pPr>
+        <w:pStyle w:val="ListParagraph"/>
+        <w:numPr>
+          <w:ilvl w:val="0"/>
+          <w:numId w:val="16"/>
+        </w:numPr>
+        <w:ind w:right="393"/>
+      </w:pPr>
+      <w:r>
+        <w:t xml:space="preserve">Giảng viên nhận xét tổng kết </w:t>
+      </w:r>
+    </w:p>
+    <w:p>
+      <w:pPr>
+        <w:pStyle w:val="ListParagraph"/>
+        <w:numPr>
+          <w:ilvl w:val="0"/>
+          <w:numId w:val="16"/>
+        </w:numPr>
+        <w:spacing w:after="75"/>
+        <w:ind w:right="393"/>
+      </w:pPr>
+      <w:r>
+        <w:t xml:space="preserve">Nhập điểm và đánh giá kết quả thực tập / đồ án </w:t>
+      </w:r>
+    </w:p>
+    <w:p>
+      <w:pPr>
+        <w:numPr>
+          <w:ilvl w:val="1"/>
+          <w:numId w:val="20"/>
+        </w:numPr>
+        <w:spacing w:after="197"/>
+        <w:ind w:right="393"/>
+      </w:pPr>
+      <w:r>
+        <w:t xml:space="preserve">Chức năng chat real-time giữa sinh viên và giảng viên </w:t>
+      </w:r>
+    </w:p>
+    <w:p>
+      <w:pPr>
+        <w:pStyle w:val="ListParagraph"/>
+        <w:numPr>
+          <w:ilvl w:val="0"/>
+          <w:numId w:val="17"/>
+        </w:numPr>
+        <w:ind w:right="393"/>
+      </w:pPr>
+      <w:r>
+        <w:t xml:space="preserve">Sinh viên chat trực tiếp với giảng viên hướng dẫn </w:t>
+      </w:r>
+    </w:p>
+    <w:p>
+      <w:pPr>
+        <w:pStyle w:val="ListParagraph"/>
+        <w:numPr>
+          <w:ilvl w:val="0"/>
+          <w:numId w:val="17"/>
+        </w:numPr>
+        <w:ind w:right="393"/>
+      </w:pPr>
+      <w:r>
+        <w:t xml:space="preserve">Chat real-time theo hình thức 1–1 </w:t>
+      </w:r>
+    </w:p>
+    <w:p>
+      <w:pPr>
+        <w:pStyle w:val="ListParagraph"/>
+        <w:numPr>
+          <w:ilvl w:val="0"/>
+          <w:numId w:val="17"/>
+        </w:numPr>
+        <w:ind w:right="393"/>
+      </w:pPr>
+      <w:r>
+        <w:t xml:space="preserve">Lưu lịch sử trao đổi </w:t>
+      </w:r>
+    </w:p>
+    <w:p>
+      <w:pPr>
+        <w:pStyle w:val="ListParagraph"/>
+        <w:numPr>
+          <w:ilvl w:val="0"/>
+          <w:numId w:val="17"/>
+        </w:numPr>
+        <w:spacing w:after="77"/>
+        <w:ind w:right="393"/>
+      </w:pPr>
+      <w:r>
+        <w:t xml:space="preserve">Đảm bảo chỉ trao đổi đúng người hướng dẫn được phân công </w:t>
+      </w:r>
+    </w:p>
+    <w:p>
+      <w:pPr>
+        <w:numPr>
+          <w:ilvl w:val="1"/>
+          <w:numId w:val="20"/>
+        </w:numPr>
+        <w:spacing w:after="196"/>
+        <w:ind w:right="393"/>
+      </w:pPr>
+      <w:r>
+        <w:t xml:space="preserve">Chức năng thông báo hệ thống </w:t>
+      </w:r>
+    </w:p>
+    <w:p>
+      <w:pPr>
+        <w:pStyle w:val="ListParagraph"/>
+        <w:numPr>
+          <w:ilvl w:val="0"/>
+          <w:numId w:val="18"/>
+        </w:numPr>
+        <w:ind w:right="393"/>
+      </w:pPr>
+      <w:r>
+        <w:t xml:space="preserve">Thông báo kết quả duyệt đề tài </w:t>
+      </w:r>
+    </w:p>
+    <w:p>
+      <w:pPr>
+        <w:pStyle w:val="ListParagraph"/>
+        <w:numPr>
+          <w:ilvl w:val="0"/>
+          <w:numId w:val="18"/>
+        </w:numPr>
+        <w:ind w:right="393"/>
+      </w:pPr>
+      <w:r>
+        <w:t xml:space="preserve">Thông báo hạn nộp báo cáo </w:t>
+      </w:r>
+    </w:p>
+    <w:p>
+      <w:pPr>
+        <w:pStyle w:val="ListParagraph"/>
+        <w:numPr>
+          <w:ilvl w:val="0"/>
+          <w:numId w:val="18"/>
+        </w:numPr>
+        <w:ind w:right="393"/>
+      </w:pPr>
+      <w:r>
+        <w:t xml:space="preserve">Thông báo khi có nhận xét hoặc tin nhắn mới </w:t>
+      </w:r>
+    </w:p>
+    <w:p>
+      <w:pPr>
+        <w:numPr>
+          <w:ilvl w:val="1"/>
+          <w:numId w:val="20"/>
+        </w:numPr>
+        <w:spacing w:after="197"/>
+        <w:ind w:right="393"/>
+      </w:pPr>
+      <w:r>
+        <w:t xml:space="preserve">Chức năng thống kê và theo dõi </w:t>
+      </w:r>
+    </w:p>
+    <w:p>
+      <w:pPr>
+        <w:pStyle w:val="ListParagraph"/>
+        <w:numPr>
+          <w:ilvl w:val="0"/>
+          <w:numId w:val="19"/>
+        </w:numPr>
+        <w:ind w:right="393"/>
+      </w:pPr>
+      <w:r>
+        <w:t xml:space="preserve">Thống kê số lượng sinh viên theo học kỳ </w:t>
+      </w:r>
+    </w:p>
+    <w:p>
+      <w:pPr>
+        <w:pStyle w:val="ListParagraph"/>
+        <w:numPr>
+          <w:ilvl w:val="0"/>
+          <w:numId w:val="19"/>
+        </w:numPr>
+        <w:ind w:right="393"/>
+      </w:pPr>
+      <w:r>
+        <w:t xml:space="preserve">Theo dõi tình trạng đăng ký đề tài </w:t>
+      </w:r>
+    </w:p>
+    <w:p>
+      <w:pPr>
+        <w:pStyle w:val="ListParagraph"/>
+        <w:numPr>
+          <w:ilvl w:val="0"/>
+          <w:numId w:val="19"/>
+        </w:numPr>
+        <w:spacing w:after="75"/>
+        <w:ind w:right="393"/>
+      </w:pPr>
+      <w:r>
+        <w:t xml:space="preserve">Hỗ trợ nhà trường và giảng viên quản lý tổng thể </w:t>
+      </w:r>
+    </w:p>
+    <w:p>
+      <w:pPr>
+        <w:numPr>
+          <w:ilvl w:val="1"/>
+          <w:numId w:val="20"/>
+        </w:numPr>
+        <w:spacing w:after="178"/>
+        <w:ind w:right="393"/>
+      </w:pPr>
+      <w:r>
+        <w:lastRenderedPageBreak/>
+        <w:t xml:space="preserve">Báo cáo đồ án tốt nghiệp đáp ứng yêu cầu của nhà trường. </w:t>
+      </w:r>
+    </w:p>
+    <w:p>
+      <w:pPr>
+        <w:numPr>
+          <w:ilvl w:val="0"/>
+          <w:numId w:val="20"/>
+        </w:numPr>
         <w:spacing w:after="0"/>
-        <w:ind w:right="0" w:hanging="360"/>
+        <w:ind w:right="0"/>
         <w:jc w:val="left"/>
       </w:pPr>
       <w:r>
@@ -2877,7 +2786,6 @@
                 <w:iCs/>
                 <w:szCs w:val="26"/>
               </w:rPr>
-              <w:lastRenderedPageBreak/>
               <w:t>12</w:t>
             </w:r>
           </w:p>
@@ -3291,6 +3199,7 @@
                 <w:iCs/>
                 <w:szCs w:val="26"/>
               </w:rPr>
+              <w:lastRenderedPageBreak/>
               <w:t>16</w:t>
             </w:r>
           </w:p>
@@ -4121,6 +4030,1425 @@
 <file path=word/numbering.xml><?xml version="1.0" encoding="utf-8"?>
 <w:numbering xmlns:wpc="http://schemas.microsoft.com/office/word/2010/wordprocessingCanvas" xmlns:cx="http://schemas.microsoft.com/office/drawing/2014/chartex" xmlns:cx1="http://schemas.microsoft.com/office/drawing/2015/9/8/chartex" xmlns:cx2="http://schemas.microsoft.com/office/drawing/2015/10/21/chartex" xmlns:cx3="http://schemas.microsoft.com/office/drawing/2016/5/9/chartex" xmlns:cx4="http://schemas.microsoft.com/office/drawing/2016/5/10/chartex" xmlns:cx5="http://schemas.microsoft.com/office/drawing/2016/5/11/chartex" xmlns:cx6="http://schemas.microsoft.com/office/drawing/2016/5/12/chartex" xmlns:cx7="http://schemas.microsoft.com/office/drawing/2016/5/13/chartex" xmlns:cx8="http://schemas.microsoft.com/office/drawing/2016/5/14/chartex" xmlns:mc="http://schemas.openxmlformats.org/markup-compatibility/2006" xmlns:aink="http://schemas.microsoft.com/office/drawing/2016/ink" xmlns:am3d="http://schemas.microsoft.com/office/drawing/2017/model3d" xmlns:o="urn:schemas-microsoft-com:office:office" xmlns:r="http://schemas.openxmlformats.org/officeDocument/2006/relationships" xmlns:m="http://schemas.openxmlformats.org/officeDocument/2006/math" xmlns:v="urn:schemas-microsoft-com:vml" xmlns:wp14="http://schemas.microsoft.com/office/word/2010/wordprocessingDrawing" xmlns:wp="http://schemas.openxmlformats.org/drawingml/2006/wordprocessingDrawing" xmlns:w10="urn:schemas-microsoft-com:office:word" xmlns:w="http://schemas.openxmlformats.org/wordprocessingml/2006/main" xmlns:w14="http://schemas.microsoft.com/office/word/2010/wordml" xmlns:w15="http://schemas.microsoft.com/office/word/2012/wordml" xmlns:w16cid="http://schemas.microsoft.com/office/word/2016/wordml/cid" xmlns:w16se="http://schemas.microsoft.com/office/word/2015/wordml/symex" xmlns:wpg="http://schemas.microsoft.com/office/word/2010/wordprocessingGroup" xmlns:wpi="http://schemas.microsoft.com/office/word/2010/wordprocessingInk" xmlns:wne="http://schemas.microsoft.com/office/word/2006/wordml" xmlns:wps="http://schemas.microsoft.com/office/word/2010/wordprocessingShape" mc:Ignorable="w14 w15 w16se w16cid wp14">
   <w:abstractNum w:abstractNumId="0" w15:restartNumberingAfterBreak="0">
+    <w:nsid w:val="098F5BD0"/>
+    <w:multiLevelType w:val="hybridMultilevel"/>
+    <w:tmpl w:val="FE64F4E6"/>
+    <w:lvl w:ilvl="0" w:tplc="04090001">
+      <w:start w:val="1"/>
+      <w:numFmt w:val="bullet"/>
+      <w:lvlText w:val=""/>
+      <w:lvlJc w:val="left"/>
+      <w:pPr>
+        <w:ind w:left="1800" w:hanging="360"/>
+      </w:pPr>
+      <w:rPr>
+        <w:rFonts w:ascii="Symbol" w:hAnsi="Symbol" w:hint="default"/>
+      </w:rPr>
+    </w:lvl>
+    <w:lvl w:ilvl="1" w:tplc="04090003" w:tentative="1">
+      <w:start w:val="1"/>
+      <w:numFmt w:val="bullet"/>
+      <w:lvlText w:val="o"/>
+      <w:lvlJc w:val="left"/>
+      <w:pPr>
+        <w:ind w:left="2520" w:hanging="360"/>
+      </w:pPr>
+      <w:rPr>
+        <w:rFonts w:ascii="Courier New" w:hAnsi="Courier New" w:cs="Courier New" w:hint="default"/>
+      </w:rPr>
+    </w:lvl>
+    <w:lvl w:ilvl="2" w:tplc="04090005" w:tentative="1">
+      <w:start w:val="1"/>
+      <w:numFmt w:val="bullet"/>
+      <w:lvlText w:val=""/>
+      <w:lvlJc w:val="left"/>
+      <w:pPr>
+        <w:ind w:left="3240" w:hanging="360"/>
+      </w:pPr>
+      <w:rPr>
+        <w:rFonts w:ascii="Wingdings" w:hAnsi="Wingdings" w:hint="default"/>
+      </w:rPr>
+    </w:lvl>
+    <w:lvl w:ilvl="3" w:tplc="04090001" w:tentative="1">
+      <w:start w:val="1"/>
+      <w:numFmt w:val="bullet"/>
+      <w:lvlText w:val=""/>
+      <w:lvlJc w:val="left"/>
+      <w:pPr>
+        <w:ind w:left="3960" w:hanging="360"/>
+      </w:pPr>
+      <w:rPr>
+        <w:rFonts w:ascii="Symbol" w:hAnsi="Symbol" w:hint="default"/>
+      </w:rPr>
+    </w:lvl>
+    <w:lvl w:ilvl="4" w:tplc="04090003" w:tentative="1">
+      <w:start w:val="1"/>
+      <w:numFmt w:val="bullet"/>
+      <w:lvlText w:val="o"/>
+      <w:lvlJc w:val="left"/>
+      <w:pPr>
+        <w:ind w:left="4680" w:hanging="360"/>
+      </w:pPr>
+      <w:rPr>
+        <w:rFonts w:ascii="Courier New" w:hAnsi="Courier New" w:cs="Courier New" w:hint="default"/>
+      </w:rPr>
+    </w:lvl>
+    <w:lvl w:ilvl="5" w:tplc="04090005" w:tentative="1">
+      <w:start w:val="1"/>
+      <w:numFmt w:val="bullet"/>
+      <w:lvlText w:val=""/>
+      <w:lvlJc w:val="left"/>
+      <w:pPr>
+        <w:ind w:left="5400" w:hanging="360"/>
+      </w:pPr>
+      <w:rPr>
+        <w:rFonts w:ascii="Wingdings" w:hAnsi="Wingdings" w:hint="default"/>
+      </w:rPr>
+    </w:lvl>
+    <w:lvl w:ilvl="6" w:tplc="04090001" w:tentative="1">
+      <w:start w:val="1"/>
+      <w:numFmt w:val="bullet"/>
+      <w:lvlText w:val=""/>
+      <w:lvlJc w:val="left"/>
+      <w:pPr>
+        <w:ind w:left="6120" w:hanging="360"/>
+      </w:pPr>
+      <w:rPr>
+        <w:rFonts w:ascii="Symbol" w:hAnsi="Symbol" w:hint="default"/>
+      </w:rPr>
+    </w:lvl>
+    <w:lvl w:ilvl="7" w:tplc="04090003" w:tentative="1">
+      <w:start w:val="1"/>
+      <w:numFmt w:val="bullet"/>
+      <w:lvlText w:val="o"/>
+      <w:lvlJc w:val="left"/>
+      <w:pPr>
+        <w:ind w:left="6840" w:hanging="360"/>
+      </w:pPr>
+      <w:rPr>
+        <w:rFonts w:ascii="Courier New" w:hAnsi="Courier New" w:cs="Courier New" w:hint="default"/>
+      </w:rPr>
+    </w:lvl>
+    <w:lvl w:ilvl="8" w:tplc="04090005" w:tentative="1">
+      <w:start w:val="1"/>
+      <w:numFmt w:val="bullet"/>
+      <w:lvlText w:val=""/>
+      <w:lvlJc w:val="left"/>
+      <w:pPr>
+        <w:ind w:left="7560" w:hanging="360"/>
+      </w:pPr>
+      <w:rPr>
+        <w:rFonts w:ascii="Wingdings" w:hAnsi="Wingdings" w:hint="default"/>
+      </w:rPr>
+    </w:lvl>
+  </w:abstractNum>
+  <w:abstractNum w:abstractNumId="1" w15:restartNumberingAfterBreak="0">
+    <w:nsid w:val="1BD85FAD"/>
+    <w:multiLevelType w:val="hybridMultilevel"/>
+    <w:tmpl w:val="C38A17DE"/>
+    <w:lvl w:ilvl="0" w:tplc="04090001">
+      <w:start w:val="1"/>
+      <w:numFmt w:val="bullet"/>
+      <w:lvlText w:val=""/>
+      <w:lvlJc w:val="left"/>
+      <w:pPr>
+        <w:ind w:left="1800" w:hanging="360"/>
+      </w:pPr>
+      <w:rPr>
+        <w:rFonts w:ascii="Symbol" w:hAnsi="Symbol" w:hint="default"/>
+      </w:rPr>
+    </w:lvl>
+    <w:lvl w:ilvl="1" w:tplc="04090003" w:tentative="1">
+      <w:start w:val="1"/>
+      <w:numFmt w:val="bullet"/>
+      <w:lvlText w:val="o"/>
+      <w:lvlJc w:val="left"/>
+      <w:pPr>
+        <w:ind w:left="2520" w:hanging="360"/>
+      </w:pPr>
+      <w:rPr>
+        <w:rFonts w:ascii="Courier New" w:hAnsi="Courier New" w:cs="Courier New" w:hint="default"/>
+      </w:rPr>
+    </w:lvl>
+    <w:lvl w:ilvl="2" w:tplc="04090005" w:tentative="1">
+      <w:start w:val="1"/>
+      <w:numFmt w:val="bullet"/>
+      <w:lvlText w:val=""/>
+      <w:lvlJc w:val="left"/>
+      <w:pPr>
+        <w:ind w:left="3240" w:hanging="360"/>
+      </w:pPr>
+      <w:rPr>
+        <w:rFonts w:ascii="Wingdings" w:hAnsi="Wingdings" w:hint="default"/>
+      </w:rPr>
+    </w:lvl>
+    <w:lvl w:ilvl="3" w:tplc="04090001" w:tentative="1">
+      <w:start w:val="1"/>
+      <w:numFmt w:val="bullet"/>
+      <w:lvlText w:val=""/>
+      <w:lvlJc w:val="left"/>
+      <w:pPr>
+        <w:ind w:left="3960" w:hanging="360"/>
+      </w:pPr>
+      <w:rPr>
+        <w:rFonts w:ascii="Symbol" w:hAnsi="Symbol" w:hint="default"/>
+      </w:rPr>
+    </w:lvl>
+    <w:lvl w:ilvl="4" w:tplc="04090003" w:tentative="1">
+      <w:start w:val="1"/>
+      <w:numFmt w:val="bullet"/>
+      <w:lvlText w:val="o"/>
+      <w:lvlJc w:val="left"/>
+      <w:pPr>
+        <w:ind w:left="4680" w:hanging="360"/>
+      </w:pPr>
+      <w:rPr>
+        <w:rFonts w:ascii="Courier New" w:hAnsi="Courier New" w:cs="Courier New" w:hint="default"/>
+      </w:rPr>
+    </w:lvl>
+    <w:lvl w:ilvl="5" w:tplc="04090005" w:tentative="1">
+      <w:start w:val="1"/>
+      <w:numFmt w:val="bullet"/>
+      <w:lvlText w:val=""/>
+      <w:lvlJc w:val="left"/>
+      <w:pPr>
+        <w:ind w:left="5400" w:hanging="360"/>
+      </w:pPr>
+      <w:rPr>
+        <w:rFonts w:ascii="Wingdings" w:hAnsi="Wingdings" w:hint="default"/>
+      </w:rPr>
+    </w:lvl>
+    <w:lvl w:ilvl="6" w:tplc="04090001" w:tentative="1">
+      <w:start w:val="1"/>
+      <w:numFmt w:val="bullet"/>
+      <w:lvlText w:val=""/>
+      <w:lvlJc w:val="left"/>
+      <w:pPr>
+        <w:ind w:left="6120" w:hanging="360"/>
+      </w:pPr>
+      <w:rPr>
+        <w:rFonts w:ascii="Symbol" w:hAnsi="Symbol" w:hint="default"/>
+      </w:rPr>
+    </w:lvl>
+    <w:lvl w:ilvl="7" w:tplc="04090003" w:tentative="1">
+      <w:start w:val="1"/>
+      <w:numFmt w:val="bullet"/>
+      <w:lvlText w:val="o"/>
+      <w:lvlJc w:val="left"/>
+      <w:pPr>
+        <w:ind w:left="6840" w:hanging="360"/>
+      </w:pPr>
+      <w:rPr>
+        <w:rFonts w:ascii="Courier New" w:hAnsi="Courier New" w:cs="Courier New" w:hint="default"/>
+      </w:rPr>
+    </w:lvl>
+    <w:lvl w:ilvl="8" w:tplc="04090005" w:tentative="1">
+      <w:start w:val="1"/>
+      <w:numFmt w:val="bullet"/>
+      <w:lvlText w:val=""/>
+      <w:lvlJc w:val="left"/>
+      <w:pPr>
+        <w:ind w:left="7560" w:hanging="360"/>
+      </w:pPr>
+      <w:rPr>
+        <w:rFonts w:ascii="Wingdings" w:hAnsi="Wingdings" w:hint="default"/>
+      </w:rPr>
+    </w:lvl>
+  </w:abstractNum>
+  <w:abstractNum w:abstractNumId="2" w15:restartNumberingAfterBreak="0">
+    <w:nsid w:val="1FC16677"/>
+    <w:multiLevelType w:val="hybridMultilevel"/>
+    <w:tmpl w:val="0D386CD0"/>
+    <w:lvl w:ilvl="0" w:tplc="04090001">
+      <w:start w:val="1"/>
+      <w:numFmt w:val="bullet"/>
+      <w:lvlText w:val=""/>
+      <w:lvlJc w:val="left"/>
+      <w:pPr>
+        <w:ind w:left="1800" w:hanging="360"/>
+      </w:pPr>
+      <w:rPr>
+        <w:rFonts w:ascii="Symbol" w:hAnsi="Symbol" w:hint="default"/>
+      </w:rPr>
+    </w:lvl>
+    <w:lvl w:ilvl="1" w:tplc="04090003" w:tentative="1">
+      <w:start w:val="1"/>
+      <w:numFmt w:val="bullet"/>
+      <w:lvlText w:val="o"/>
+      <w:lvlJc w:val="left"/>
+      <w:pPr>
+        <w:ind w:left="2520" w:hanging="360"/>
+      </w:pPr>
+      <w:rPr>
+        <w:rFonts w:ascii="Courier New" w:hAnsi="Courier New" w:cs="Courier New" w:hint="default"/>
+      </w:rPr>
+    </w:lvl>
+    <w:lvl w:ilvl="2" w:tplc="04090005" w:tentative="1">
+      <w:start w:val="1"/>
+      <w:numFmt w:val="bullet"/>
+      <w:lvlText w:val=""/>
+      <w:lvlJc w:val="left"/>
+      <w:pPr>
+        <w:ind w:left="3240" w:hanging="360"/>
+      </w:pPr>
+      <w:rPr>
+        <w:rFonts w:ascii="Wingdings" w:hAnsi="Wingdings" w:hint="default"/>
+      </w:rPr>
+    </w:lvl>
+    <w:lvl w:ilvl="3" w:tplc="04090001" w:tentative="1">
+      <w:start w:val="1"/>
+      <w:numFmt w:val="bullet"/>
+      <w:lvlText w:val=""/>
+      <w:lvlJc w:val="left"/>
+      <w:pPr>
+        <w:ind w:left="3960" w:hanging="360"/>
+      </w:pPr>
+      <w:rPr>
+        <w:rFonts w:ascii="Symbol" w:hAnsi="Symbol" w:hint="default"/>
+      </w:rPr>
+    </w:lvl>
+    <w:lvl w:ilvl="4" w:tplc="04090003" w:tentative="1">
+      <w:start w:val="1"/>
+      <w:numFmt w:val="bullet"/>
+      <w:lvlText w:val="o"/>
+      <w:lvlJc w:val="left"/>
+      <w:pPr>
+        <w:ind w:left="4680" w:hanging="360"/>
+      </w:pPr>
+      <w:rPr>
+        <w:rFonts w:ascii="Courier New" w:hAnsi="Courier New" w:cs="Courier New" w:hint="default"/>
+      </w:rPr>
+    </w:lvl>
+    <w:lvl w:ilvl="5" w:tplc="04090005" w:tentative="1">
+      <w:start w:val="1"/>
+      <w:numFmt w:val="bullet"/>
+      <w:lvlText w:val=""/>
+      <w:lvlJc w:val="left"/>
+      <w:pPr>
+        <w:ind w:left="5400" w:hanging="360"/>
+      </w:pPr>
+      <w:rPr>
+        <w:rFonts w:ascii="Wingdings" w:hAnsi="Wingdings" w:hint="default"/>
+      </w:rPr>
+    </w:lvl>
+    <w:lvl w:ilvl="6" w:tplc="04090001" w:tentative="1">
+      <w:start w:val="1"/>
+      <w:numFmt w:val="bullet"/>
+      <w:lvlText w:val=""/>
+      <w:lvlJc w:val="left"/>
+      <w:pPr>
+        <w:ind w:left="6120" w:hanging="360"/>
+      </w:pPr>
+      <w:rPr>
+        <w:rFonts w:ascii="Symbol" w:hAnsi="Symbol" w:hint="default"/>
+      </w:rPr>
+    </w:lvl>
+    <w:lvl w:ilvl="7" w:tplc="04090003" w:tentative="1">
+      <w:start w:val="1"/>
+      <w:numFmt w:val="bullet"/>
+      <w:lvlText w:val="o"/>
+      <w:lvlJc w:val="left"/>
+      <w:pPr>
+        <w:ind w:left="6840" w:hanging="360"/>
+      </w:pPr>
+      <w:rPr>
+        <w:rFonts w:ascii="Courier New" w:hAnsi="Courier New" w:cs="Courier New" w:hint="default"/>
+      </w:rPr>
+    </w:lvl>
+    <w:lvl w:ilvl="8" w:tplc="04090005" w:tentative="1">
+      <w:start w:val="1"/>
+      <w:numFmt w:val="bullet"/>
+      <w:lvlText w:val=""/>
+      <w:lvlJc w:val="left"/>
+      <w:pPr>
+        <w:ind w:left="7560" w:hanging="360"/>
+      </w:pPr>
+      <w:rPr>
+        <w:rFonts w:ascii="Wingdings" w:hAnsi="Wingdings" w:hint="default"/>
+      </w:rPr>
+    </w:lvl>
+  </w:abstractNum>
+  <w:abstractNum w:abstractNumId="3" w15:restartNumberingAfterBreak="0">
+    <w:nsid w:val="30FC76F2"/>
+    <w:multiLevelType w:val="hybridMultilevel"/>
+    <w:tmpl w:val="22BE4BC0"/>
+    <w:lvl w:ilvl="0" w:tplc="F47A6E84">
+      <w:start w:val="2"/>
+      <w:numFmt w:val="bullet"/>
+      <w:lvlText w:val="−"/>
+      <w:lvlJc w:val="left"/>
+      <w:pPr>
+        <w:ind w:left="828" w:hanging="360"/>
+      </w:pPr>
+      <w:rPr>
+        <w:rFonts w:ascii="Times New Roman" w:eastAsia="Segoe UI Symbol" w:hAnsi="Times New Roman" w:cs="Times New Roman" w:hint="default"/>
+      </w:rPr>
+    </w:lvl>
+    <w:lvl w:ilvl="1" w:tplc="04090003" w:tentative="1">
+      <w:start w:val="1"/>
+      <w:numFmt w:val="bullet"/>
+      <w:lvlText w:val="o"/>
+      <w:lvlJc w:val="left"/>
+      <w:pPr>
+        <w:ind w:left="1548" w:hanging="360"/>
+      </w:pPr>
+      <w:rPr>
+        <w:rFonts w:ascii="Courier New" w:hAnsi="Courier New" w:cs="Courier New" w:hint="default"/>
+      </w:rPr>
+    </w:lvl>
+    <w:lvl w:ilvl="2" w:tplc="04090005" w:tentative="1">
+      <w:start w:val="1"/>
+      <w:numFmt w:val="bullet"/>
+      <w:lvlText w:val=""/>
+      <w:lvlJc w:val="left"/>
+      <w:pPr>
+        <w:ind w:left="2268" w:hanging="360"/>
+      </w:pPr>
+      <w:rPr>
+        <w:rFonts w:ascii="Wingdings" w:hAnsi="Wingdings" w:hint="default"/>
+      </w:rPr>
+    </w:lvl>
+    <w:lvl w:ilvl="3" w:tplc="04090001" w:tentative="1">
+      <w:start w:val="1"/>
+      <w:numFmt w:val="bullet"/>
+      <w:lvlText w:val=""/>
+      <w:lvlJc w:val="left"/>
+      <w:pPr>
+        <w:ind w:left="2988" w:hanging="360"/>
+      </w:pPr>
+      <w:rPr>
+        <w:rFonts w:ascii="Symbol" w:hAnsi="Symbol" w:hint="default"/>
+      </w:rPr>
+    </w:lvl>
+    <w:lvl w:ilvl="4" w:tplc="04090003" w:tentative="1">
+      <w:start w:val="1"/>
+      <w:numFmt w:val="bullet"/>
+      <w:lvlText w:val="o"/>
+      <w:lvlJc w:val="left"/>
+      <w:pPr>
+        <w:ind w:left="3708" w:hanging="360"/>
+      </w:pPr>
+      <w:rPr>
+        <w:rFonts w:ascii="Courier New" w:hAnsi="Courier New" w:cs="Courier New" w:hint="default"/>
+      </w:rPr>
+    </w:lvl>
+    <w:lvl w:ilvl="5" w:tplc="04090005" w:tentative="1">
+      <w:start w:val="1"/>
+      <w:numFmt w:val="bullet"/>
+      <w:lvlText w:val=""/>
+      <w:lvlJc w:val="left"/>
+      <w:pPr>
+        <w:ind w:left="4428" w:hanging="360"/>
+      </w:pPr>
+      <w:rPr>
+        <w:rFonts w:ascii="Wingdings" w:hAnsi="Wingdings" w:hint="default"/>
+      </w:rPr>
+    </w:lvl>
+    <w:lvl w:ilvl="6" w:tplc="04090001" w:tentative="1">
+      <w:start w:val="1"/>
+      <w:numFmt w:val="bullet"/>
+      <w:lvlText w:val=""/>
+      <w:lvlJc w:val="left"/>
+      <w:pPr>
+        <w:ind w:left="5148" w:hanging="360"/>
+      </w:pPr>
+      <w:rPr>
+        <w:rFonts w:ascii="Symbol" w:hAnsi="Symbol" w:hint="default"/>
+      </w:rPr>
+    </w:lvl>
+    <w:lvl w:ilvl="7" w:tplc="04090003" w:tentative="1">
+      <w:start w:val="1"/>
+      <w:numFmt w:val="bullet"/>
+      <w:lvlText w:val="o"/>
+      <w:lvlJc w:val="left"/>
+      <w:pPr>
+        <w:ind w:left="5868" w:hanging="360"/>
+      </w:pPr>
+      <w:rPr>
+        <w:rFonts w:ascii="Courier New" w:hAnsi="Courier New" w:cs="Courier New" w:hint="default"/>
+      </w:rPr>
+    </w:lvl>
+    <w:lvl w:ilvl="8" w:tplc="04090005" w:tentative="1">
+      <w:start w:val="1"/>
+      <w:numFmt w:val="bullet"/>
+      <w:lvlText w:val=""/>
+      <w:lvlJc w:val="left"/>
+      <w:pPr>
+        <w:ind w:left="6588" w:hanging="360"/>
+      </w:pPr>
+      <w:rPr>
+        <w:rFonts w:ascii="Wingdings" w:hAnsi="Wingdings" w:hint="default"/>
+      </w:rPr>
+    </w:lvl>
+  </w:abstractNum>
+  <w:abstractNum w:abstractNumId="4" w15:restartNumberingAfterBreak="0">
+    <w:nsid w:val="31BD68F3"/>
+    <w:multiLevelType w:val="hybridMultilevel"/>
+    <w:tmpl w:val="13B43F66"/>
+    <w:lvl w:ilvl="0" w:tplc="0409000F">
+      <w:start w:val="1"/>
+      <w:numFmt w:val="decimal"/>
+      <w:lvlText w:val="%1."/>
+      <w:lvlJc w:val="left"/>
+      <w:pPr>
+        <w:ind w:left="2793" w:hanging="360"/>
+      </w:pPr>
+    </w:lvl>
+    <w:lvl w:ilvl="1" w:tplc="04090019" w:tentative="1">
+      <w:start w:val="1"/>
+      <w:numFmt w:val="lowerLetter"/>
+      <w:lvlText w:val="%2."/>
+      <w:lvlJc w:val="left"/>
+      <w:pPr>
+        <w:ind w:left="3513" w:hanging="360"/>
+      </w:pPr>
+    </w:lvl>
+    <w:lvl w:ilvl="2" w:tplc="0409001B" w:tentative="1">
+      <w:start w:val="1"/>
+      <w:numFmt w:val="lowerRoman"/>
+      <w:lvlText w:val="%3."/>
+      <w:lvlJc w:val="right"/>
+      <w:pPr>
+        <w:ind w:left="4233" w:hanging="180"/>
+      </w:pPr>
+    </w:lvl>
+    <w:lvl w:ilvl="3" w:tplc="0409000F" w:tentative="1">
+      <w:start w:val="1"/>
+      <w:numFmt w:val="decimal"/>
+      <w:lvlText w:val="%4."/>
+      <w:lvlJc w:val="left"/>
+      <w:pPr>
+        <w:ind w:left="4953" w:hanging="360"/>
+      </w:pPr>
+    </w:lvl>
+    <w:lvl w:ilvl="4" w:tplc="04090019" w:tentative="1">
+      <w:start w:val="1"/>
+      <w:numFmt w:val="lowerLetter"/>
+      <w:lvlText w:val="%5."/>
+      <w:lvlJc w:val="left"/>
+      <w:pPr>
+        <w:ind w:left="5673" w:hanging="360"/>
+      </w:pPr>
+    </w:lvl>
+    <w:lvl w:ilvl="5" w:tplc="0409001B" w:tentative="1">
+      <w:start w:val="1"/>
+      <w:numFmt w:val="lowerRoman"/>
+      <w:lvlText w:val="%6."/>
+      <w:lvlJc w:val="right"/>
+      <w:pPr>
+        <w:ind w:left="6393" w:hanging="180"/>
+      </w:pPr>
+    </w:lvl>
+    <w:lvl w:ilvl="6" w:tplc="0409000F" w:tentative="1">
+      <w:start w:val="1"/>
+      <w:numFmt w:val="decimal"/>
+      <w:lvlText w:val="%7."/>
+      <w:lvlJc w:val="left"/>
+      <w:pPr>
+        <w:ind w:left="7113" w:hanging="360"/>
+      </w:pPr>
+    </w:lvl>
+    <w:lvl w:ilvl="7" w:tplc="04090019" w:tentative="1">
+      <w:start w:val="1"/>
+      <w:numFmt w:val="lowerLetter"/>
+      <w:lvlText w:val="%8."/>
+      <w:lvlJc w:val="left"/>
+      <w:pPr>
+        <w:ind w:left="7833" w:hanging="360"/>
+      </w:pPr>
+    </w:lvl>
+    <w:lvl w:ilvl="8" w:tplc="0409001B" w:tentative="1">
+      <w:start w:val="1"/>
+      <w:numFmt w:val="lowerRoman"/>
+      <w:lvlText w:val="%9."/>
+      <w:lvlJc w:val="right"/>
+      <w:pPr>
+        <w:ind w:left="8553" w:hanging="180"/>
+      </w:pPr>
+    </w:lvl>
+  </w:abstractNum>
+  <w:abstractNum w:abstractNumId="5" w15:restartNumberingAfterBreak="0">
+    <w:nsid w:val="33433BF8"/>
+    <w:multiLevelType w:val="hybridMultilevel"/>
+    <w:tmpl w:val="A134B4AE"/>
+    <w:lvl w:ilvl="0" w:tplc="04090001">
+      <w:start w:val="1"/>
+      <w:numFmt w:val="bullet"/>
+      <w:lvlText w:val=""/>
+      <w:lvlJc w:val="left"/>
+      <w:pPr>
+        <w:ind w:left="1800" w:hanging="360"/>
+      </w:pPr>
+      <w:rPr>
+        <w:rFonts w:ascii="Symbol" w:hAnsi="Symbol" w:hint="default"/>
+      </w:rPr>
+    </w:lvl>
+    <w:lvl w:ilvl="1" w:tplc="04090003" w:tentative="1">
+      <w:start w:val="1"/>
+      <w:numFmt w:val="bullet"/>
+      <w:lvlText w:val="o"/>
+      <w:lvlJc w:val="left"/>
+      <w:pPr>
+        <w:ind w:left="2520" w:hanging="360"/>
+      </w:pPr>
+      <w:rPr>
+        <w:rFonts w:ascii="Courier New" w:hAnsi="Courier New" w:cs="Courier New" w:hint="default"/>
+      </w:rPr>
+    </w:lvl>
+    <w:lvl w:ilvl="2" w:tplc="04090005" w:tentative="1">
+      <w:start w:val="1"/>
+      <w:numFmt w:val="bullet"/>
+      <w:lvlText w:val=""/>
+      <w:lvlJc w:val="left"/>
+      <w:pPr>
+        <w:ind w:left="3240" w:hanging="360"/>
+      </w:pPr>
+      <w:rPr>
+        <w:rFonts w:ascii="Wingdings" w:hAnsi="Wingdings" w:hint="default"/>
+      </w:rPr>
+    </w:lvl>
+    <w:lvl w:ilvl="3" w:tplc="04090001" w:tentative="1">
+      <w:start w:val="1"/>
+      <w:numFmt w:val="bullet"/>
+      <w:lvlText w:val=""/>
+      <w:lvlJc w:val="left"/>
+      <w:pPr>
+        <w:ind w:left="3960" w:hanging="360"/>
+      </w:pPr>
+      <w:rPr>
+        <w:rFonts w:ascii="Symbol" w:hAnsi="Symbol" w:hint="default"/>
+      </w:rPr>
+    </w:lvl>
+    <w:lvl w:ilvl="4" w:tplc="04090003" w:tentative="1">
+      <w:start w:val="1"/>
+      <w:numFmt w:val="bullet"/>
+      <w:lvlText w:val="o"/>
+      <w:lvlJc w:val="left"/>
+      <w:pPr>
+        <w:ind w:left="4680" w:hanging="360"/>
+      </w:pPr>
+      <w:rPr>
+        <w:rFonts w:ascii="Courier New" w:hAnsi="Courier New" w:cs="Courier New" w:hint="default"/>
+      </w:rPr>
+    </w:lvl>
+    <w:lvl w:ilvl="5" w:tplc="04090005" w:tentative="1">
+      <w:start w:val="1"/>
+      <w:numFmt w:val="bullet"/>
+      <w:lvlText w:val=""/>
+      <w:lvlJc w:val="left"/>
+      <w:pPr>
+        <w:ind w:left="5400" w:hanging="360"/>
+      </w:pPr>
+      <w:rPr>
+        <w:rFonts w:ascii="Wingdings" w:hAnsi="Wingdings" w:hint="default"/>
+      </w:rPr>
+    </w:lvl>
+    <w:lvl w:ilvl="6" w:tplc="04090001" w:tentative="1">
+      <w:start w:val="1"/>
+      <w:numFmt w:val="bullet"/>
+      <w:lvlText w:val=""/>
+      <w:lvlJc w:val="left"/>
+      <w:pPr>
+        <w:ind w:left="6120" w:hanging="360"/>
+      </w:pPr>
+      <w:rPr>
+        <w:rFonts w:ascii="Symbol" w:hAnsi="Symbol" w:hint="default"/>
+      </w:rPr>
+    </w:lvl>
+    <w:lvl w:ilvl="7" w:tplc="04090003" w:tentative="1">
+      <w:start w:val="1"/>
+      <w:numFmt w:val="bullet"/>
+      <w:lvlText w:val="o"/>
+      <w:lvlJc w:val="left"/>
+      <w:pPr>
+        <w:ind w:left="6840" w:hanging="360"/>
+      </w:pPr>
+      <w:rPr>
+        <w:rFonts w:ascii="Courier New" w:hAnsi="Courier New" w:cs="Courier New" w:hint="default"/>
+      </w:rPr>
+    </w:lvl>
+    <w:lvl w:ilvl="8" w:tplc="04090005" w:tentative="1">
+      <w:start w:val="1"/>
+      <w:numFmt w:val="bullet"/>
+      <w:lvlText w:val=""/>
+      <w:lvlJc w:val="left"/>
+      <w:pPr>
+        <w:ind w:left="7560" w:hanging="360"/>
+      </w:pPr>
+      <w:rPr>
+        <w:rFonts w:ascii="Wingdings" w:hAnsi="Wingdings" w:hint="default"/>
+      </w:rPr>
+    </w:lvl>
+  </w:abstractNum>
+  <w:abstractNum w:abstractNumId="6" w15:restartNumberingAfterBreak="0">
+    <w:nsid w:val="3B9C0574"/>
+    <w:multiLevelType w:val="hybridMultilevel"/>
+    <w:tmpl w:val="CB482318"/>
+    <w:lvl w:ilvl="0" w:tplc="04090001">
+      <w:start w:val="1"/>
+      <w:numFmt w:val="bullet"/>
+      <w:lvlText w:val=""/>
+      <w:lvlJc w:val="left"/>
+      <w:pPr>
+        <w:ind w:left="1800" w:hanging="360"/>
+      </w:pPr>
+      <w:rPr>
+        <w:rFonts w:ascii="Symbol" w:hAnsi="Symbol" w:hint="default"/>
+      </w:rPr>
+    </w:lvl>
+    <w:lvl w:ilvl="1" w:tplc="04090003" w:tentative="1">
+      <w:start w:val="1"/>
+      <w:numFmt w:val="bullet"/>
+      <w:lvlText w:val="o"/>
+      <w:lvlJc w:val="left"/>
+      <w:pPr>
+        <w:ind w:left="2520" w:hanging="360"/>
+      </w:pPr>
+      <w:rPr>
+        <w:rFonts w:ascii="Courier New" w:hAnsi="Courier New" w:cs="Courier New" w:hint="default"/>
+      </w:rPr>
+    </w:lvl>
+    <w:lvl w:ilvl="2" w:tplc="04090005" w:tentative="1">
+      <w:start w:val="1"/>
+      <w:numFmt w:val="bullet"/>
+      <w:lvlText w:val=""/>
+      <w:lvlJc w:val="left"/>
+      <w:pPr>
+        <w:ind w:left="3240" w:hanging="360"/>
+      </w:pPr>
+      <w:rPr>
+        <w:rFonts w:ascii="Wingdings" w:hAnsi="Wingdings" w:hint="default"/>
+      </w:rPr>
+    </w:lvl>
+    <w:lvl w:ilvl="3" w:tplc="04090001" w:tentative="1">
+      <w:start w:val="1"/>
+      <w:numFmt w:val="bullet"/>
+      <w:lvlText w:val=""/>
+      <w:lvlJc w:val="left"/>
+      <w:pPr>
+        <w:ind w:left="3960" w:hanging="360"/>
+      </w:pPr>
+      <w:rPr>
+        <w:rFonts w:ascii="Symbol" w:hAnsi="Symbol" w:hint="default"/>
+      </w:rPr>
+    </w:lvl>
+    <w:lvl w:ilvl="4" w:tplc="04090003" w:tentative="1">
+      <w:start w:val="1"/>
+      <w:numFmt w:val="bullet"/>
+      <w:lvlText w:val="o"/>
+      <w:lvlJc w:val="left"/>
+      <w:pPr>
+        <w:ind w:left="4680" w:hanging="360"/>
+      </w:pPr>
+      <w:rPr>
+        <w:rFonts w:ascii="Courier New" w:hAnsi="Courier New" w:cs="Courier New" w:hint="default"/>
+      </w:rPr>
+    </w:lvl>
+    <w:lvl w:ilvl="5" w:tplc="04090005" w:tentative="1">
+      <w:start w:val="1"/>
+      <w:numFmt w:val="bullet"/>
+      <w:lvlText w:val=""/>
+      <w:lvlJc w:val="left"/>
+      <w:pPr>
+        <w:ind w:left="5400" w:hanging="360"/>
+      </w:pPr>
+      <w:rPr>
+        <w:rFonts w:ascii="Wingdings" w:hAnsi="Wingdings" w:hint="default"/>
+      </w:rPr>
+    </w:lvl>
+    <w:lvl w:ilvl="6" w:tplc="04090001" w:tentative="1">
+      <w:start w:val="1"/>
+      <w:numFmt w:val="bullet"/>
+      <w:lvlText w:val=""/>
+      <w:lvlJc w:val="left"/>
+      <w:pPr>
+        <w:ind w:left="6120" w:hanging="360"/>
+      </w:pPr>
+      <w:rPr>
+        <w:rFonts w:ascii="Symbol" w:hAnsi="Symbol" w:hint="default"/>
+      </w:rPr>
+    </w:lvl>
+    <w:lvl w:ilvl="7" w:tplc="04090003" w:tentative="1">
+      <w:start w:val="1"/>
+      <w:numFmt w:val="bullet"/>
+      <w:lvlText w:val="o"/>
+      <w:lvlJc w:val="left"/>
+      <w:pPr>
+        <w:ind w:left="6840" w:hanging="360"/>
+      </w:pPr>
+      <w:rPr>
+        <w:rFonts w:ascii="Courier New" w:hAnsi="Courier New" w:cs="Courier New" w:hint="default"/>
+      </w:rPr>
+    </w:lvl>
+    <w:lvl w:ilvl="8" w:tplc="04090005" w:tentative="1">
+      <w:start w:val="1"/>
+      <w:numFmt w:val="bullet"/>
+      <w:lvlText w:val=""/>
+      <w:lvlJc w:val="left"/>
+      <w:pPr>
+        <w:ind w:left="7560" w:hanging="360"/>
+      </w:pPr>
+      <w:rPr>
+        <w:rFonts w:ascii="Wingdings" w:hAnsi="Wingdings" w:hint="default"/>
+      </w:rPr>
+    </w:lvl>
+  </w:abstractNum>
+  <w:abstractNum w:abstractNumId="7" w15:restartNumberingAfterBreak="0">
+    <w:nsid w:val="4D394EF7"/>
+    <w:multiLevelType w:val="hybridMultilevel"/>
+    <w:tmpl w:val="89C61A80"/>
+    <w:lvl w:ilvl="0" w:tplc="04090001">
+      <w:start w:val="1"/>
+      <w:numFmt w:val="bullet"/>
+      <w:lvlText w:val=""/>
+      <w:lvlJc w:val="left"/>
+      <w:pPr>
+        <w:ind w:left="1800" w:hanging="360"/>
+      </w:pPr>
+      <w:rPr>
+        <w:rFonts w:ascii="Symbol" w:hAnsi="Symbol" w:hint="default"/>
+      </w:rPr>
+    </w:lvl>
+    <w:lvl w:ilvl="1" w:tplc="04090003" w:tentative="1">
+      <w:start w:val="1"/>
+      <w:numFmt w:val="bullet"/>
+      <w:lvlText w:val="o"/>
+      <w:lvlJc w:val="left"/>
+      <w:pPr>
+        <w:ind w:left="2520" w:hanging="360"/>
+      </w:pPr>
+      <w:rPr>
+        <w:rFonts w:ascii="Courier New" w:hAnsi="Courier New" w:cs="Courier New" w:hint="default"/>
+      </w:rPr>
+    </w:lvl>
+    <w:lvl w:ilvl="2" w:tplc="04090005" w:tentative="1">
+      <w:start w:val="1"/>
+      <w:numFmt w:val="bullet"/>
+      <w:lvlText w:val=""/>
+      <w:lvlJc w:val="left"/>
+      <w:pPr>
+        <w:ind w:left="3240" w:hanging="360"/>
+      </w:pPr>
+      <w:rPr>
+        <w:rFonts w:ascii="Wingdings" w:hAnsi="Wingdings" w:hint="default"/>
+      </w:rPr>
+    </w:lvl>
+    <w:lvl w:ilvl="3" w:tplc="04090001" w:tentative="1">
+      <w:start w:val="1"/>
+      <w:numFmt w:val="bullet"/>
+      <w:lvlText w:val=""/>
+      <w:lvlJc w:val="left"/>
+      <w:pPr>
+        <w:ind w:left="3960" w:hanging="360"/>
+      </w:pPr>
+      <w:rPr>
+        <w:rFonts w:ascii="Symbol" w:hAnsi="Symbol" w:hint="default"/>
+      </w:rPr>
+    </w:lvl>
+    <w:lvl w:ilvl="4" w:tplc="04090003" w:tentative="1">
+      <w:start w:val="1"/>
+      <w:numFmt w:val="bullet"/>
+      <w:lvlText w:val="o"/>
+      <w:lvlJc w:val="left"/>
+      <w:pPr>
+        <w:ind w:left="4680" w:hanging="360"/>
+      </w:pPr>
+      <w:rPr>
+        <w:rFonts w:ascii="Courier New" w:hAnsi="Courier New" w:cs="Courier New" w:hint="default"/>
+      </w:rPr>
+    </w:lvl>
+    <w:lvl w:ilvl="5" w:tplc="04090005" w:tentative="1">
+      <w:start w:val="1"/>
+      <w:numFmt w:val="bullet"/>
+      <w:lvlText w:val=""/>
+      <w:lvlJc w:val="left"/>
+      <w:pPr>
+        <w:ind w:left="5400" w:hanging="360"/>
+      </w:pPr>
+      <w:rPr>
+        <w:rFonts w:ascii="Wingdings" w:hAnsi="Wingdings" w:hint="default"/>
+      </w:rPr>
+    </w:lvl>
+    <w:lvl w:ilvl="6" w:tplc="04090001" w:tentative="1">
+      <w:start w:val="1"/>
+      <w:numFmt w:val="bullet"/>
+      <w:lvlText w:val=""/>
+      <w:lvlJc w:val="left"/>
+      <w:pPr>
+        <w:ind w:left="6120" w:hanging="360"/>
+      </w:pPr>
+      <w:rPr>
+        <w:rFonts w:ascii="Symbol" w:hAnsi="Symbol" w:hint="default"/>
+      </w:rPr>
+    </w:lvl>
+    <w:lvl w:ilvl="7" w:tplc="04090003" w:tentative="1">
+      <w:start w:val="1"/>
+      <w:numFmt w:val="bullet"/>
+      <w:lvlText w:val="o"/>
+      <w:lvlJc w:val="left"/>
+      <w:pPr>
+        <w:ind w:left="6840" w:hanging="360"/>
+      </w:pPr>
+      <w:rPr>
+        <w:rFonts w:ascii="Courier New" w:hAnsi="Courier New" w:cs="Courier New" w:hint="default"/>
+      </w:rPr>
+    </w:lvl>
+    <w:lvl w:ilvl="8" w:tplc="04090005" w:tentative="1">
+      <w:start w:val="1"/>
+      <w:numFmt w:val="bullet"/>
+      <w:lvlText w:val=""/>
+      <w:lvlJc w:val="left"/>
+      <w:pPr>
+        <w:ind w:left="7560" w:hanging="360"/>
+      </w:pPr>
+      <w:rPr>
+        <w:rFonts w:ascii="Wingdings" w:hAnsi="Wingdings" w:hint="default"/>
+      </w:rPr>
+    </w:lvl>
+  </w:abstractNum>
+  <w:abstractNum w:abstractNumId="8" w15:restartNumberingAfterBreak="0">
+    <w:nsid w:val="51B257B9"/>
+    <w:multiLevelType w:val="hybridMultilevel"/>
+    <w:tmpl w:val="ACEED550"/>
+    <w:lvl w:ilvl="0" w:tplc="04090001">
+      <w:start w:val="1"/>
+      <w:numFmt w:val="bullet"/>
+      <w:lvlText w:val=""/>
+      <w:lvlJc w:val="left"/>
+      <w:pPr>
+        <w:ind w:left="1908" w:hanging="360"/>
+      </w:pPr>
+      <w:rPr>
+        <w:rFonts w:ascii="Symbol" w:hAnsi="Symbol" w:hint="default"/>
+      </w:rPr>
+    </w:lvl>
+    <w:lvl w:ilvl="1" w:tplc="04090003" w:tentative="1">
+      <w:start w:val="1"/>
+      <w:numFmt w:val="bullet"/>
+      <w:lvlText w:val="o"/>
+      <w:lvlJc w:val="left"/>
+      <w:pPr>
+        <w:ind w:left="2628" w:hanging="360"/>
+      </w:pPr>
+      <w:rPr>
+        <w:rFonts w:ascii="Courier New" w:hAnsi="Courier New" w:cs="Courier New" w:hint="default"/>
+      </w:rPr>
+    </w:lvl>
+    <w:lvl w:ilvl="2" w:tplc="04090005" w:tentative="1">
+      <w:start w:val="1"/>
+      <w:numFmt w:val="bullet"/>
+      <w:lvlText w:val=""/>
+      <w:lvlJc w:val="left"/>
+      <w:pPr>
+        <w:ind w:left="3348" w:hanging="360"/>
+      </w:pPr>
+      <w:rPr>
+        <w:rFonts w:ascii="Wingdings" w:hAnsi="Wingdings" w:hint="default"/>
+      </w:rPr>
+    </w:lvl>
+    <w:lvl w:ilvl="3" w:tplc="04090001" w:tentative="1">
+      <w:start w:val="1"/>
+      <w:numFmt w:val="bullet"/>
+      <w:lvlText w:val=""/>
+      <w:lvlJc w:val="left"/>
+      <w:pPr>
+        <w:ind w:left="4068" w:hanging="360"/>
+      </w:pPr>
+      <w:rPr>
+        <w:rFonts w:ascii="Symbol" w:hAnsi="Symbol" w:hint="default"/>
+      </w:rPr>
+    </w:lvl>
+    <w:lvl w:ilvl="4" w:tplc="04090003" w:tentative="1">
+      <w:start w:val="1"/>
+      <w:numFmt w:val="bullet"/>
+      <w:lvlText w:val="o"/>
+      <w:lvlJc w:val="left"/>
+      <w:pPr>
+        <w:ind w:left="4788" w:hanging="360"/>
+      </w:pPr>
+      <w:rPr>
+        <w:rFonts w:ascii="Courier New" w:hAnsi="Courier New" w:cs="Courier New" w:hint="default"/>
+      </w:rPr>
+    </w:lvl>
+    <w:lvl w:ilvl="5" w:tplc="04090005" w:tentative="1">
+      <w:start w:val="1"/>
+      <w:numFmt w:val="bullet"/>
+      <w:lvlText w:val=""/>
+      <w:lvlJc w:val="left"/>
+      <w:pPr>
+        <w:ind w:left="5508" w:hanging="360"/>
+      </w:pPr>
+      <w:rPr>
+        <w:rFonts w:ascii="Wingdings" w:hAnsi="Wingdings" w:hint="default"/>
+      </w:rPr>
+    </w:lvl>
+    <w:lvl w:ilvl="6" w:tplc="04090001" w:tentative="1">
+      <w:start w:val="1"/>
+      <w:numFmt w:val="bullet"/>
+      <w:lvlText w:val=""/>
+      <w:lvlJc w:val="left"/>
+      <w:pPr>
+        <w:ind w:left="6228" w:hanging="360"/>
+      </w:pPr>
+      <w:rPr>
+        <w:rFonts w:ascii="Symbol" w:hAnsi="Symbol" w:hint="default"/>
+      </w:rPr>
+    </w:lvl>
+    <w:lvl w:ilvl="7" w:tplc="04090003" w:tentative="1">
+      <w:start w:val="1"/>
+      <w:numFmt w:val="bullet"/>
+      <w:lvlText w:val="o"/>
+      <w:lvlJc w:val="left"/>
+      <w:pPr>
+        <w:ind w:left="6948" w:hanging="360"/>
+      </w:pPr>
+      <w:rPr>
+        <w:rFonts w:ascii="Courier New" w:hAnsi="Courier New" w:cs="Courier New" w:hint="default"/>
+      </w:rPr>
+    </w:lvl>
+    <w:lvl w:ilvl="8" w:tplc="04090005" w:tentative="1">
+      <w:start w:val="1"/>
+      <w:numFmt w:val="bullet"/>
+      <w:lvlText w:val=""/>
+      <w:lvlJc w:val="left"/>
+      <w:pPr>
+        <w:ind w:left="7668" w:hanging="360"/>
+      </w:pPr>
+      <w:rPr>
+        <w:rFonts w:ascii="Wingdings" w:hAnsi="Wingdings" w:hint="default"/>
+      </w:rPr>
+    </w:lvl>
+  </w:abstractNum>
+  <w:abstractNum w:abstractNumId="9" w15:restartNumberingAfterBreak="0">
+    <w:nsid w:val="527D5557"/>
+    <w:multiLevelType w:val="hybridMultilevel"/>
+    <w:tmpl w:val="229AF386"/>
+    <w:lvl w:ilvl="0" w:tplc="04090001">
+      <w:start w:val="1"/>
+      <w:numFmt w:val="bullet"/>
+      <w:lvlText w:val=""/>
+      <w:lvlJc w:val="left"/>
+      <w:pPr>
+        <w:ind w:left="1800" w:hanging="360"/>
+      </w:pPr>
+      <w:rPr>
+        <w:rFonts w:ascii="Symbol" w:hAnsi="Symbol" w:hint="default"/>
+      </w:rPr>
+    </w:lvl>
+    <w:lvl w:ilvl="1" w:tplc="04090003" w:tentative="1">
+      <w:start w:val="1"/>
+      <w:numFmt w:val="bullet"/>
+      <w:lvlText w:val="o"/>
+      <w:lvlJc w:val="left"/>
+      <w:pPr>
+        <w:ind w:left="2520" w:hanging="360"/>
+      </w:pPr>
+      <w:rPr>
+        <w:rFonts w:ascii="Courier New" w:hAnsi="Courier New" w:cs="Courier New" w:hint="default"/>
+      </w:rPr>
+    </w:lvl>
+    <w:lvl w:ilvl="2" w:tplc="04090005" w:tentative="1">
+      <w:start w:val="1"/>
+      <w:numFmt w:val="bullet"/>
+      <w:lvlText w:val=""/>
+      <w:lvlJc w:val="left"/>
+      <w:pPr>
+        <w:ind w:left="3240" w:hanging="360"/>
+      </w:pPr>
+      <w:rPr>
+        <w:rFonts w:ascii="Wingdings" w:hAnsi="Wingdings" w:hint="default"/>
+      </w:rPr>
+    </w:lvl>
+    <w:lvl w:ilvl="3" w:tplc="04090001" w:tentative="1">
+      <w:start w:val="1"/>
+      <w:numFmt w:val="bullet"/>
+      <w:lvlText w:val=""/>
+      <w:lvlJc w:val="left"/>
+      <w:pPr>
+        <w:ind w:left="3960" w:hanging="360"/>
+      </w:pPr>
+      <w:rPr>
+        <w:rFonts w:ascii="Symbol" w:hAnsi="Symbol" w:hint="default"/>
+      </w:rPr>
+    </w:lvl>
+    <w:lvl w:ilvl="4" w:tplc="04090003" w:tentative="1">
+      <w:start w:val="1"/>
+      <w:numFmt w:val="bullet"/>
+      <w:lvlText w:val="o"/>
+      <w:lvlJc w:val="left"/>
+      <w:pPr>
+        <w:ind w:left="4680" w:hanging="360"/>
+      </w:pPr>
+      <w:rPr>
+        <w:rFonts w:ascii="Courier New" w:hAnsi="Courier New" w:cs="Courier New" w:hint="default"/>
+      </w:rPr>
+    </w:lvl>
+    <w:lvl w:ilvl="5" w:tplc="04090005" w:tentative="1">
+      <w:start w:val="1"/>
+      <w:numFmt w:val="bullet"/>
+      <w:lvlText w:val=""/>
+      <w:lvlJc w:val="left"/>
+      <w:pPr>
+        <w:ind w:left="5400" w:hanging="360"/>
+      </w:pPr>
+      <w:rPr>
+        <w:rFonts w:ascii="Wingdings" w:hAnsi="Wingdings" w:hint="default"/>
+      </w:rPr>
+    </w:lvl>
+    <w:lvl w:ilvl="6" w:tplc="04090001" w:tentative="1">
+      <w:start w:val="1"/>
+      <w:numFmt w:val="bullet"/>
+      <w:lvlText w:val=""/>
+      <w:lvlJc w:val="left"/>
+      <w:pPr>
+        <w:ind w:left="6120" w:hanging="360"/>
+      </w:pPr>
+      <w:rPr>
+        <w:rFonts w:ascii="Symbol" w:hAnsi="Symbol" w:hint="default"/>
+      </w:rPr>
+    </w:lvl>
+    <w:lvl w:ilvl="7" w:tplc="04090003" w:tentative="1">
+      <w:start w:val="1"/>
+      <w:numFmt w:val="bullet"/>
+      <w:lvlText w:val="o"/>
+      <w:lvlJc w:val="left"/>
+      <w:pPr>
+        <w:ind w:left="6840" w:hanging="360"/>
+      </w:pPr>
+      <w:rPr>
+        <w:rFonts w:ascii="Courier New" w:hAnsi="Courier New" w:cs="Courier New" w:hint="default"/>
+      </w:rPr>
+    </w:lvl>
+    <w:lvl w:ilvl="8" w:tplc="04090005" w:tentative="1">
+      <w:start w:val="1"/>
+      <w:numFmt w:val="bullet"/>
+      <w:lvlText w:val=""/>
+      <w:lvlJc w:val="left"/>
+      <w:pPr>
+        <w:ind w:left="7560" w:hanging="360"/>
+      </w:pPr>
+      <w:rPr>
+        <w:rFonts w:ascii="Wingdings" w:hAnsi="Wingdings" w:hint="default"/>
+      </w:rPr>
+    </w:lvl>
+  </w:abstractNum>
+  <w:abstractNum w:abstractNumId="10" w15:restartNumberingAfterBreak="0">
+    <w:nsid w:val="59345D8E"/>
+    <w:multiLevelType w:val="hybridMultilevel"/>
+    <w:tmpl w:val="32286E2C"/>
+    <w:lvl w:ilvl="0" w:tplc="04090001">
+      <w:start w:val="1"/>
+      <w:numFmt w:val="bullet"/>
+      <w:lvlText w:val=""/>
+      <w:lvlJc w:val="left"/>
+      <w:pPr>
+        <w:ind w:left="1800" w:hanging="360"/>
+      </w:pPr>
+      <w:rPr>
+        <w:rFonts w:ascii="Symbol" w:hAnsi="Symbol" w:hint="default"/>
+      </w:rPr>
+    </w:lvl>
+    <w:lvl w:ilvl="1" w:tplc="04090003" w:tentative="1">
+      <w:start w:val="1"/>
+      <w:numFmt w:val="bullet"/>
+      <w:lvlText w:val="o"/>
+      <w:lvlJc w:val="left"/>
+      <w:pPr>
+        <w:ind w:left="2520" w:hanging="360"/>
+      </w:pPr>
+      <w:rPr>
+        <w:rFonts w:ascii="Courier New" w:hAnsi="Courier New" w:cs="Courier New" w:hint="default"/>
+      </w:rPr>
+    </w:lvl>
+    <w:lvl w:ilvl="2" w:tplc="04090005" w:tentative="1">
+      <w:start w:val="1"/>
+      <w:numFmt w:val="bullet"/>
+      <w:lvlText w:val=""/>
+      <w:lvlJc w:val="left"/>
+      <w:pPr>
+        <w:ind w:left="3240" w:hanging="360"/>
+      </w:pPr>
+      <w:rPr>
+        <w:rFonts w:ascii="Wingdings" w:hAnsi="Wingdings" w:hint="default"/>
+      </w:rPr>
+    </w:lvl>
+    <w:lvl w:ilvl="3" w:tplc="04090001" w:tentative="1">
+      <w:start w:val="1"/>
+      <w:numFmt w:val="bullet"/>
+      <w:lvlText w:val=""/>
+      <w:lvlJc w:val="left"/>
+      <w:pPr>
+        <w:ind w:left="3960" w:hanging="360"/>
+      </w:pPr>
+      <w:rPr>
+        <w:rFonts w:ascii="Symbol" w:hAnsi="Symbol" w:hint="default"/>
+      </w:rPr>
+    </w:lvl>
+    <w:lvl w:ilvl="4" w:tplc="04090003" w:tentative="1">
+      <w:start w:val="1"/>
+      <w:numFmt w:val="bullet"/>
+      <w:lvlText w:val="o"/>
+      <w:lvlJc w:val="left"/>
+      <w:pPr>
+        <w:ind w:left="4680" w:hanging="360"/>
+      </w:pPr>
+      <w:rPr>
+        <w:rFonts w:ascii="Courier New" w:hAnsi="Courier New" w:cs="Courier New" w:hint="default"/>
+      </w:rPr>
+    </w:lvl>
+    <w:lvl w:ilvl="5" w:tplc="04090005" w:tentative="1">
+      <w:start w:val="1"/>
+      <w:numFmt w:val="bullet"/>
+      <w:lvlText w:val=""/>
+      <w:lvlJc w:val="left"/>
+      <w:pPr>
+        <w:ind w:left="5400" w:hanging="360"/>
+      </w:pPr>
+      <w:rPr>
+        <w:rFonts w:ascii="Wingdings" w:hAnsi="Wingdings" w:hint="default"/>
+      </w:rPr>
+    </w:lvl>
+    <w:lvl w:ilvl="6" w:tplc="04090001" w:tentative="1">
+      <w:start w:val="1"/>
+      <w:numFmt w:val="bullet"/>
+      <w:lvlText w:val=""/>
+      <w:lvlJc w:val="left"/>
+      <w:pPr>
+        <w:ind w:left="6120" w:hanging="360"/>
+      </w:pPr>
+      <w:rPr>
+        <w:rFonts w:ascii="Symbol" w:hAnsi="Symbol" w:hint="default"/>
+      </w:rPr>
+    </w:lvl>
+    <w:lvl w:ilvl="7" w:tplc="04090003" w:tentative="1">
+      <w:start w:val="1"/>
+      <w:numFmt w:val="bullet"/>
+      <w:lvlText w:val="o"/>
+      <w:lvlJc w:val="left"/>
+      <w:pPr>
+        <w:ind w:left="6840" w:hanging="360"/>
+      </w:pPr>
+      <w:rPr>
+        <w:rFonts w:ascii="Courier New" w:hAnsi="Courier New" w:cs="Courier New" w:hint="default"/>
+      </w:rPr>
+    </w:lvl>
+    <w:lvl w:ilvl="8" w:tplc="04090005" w:tentative="1">
+      <w:start w:val="1"/>
+      <w:numFmt w:val="bullet"/>
+      <w:lvlText w:val=""/>
+      <w:lvlJc w:val="left"/>
+      <w:pPr>
+        <w:ind w:left="7560" w:hanging="360"/>
+      </w:pPr>
+      <w:rPr>
+        <w:rFonts w:ascii="Wingdings" w:hAnsi="Wingdings" w:hint="default"/>
+      </w:rPr>
+    </w:lvl>
+  </w:abstractNum>
+  <w:abstractNum w:abstractNumId="11" w15:restartNumberingAfterBreak="0">
+    <w:nsid w:val="634639EC"/>
+    <w:multiLevelType w:val="hybridMultilevel"/>
+    <w:tmpl w:val="D94271BC"/>
+    <w:lvl w:ilvl="0" w:tplc="F606F59A">
+      <w:start w:val="2"/>
+      <w:numFmt w:val="decimal"/>
+      <w:lvlText w:val="%1."/>
+      <w:lvlJc w:val="left"/>
+      <w:pPr>
+        <w:ind w:left="813" w:hanging="360"/>
+      </w:pPr>
+      <w:rPr>
+        <w:rFonts w:hint="default"/>
+        <w:b/>
+      </w:rPr>
+    </w:lvl>
+    <w:lvl w:ilvl="1" w:tplc="04090019">
+      <w:start w:val="1"/>
+      <w:numFmt w:val="lowerLetter"/>
+      <w:lvlText w:val="%2."/>
+      <w:lvlJc w:val="left"/>
+      <w:pPr>
+        <w:ind w:left="1533" w:hanging="360"/>
+      </w:pPr>
+    </w:lvl>
+    <w:lvl w:ilvl="2" w:tplc="0409001B" w:tentative="1">
+      <w:start w:val="1"/>
+      <w:numFmt w:val="lowerRoman"/>
+      <w:lvlText w:val="%3."/>
+      <w:lvlJc w:val="right"/>
+      <w:pPr>
+        <w:ind w:left="2253" w:hanging="180"/>
+      </w:pPr>
+    </w:lvl>
+    <w:lvl w:ilvl="3" w:tplc="0409000F" w:tentative="1">
+      <w:start w:val="1"/>
+      <w:numFmt w:val="decimal"/>
+      <w:lvlText w:val="%4."/>
+      <w:lvlJc w:val="left"/>
+      <w:pPr>
+        <w:ind w:left="2973" w:hanging="360"/>
+      </w:pPr>
+    </w:lvl>
+    <w:lvl w:ilvl="4" w:tplc="04090019" w:tentative="1">
+      <w:start w:val="1"/>
+      <w:numFmt w:val="lowerLetter"/>
+      <w:lvlText w:val="%5."/>
+      <w:lvlJc w:val="left"/>
+      <w:pPr>
+        <w:ind w:left="3693" w:hanging="360"/>
+      </w:pPr>
+    </w:lvl>
+    <w:lvl w:ilvl="5" w:tplc="0409001B" w:tentative="1">
+      <w:start w:val="1"/>
+      <w:numFmt w:val="lowerRoman"/>
+      <w:lvlText w:val="%6."/>
+      <w:lvlJc w:val="right"/>
+      <w:pPr>
+        <w:ind w:left="4413" w:hanging="180"/>
+      </w:pPr>
+    </w:lvl>
+    <w:lvl w:ilvl="6" w:tplc="0409000F" w:tentative="1">
+      <w:start w:val="1"/>
+      <w:numFmt w:val="decimal"/>
+      <w:lvlText w:val="%7."/>
+      <w:lvlJc w:val="left"/>
+      <w:pPr>
+        <w:ind w:left="5133" w:hanging="360"/>
+      </w:pPr>
+    </w:lvl>
+    <w:lvl w:ilvl="7" w:tplc="04090019" w:tentative="1">
+      <w:start w:val="1"/>
+      <w:numFmt w:val="lowerLetter"/>
+      <w:lvlText w:val="%8."/>
+      <w:lvlJc w:val="left"/>
+      <w:pPr>
+        <w:ind w:left="5853" w:hanging="360"/>
+      </w:pPr>
+    </w:lvl>
+    <w:lvl w:ilvl="8" w:tplc="0409001B" w:tentative="1">
+      <w:start w:val="1"/>
+      <w:numFmt w:val="lowerRoman"/>
+      <w:lvlText w:val="%9."/>
+      <w:lvlJc w:val="right"/>
+      <w:pPr>
+        <w:ind w:left="6573" w:hanging="180"/>
+      </w:pPr>
+    </w:lvl>
+  </w:abstractNum>
+  <w:abstractNum w:abstractNumId="12" w15:restartNumberingAfterBreak="0">
+    <w:nsid w:val="69CC7943"/>
+    <w:multiLevelType w:val="hybridMultilevel"/>
+    <w:tmpl w:val="8ECE1464"/>
+    <w:lvl w:ilvl="0" w:tplc="04090001">
+      <w:start w:val="1"/>
+      <w:numFmt w:val="bullet"/>
+      <w:lvlText w:val=""/>
+      <w:lvlJc w:val="left"/>
+      <w:pPr>
+        <w:ind w:left="1800" w:hanging="360"/>
+      </w:pPr>
+      <w:rPr>
+        <w:rFonts w:ascii="Symbol" w:hAnsi="Symbol" w:hint="default"/>
+      </w:rPr>
+    </w:lvl>
+    <w:lvl w:ilvl="1" w:tplc="04090003" w:tentative="1">
+      <w:start w:val="1"/>
+      <w:numFmt w:val="bullet"/>
+      <w:lvlText w:val="o"/>
+      <w:lvlJc w:val="left"/>
+      <w:pPr>
+        <w:ind w:left="2520" w:hanging="360"/>
+      </w:pPr>
+      <w:rPr>
+        <w:rFonts w:ascii="Courier New" w:hAnsi="Courier New" w:cs="Courier New" w:hint="default"/>
+      </w:rPr>
+    </w:lvl>
+    <w:lvl w:ilvl="2" w:tplc="04090005" w:tentative="1">
+      <w:start w:val="1"/>
+      <w:numFmt w:val="bullet"/>
+      <w:lvlText w:val=""/>
+      <w:lvlJc w:val="left"/>
+      <w:pPr>
+        <w:ind w:left="3240" w:hanging="360"/>
+      </w:pPr>
+      <w:rPr>
+        <w:rFonts w:ascii="Wingdings" w:hAnsi="Wingdings" w:hint="default"/>
+      </w:rPr>
+    </w:lvl>
+    <w:lvl w:ilvl="3" w:tplc="04090001" w:tentative="1">
+      <w:start w:val="1"/>
+      <w:numFmt w:val="bullet"/>
+      <w:lvlText w:val=""/>
+      <w:lvlJc w:val="left"/>
+      <w:pPr>
+        <w:ind w:left="3960" w:hanging="360"/>
+      </w:pPr>
+      <w:rPr>
+        <w:rFonts w:ascii="Symbol" w:hAnsi="Symbol" w:hint="default"/>
+      </w:rPr>
+    </w:lvl>
+    <w:lvl w:ilvl="4" w:tplc="04090003" w:tentative="1">
+      <w:start w:val="1"/>
+      <w:numFmt w:val="bullet"/>
+      <w:lvlText w:val="o"/>
+      <w:lvlJc w:val="left"/>
+      <w:pPr>
+        <w:ind w:left="4680" w:hanging="360"/>
+      </w:pPr>
+      <w:rPr>
+        <w:rFonts w:ascii="Courier New" w:hAnsi="Courier New" w:cs="Courier New" w:hint="default"/>
+      </w:rPr>
+    </w:lvl>
+    <w:lvl w:ilvl="5" w:tplc="04090005" w:tentative="1">
+      <w:start w:val="1"/>
+      <w:numFmt w:val="bullet"/>
+      <w:lvlText w:val=""/>
+      <w:lvlJc w:val="left"/>
+      <w:pPr>
+        <w:ind w:left="5400" w:hanging="360"/>
+      </w:pPr>
+      <w:rPr>
+        <w:rFonts w:ascii="Wingdings" w:hAnsi="Wingdings" w:hint="default"/>
+      </w:rPr>
+    </w:lvl>
+    <w:lvl w:ilvl="6" w:tplc="04090001" w:tentative="1">
+      <w:start w:val="1"/>
+      <w:numFmt w:val="bullet"/>
+      <w:lvlText w:val=""/>
+      <w:lvlJc w:val="left"/>
+      <w:pPr>
+        <w:ind w:left="6120" w:hanging="360"/>
+      </w:pPr>
+      <w:rPr>
+        <w:rFonts w:ascii="Symbol" w:hAnsi="Symbol" w:hint="default"/>
+      </w:rPr>
+    </w:lvl>
+    <w:lvl w:ilvl="7" w:tplc="04090003" w:tentative="1">
+      <w:start w:val="1"/>
+      <w:numFmt w:val="bullet"/>
+      <w:lvlText w:val="o"/>
+      <w:lvlJc w:val="left"/>
+      <w:pPr>
+        <w:ind w:left="6840" w:hanging="360"/>
+      </w:pPr>
+      <w:rPr>
+        <w:rFonts w:ascii="Courier New" w:hAnsi="Courier New" w:cs="Courier New" w:hint="default"/>
+      </w:rPr>
+    </w:lvl>
+    <w:lvl w:ilvl="8" w:tplc="04090005" w:tentative="1">
+      <w:start w:val="1"/>
+      <w:numFmt w:val="bullet"/>
+      <w:lvlText w:val=""/>
+      <w:lvlJc w:val="left"/>
+      <w:pPr>
+        <w:ind w:left="7560" w:hanging="360"/>
+      </w:pPr>
+      <w:rPr>
+        <w:rFonts w:ascii="Wingdings" w:hAnsi="Wingdings" w:hint="default"/>
+      </w:rPr>
+    </w:lvl>
+  </w:abstractNum>
+  <w:abstractNum w:abstractNumId="13" w15:restartNumberingAfterBreak="0">
     <w:nsid w:val="6D6A3C3A"/>
     <w:multiLevelType w:val="hybridMultilevel"/>
     <w:tmpl w:val="8624B530"/>
@@ -4130,7 +5458,7 @@
       <w:lvlText w:val="-"/>
       <w:lvlJc w:val="left"/>
       <w:pPr>
-        <w:ind w:left="828" w:hanging="360"/>
+        <w:ind w:left="1440" w:hanging="360"/>
       </w:pPr>
       <w:rPr>
         <w:rFonts w:ascii="Times New Roman" w:eastAsia="Times New Roman" w:hAnsi="Times New Roman" w:cs="Times New Roman"/>
@@ -4153,7 +5481,7 @@
       <w:lvlText w:val="o"/>
       <w:lvlJc w:val="left"/>
       <w:pPr>
-        <w:ind w:left="1548" w:hanging="360"/>
+        <w:ind w:left="2160" w:hanging="360"/>
       </w:pPr>
       <w:rPr>
         <w:rFonts w:ascii="Courier New" w:hAnsi="Courier New" w:cs="Courier New" w:hint="default"/>
@@ -4165,7 +5493,7 @@
       <w:lvlText w:val=""/>
       <w:lvlJc w:val="left"/>
       <w:pPr>
-        <w:ind w:left="2268" w:hanging="360"/>
+        <w:ind w:left="2880" w:hanging="360"/>
       </w:pPr>
       <w:rPr>
         <w:rFonts w:ascii="Wingdings" w:hAnsi="Wingdings" w:hint="default"/>
@@ -4177,7 +5505,7 @@
       <w:lvlText w:val=""/>
       <w:lvlJc w:val="left"/>
       <w:pPr>
-        <w:ind w:left="2988" w:hanging="360"/>
+        <w:ind w:left="3600" w:hanging="360"/>
       </w:pPr>
       <w:rPr>
         <w:rFonts w:ascii="Symbol" w:hAnsi="Symbol" w:hint="default"/>
@@ -4189,7 +5517,7 @@
       <w:lvlText w:val="o"/>
       <w:lvlJc w:val="left"/>
       <w:pPr>
-        <w:ind w:left="3708" w:hanging="360"/>
+        <w:ind w:left="4320" w:hanging="360"/>
       </w:pPr>
       <w:rPr>
         <w:rFonts w:ascii="Courier New" w:hAnsi="Courier New" w:cs="Courier New" w:hint="default"/>
@@ -4201,7 +5529,7 @@
       <w:lvlText w:val=""/>
       <w:lvlJc w:val="left"/>
       <w:pPr>
-        <w:ind w:left="4428" w:hanging="360"/>
+        <w:ind w:left="5040" w:hanging="360"/>
       </w:pPr>
       <w:rPr>
         <w:rFonts w:ascii="Wingdings" w:hAnsi="Wingdings" w:hint="default"/>
@@ -4213,7 +5541,7 @@
       <w:lvlText w:val=""/>
       <w:lvlJc w:val="left"/>
       <w:pPr>
-        <w:ind w:left="5148" w:hanging="360"/>
+        <w:ind w:left="5760" w:hanging="360"/>
       </w:pPr>
       <w:rPr>
         <w:rFonts w:ascii="Symbol" w:hAnsi="Symbol" w:hint="default"/>
@@ -4225,7 +5553,7 @@
       <w:lvlText w:val="o"/>
       <w:lvlJc w:val="left"/>
       <w:pPr>
-        <w:ind w:left="5868" w:hanging="360"/>
+        <w:ind w:left="6480" w:hanging="360"/>
       </w:pPr>
       <w:rPr>
         <w:rFonts w:ascii="Courier New" w:hAnsi="Courier New" w:cs="Courier New" w:hint="default"/>
@@ -4237,14 +5565,14 @@
       <w:lvlText w:val=""/>
       <w:lvlJc w:val="left"/>
       <w:pPr>
-        <w:ind w:left="6588" w:hanging="360"/>
+        <w:ind w:left="7200" w:hanging="360"/>
       </w:pPr>
       <w:rPr>
         <w:rFonts w:ascii="Wingdings" w:hAnsi="Wingdings" w:hint="default"/>
       </w:rPr>
     </w:lvl>
   </w:abstractNum>
-  <w:abstractNum w:abstractNumId="1" w15:restartNumberingAfterBreak="0">
+  <w:abstractNum w:abstractNumId="14" w15:restartNumberingAfterBreak="0">
     <w:nsid w:val="70B2235F"/>
     <w:multiLevelType w:val="hybridMultilevel"/>
     <w:tmpl w:val="A2E816DA"/>
@@ -4457,7 +5785,120 @@
       </w:rPr>
     </w:lvl>
   </w:abstractNum>
-  <w:abstractNum w:abstractNumId="2" w15:restartNumberingAfterBreak="0">
+  <w:abstractNum w:abstractNumId="15" w15:restartNumberingAfterBreak="0">
+    <w:nsid w:val="725B4E74"/>
+    <w:multiLevelType w:val="hybridMultilevel"/>
+    <w:tmpl w:val="1F242CEE"/>
+    <w:lvl w:ilvl="0" w:tplc="04090001">
+      <w:start w:val="1"/>
+      <w:numFmt w:val="bullet"/>
+      <w:lvlText w:val=""/>
+      <w:lvlJc w:val="left"/>
+      <w:pPr>
+        <w:ind w:left="1800" w:hanging="360"/>
+      </w:pPr>
+      <w:rPr>
+        <w:rFonts w:ascii="Symbol" w:hAnsi="Symbol" w:hint="default"/>
+      </w:rPr>
+    </w:lvl>
+    <w:lvl w:ilvl="1" w:tplc="04090003">
+      <w:start w:val="1"/>
+      <w:numFmt w:val="bullet"/>
+      <w:lvlText w:val="o"/>
+      <w:lvlJc w:val="left"/>
+      <w:pPr>
+        <w:ind w:left="2520" w:hanging="360"/>
+      </w:pPr>
+      <w:rPr>
+        <w:rFonts w:ascii="Courier New" w:hAnsi="Courier New" w:cs="Courier New" w:hint="default"/>
+      </w:rPr>
+    </w:lvl>
+    <w:lvl w:ilvl="2" w:tplc="04090005">
+      <w:start w:val="1"/>
+      <w:numFmt w:val="bullet"/>
+      <w:lvlText w:val=""/>
+      <w:lvlJc w:val="left"/>
+      <w:pPr>
+        <w:ind w:left="3240" w:hanging="360"/>
+      </w:pPr>
+      <w:rPr>
+        <w:rFonts w:ascii="Wingdings" w:hAnsi="Wingdings" w:hint="default"/>
+      </w:rPr>
+    </w:lvl>
+    <w:lvl w:ilvl="3" w:tplc="04090001">
+      <w:start w:val="1"/>
+      <w:numFmt w:val="bullet"/>
+      <w:lvlText w:val=""/>
+      <w:lvlJc w:val="left"/>
+      <w:pPr>
+        <w:ind w:left="3960" w:hanging="360"/>
+      </w:pPr>
+      <w:rPr>
+        <w:rFonts w:ascii="Symbol" w:hAnsi="Symbol" w:hint="default"/>
+      </w:rPr>
+    </w:lvl>
+    <w:lvl w:ilvl="4" w:tplc="04090003" w:tentative="1">
+      <w:start w:val="1"/>
+      <w:numFmt w:val="bullet"/>
+      <w:lvlText w:val="o"/>
+      <w:lvlJc w:val="left"/>
+      <w:pPr>
+        <w:ind w:left="4680" w:hanging="360"/>
+      </w:pPr>
+      <w:rPr>
+        <w:rFonts w:ascii="Courier New" w:hAnsi="Courier New" w:cs="Courier New" w:hint="default"/>
+      </w:rPr>
+    </w:lvl>
+    <w:lvl w:ilvl="5" w:tplc="04090005" w:tentative="1">
+      <w:start w:val="1"/>
+      <w:numFmt w:val="bullet"/>
+      <w:lvlText w:val=""/>
+      <w:lvlJc w:val="left"/>
+      <w:pPr>
+        <w:ind w:left="5400" w:hanging="360"/>
+      </w:pPr>
+      <w:rPr>
+        <w:rFonts w:ascii="Wingdings" w:hAnsi="Wingdings" w:hint="default"/>
+      </w:rPr>
+    </w:lvl>
+    <w:lvl w:ilvl="6" w:tplc="04090001" w:tentative="1">
+      <w:start w:val="1"/>
+      <w:numFmt w:val="bullet"/>
+      <w:lvlText w:val=""/>
+      <w:lvlJc w:val="left"/>
+      <w:pPr>
+        <w:ind w:left="6120" w:hanging="360"/>
+      </w:pPr>
+      <w:rPr>
+        <w:rFonts w:ascii="Symbol" w:hAnsi="Symbol" w:hint="default"/>
+      </w:rPr>
+    </w:lvl>
+    <w:lvl w:ilvl="7" w:tplc="04090003" w:tentative="1">
+      <w:start w:val="1"/>
+      <w:numFmt w:val="bullet"/>
+      <w:lvlText w:val="o"/>
+      <w:lvlJc w:val="left"/>
+      <w:pPr>
+        <w:ind w:left="6840" w:hanging="360"/>
+      </w:pPr>
+      <w:rPr>
+        <w:rFonts w:ascii="Courier New" w:hAnsi="Courier New" w:cs="Courier New" w:hint="default"/>
+      </w:rPr>
+    </w:lvl>
+    <w:lvl w:ilvl="8" w:tplc="04090005" w:tentative="1">
+      <w:start w:val="1"/>
+      <w:numFmt w:val="bullet"/>
+      <w:lvlText w:val=""/>
+      <w:lvlJc w:val="left"/>
+      <w:pPr>
+        <w:ind w:left="7560" w:hanging="360"/>
+      </w:pPr>
+      <w:rPr>
+        <w:rFonts w:ascii="Wingdings" w:hAnsi="Wingdings" w:hint="default"/>
+      </w:rPr>
+    </w:lvl>
+  </w:abstractNum>
+  <w:abstractNum w:abstractNumId="16" w15:restartNumberingAfterBreak="0">
     <w:nsid w:val="75B034F5"/>
     <w:multiLevelType w:val="hybridMultilevel"/>
     <w:tmpl w:val="AAE0C5BA"/>
@@ -4581,14 +6022,411 @@
       </w:rPr>
     </w:lvl>
   </w:abstractNum>
+  <w:abstractNum w:abstractNumId="17" w15:restartNumberingAfterBreak="0">
+    <w:nsid w:val="766837BC"/>
+    <w:multiLevelType w:val="hybridMultilevel"/>
+    <w:tmpl w:val="139CC5AC"/>
+    <w:lvl w:ilvl="0" w:tplc="F3E88C18">
+      <w:start w:val="2"/>
+      <w:numFmt w:val="bullet"/>
+      <w:lvlText w:val="-"/>
+      <w:lvlJc w:val="left"/>
+      <w:pPr>
+        <w:ind w:left="813" w:hanging="360"/>
+      </w:pPr>
+      <w:rPr>
+        <w:rFonts w:ascii="Times New Roman" w:eastAsia="Times New Roman" w:hAnsi="Times New Roman" w:cs="Times New Roman" w:hint="default"/>
+        <w:b/>
+      </w:rPr>
+    </w:lvl>
+    <w:lvl w:ilvl="1" w:tplc="04090003" w:tentative="1">
+      <w:start w:val="1"/>
+      <w:numFmt w:val="bullet"/>
+      <w:lvlText w:val="o"/>
+      <w:lvlJc w:val="left"/>
+      <w:pPr>
+        <w:ind w:left="1533" w:hanging="360"/>
+      </w:pPr>
+      <w:rPr>
+        <w:rFonts w:ascii="Courier New" w:hAnsi="Courier New" w:cs="Courier New" w:hint="default"/>
+      </w:rPr>
+    </w:lvl>
+    <w:lvl w:ilvl="2" w:tplc="04090005" w:tentative="1">
+      <w:start w:val="1"/>
+      <w:numFmt w:val="bullet"/>
+      <w:lvlText w:val=""/>
+      <w:lvlJc w:val="left"/>
+      <w:pPr>
+        <w:ind w:left="2253" w:hanging="360"/>
+      </w:pPr>
+      <w:rPr>
+        <w:rFonts w:ascii="Wingdings" w:hAnsi="Wingdings" w:hint="default"/>
+      </w:rPr>
+    </w:lvl>
+    <w:lvl w:ilvl="3" w:tplc="04090001" w:tentative="1">
+      <w:start w:val="1"/>
+      <w:numFmt w:val="bullet"/>
+      <w:lvlText w:val=""/>
+      <w:lvlJc w:val="left"/>
+      <w:pPr>
+        <w:ind w:left="2973" w:hanging="360"/>
+      </w:pPr>
+      <w:rPr>
+        <w:rFonts w:ascii="Symbol" w:hAnsi="Symbol" w:hint="default"/>
+      </w:rPr>
+    </w:lvl>
+    <w:lvl w:ilvl="4" w:tplc="04090003" w:tentative="1">
+      <w:start w:val="1"/>
+      <w:numFmt w:val="bullet"/>
+      <w:lvlText w:val="o"/>
+      <w:lvlJc w:val="left"/>
+      <w:pPr>
+        <w:ind w:left="3693" w:hanging="360"/>
+      </w:pPr>
+      <w:rPr>
+        <w:rFonts w:ascii="Courier New" w:hAnsi="Courier New" w:cs="Courier New" w:hint="default"/>
+      </w:rPr>
+    </w:lvl>
+    <w:lvl w:ilvl="5" w:tplc="04090005" w:tentative="1">
+      <w:start w:val="1"/>
+      <w:numFmt w:val="bullet"/>
+      <w:lvlText w:val=""/>
+      <w:lvlJc w:val="left"/>
+      <w:pPr>
+        <w:ind w:left="4413" w:hanging="360"/>
+      </w:pPr>
+      <w:rPr>
+        <w:rFonts w:ascii="Wingdings" w:hAnsi="Wingdings" w:hint="default"/>
+      </w:rPr>
+    </w:lvl>
+    <w:lvl w:ilvl="6" w:tplc="04090001" w:tentative="1">
+      <w:start w:val="1"/>
+      <w:numFmt w:val="bullet"/>
+      <w:lvlText w:val=""/>
+      <w:lvlJc w:val="left"/>
+      <w:pPr>
+        <w:ind w:left="5133" w:hanging="360"/>
+      </w:pPr>
+      <w:rPr>
+        <w:rFonts w:ascii="Symbol" w:hAnsi="Symbol" w:hint="default"/>
+      </w:rPr>
+    </w:lvl>
+    <w:lvl w:ilvl="7" w:tplc="04090003" w:tentative="1">
+      <w:start w:val="1"/>
+      <w:numFmt w:val="bullet"/>
+      <w:lvlText w:val="o"/>
+      <w:lvlJc w:val="left"/>
+      <w:pPr>
+        <w:ind w:left="5853" w:hanging="360"/>
+      </w:pPr>
+      <w:rPr>
+        <w:rFonts w:ascii="Courier New" w:hAnsi="Courier New" w:cs="Courier New" w:hint="default"/>
+      </w:rPr>
+    </w:lvl>
+    <w:lvl w:ilvl="8" w:tplc="04090005" w:tentative="1">
+      <w:start w:val="1"/>
+      <w:numFmt w:val="bullet"/>
+      <w:lvlText w:val=""/>
+      <w:lvlJc w:val="left"/>
+      <w:pPr>
+        <w:ind w:left="6573" w:hanging="360"/>
+      </w:pPr>
+      <w:rPr>
+        <w:rFonts w:ascii="Wingdings" w:hAnsi="Wingdings" w:hint="default"/>
+      </w:rPr>
+    </w:lvl>
+  </w:abstractNum>
+  <w:abstractNum w:abstractNumId="18" w15:restartNumberingAfterBreak="0">
+    <w:nsid w:val="798539DB"/>
+    <w:multiLevelType w:val="hybridMultilevel"/>
+    <w:tmpl w:val="348A0454"/>
+    <w:lvl w:ilvl="0" w:tplc="04090001">
+      <w:start w:val="1"/>
+      <w:numFmt w:val="bullet"/>
+      <w:lvlText w:val=""/>
+      <w:lvlJc w:val="left"/>
+      <w:pPr>
+        <w:ind w:left="1800" w:hanging="360"/>
+      </w:pPr>
+      <w:rPr>
+        <w:rFonts w:ascii="Symbol" w:hAnsi="Symbol" w:hint="default"/>
+      </w:rPr>
+    </w:lvl>
+    <w:lvl w:ilvl="1" w:tplc="04090003" w:tentative="1">
+      <w:start w:val="1"/>
+      <w:numFmt w:val="bullet"/>
+      <w:lvlText w:val="o"/>
+      <w:lvlJc w:val="left"/>
+      <w:pPr>
+        <w:ind w:left="2520" w:hanging="360"/>
+      </w:pPr>
+      <w:rPr>
+        <w:rFonts w:ascii="Courier New" w:hAnsi="Courier New" w:cs="Courier New" w:hint="default"/>
+      </w:rPr>
+    </w:lvl>
+    <w:lvl w:ilvl="2" w:tplc="04090005" w:tentative="1">
+      <w:start w:val="1"/>
+      <w:numFmt w:val="bullet"/>
+      <w:lvlText w:val=""/>
+      <w:lvlJc w:val="left"/>
+      <w:pPr>
+        <w:ind w:left="3240" w:hanging="360"/>
+      </w:pPr>
+      <w:rPr>
+        <w:rFonts w:ascii="Wingdings" w:hAnsi="Wingdings" w:hint="default"/>
+      </w:rPr>
+    </w:lvl>
+    <w:lvl w:ilvl="3" w:tplc="04090001" w:tentative="1">
+      <w:start w:val="1"/>
+      <w:numFmt w:val="bullet"/>
+      <w:lvlText w:val=""/>
+      <w:lvlJc w:val="left"/>
+      <w:pPr>
+        <w:ind w:left="3960" w:hanging="360"/>
+      </w:pPr>
+      <w:rPr>
+        <w:rFonts w:ascii="Symbol" w:hAnsi="Symbol" w:hint="default"/>
+      </w:rPr>
+    </w:lvl>
+    <w:lvl w:ilvl="4" w:tplc="04090003" w:tentative="1">
+      <w:start w:val="1"/>
+      <w:numFmt w:val="bullet"/>
+      <w:lvlText w:val="o"/>
+      <w:lvlJc w:val="left"/>
+      <w:pPr>
+        <w:ind w:left="4680" w:hanging="360"/>
+      </w:pPr>
+      <w:rPr>
+        <w:rFonts w:ascii="Courier New" w:hAnsi="Courier New" w:cs="Courier New" w:hint="default"/>
+      </w:rPr>
+    </w:lvl>
+    <w:lvl w:ilvl="5" w:tplc="04090005" w:tentative="1">
+      <w:start w:val="1"/>
+      <w:numFmt w:val="bullet"/>
+      <w:lvlText w:val=""/>
+      <w:lvlJc w:val="left"/>
+      <w:pPr>
+        <w:ind w:left="5400" w:hanging="360"/>
+      </w:pPr>
+      <w:rPr>
+        <w:rFonts w:ascii="Wingdings" w:hAnsi="Wingdings" w:hint="default"/>
+      </w:rPr>
+    </w:lvl>
+    <w:lvl w:ilvl="6" w:tplc="04090001" w:tentative="1">
+      <w:start w:val="1"/>
+      <w:numFmt w:val="bullet"/>
+      <w:lvlText w:val=""/>
+      <w:lvlJc w:val="left"/>
+      <w:pPr>
+        <w:ind w:left="6120" w:hanging="360"/>
+      </w:pPr>
+      <w:rPr>
+        <w:rFonts w:ascii="Symbol" w:hAnsi="Symbol" w:hint="default"/>
+      </w:rPr>
+    </w:lvl>
+    <w:lvl w:ilvl="7" w:tplc="04090003" w:tentative="1">
+      <w:start w:val="1"/>
+      <w:numFmt w:val="bullet"/>
+      <w:lvlText w:val="o"/>
+      <w:lvlJc w:val="left"/>
+      <w:pPr>
+        <w:ind w:left="6840" w:hanging="360"/>
+      </w:pPr>
+      <w:rPr>
+        <w:rFonts w:ascii="Courier New" w:hAnsi="Courier New" w:cs="Courier New" w:hint="default"/>
+      </w:rPr>
+    </w:lvl>
+    <w:lvl w:ilvl="8" w:tplc="04090005" w:tentative="1">
+      <w:start w:val="1"/>
+      <w:numFmt w:val="bullet"/>
+      <w:lvlText w:val=""/>
+      <w:lvlJc w:val="left"/>
+      <w:pPr>
+        <w:ind w:left="7560" w:hanging="360"/>
+      </w:pPr>
+      <w:rPr>
+        <w:rFonts w:ascii="Wingdings" w:hAnsi="Wingdings" w:hint="default"/>
+      </w:rPr>
+    </w:lvl>
+  </w:abstractNum>
+  <w:abstractNum w:abstractNumId="19" w15:restartNumberingAfterBreak="0">
+    <w:nsid w:val="7C3840BE"/>
+    <w:multiLevelType w:val="hybridMultilevel"/>
+    <w:tmpl w:val="43407430"/>
+    <w:lvl w:ilvl="0" w:tplc="FA9CBF6C">
+      <w:start w:val="1"/>
+      <w:numFmt w:val="bullet"/>
+      <w:lvlText w:val="-"/>
+      <w:lvlJc w:val="left"/>
+      <w:pPr>
+        <w:ind w:left="813" w:hanging="360"/>
+      </w:pPr>
+      <w:rPr>
+        <w:rFonts w:ascii="Times New Roman" w:eastAsia="Times New Roman" w:hAnsi="Times New Roman" w:cs="Times New Roman" w:hint="default"/>
+        <w:b w:val="0"/>
+        <w:bCs/>
+        <w:i w:val="0"/>
+        <w:strike w:val="0"/>
+        <w:dstrike w:val="0"/>
+        <w:color w:val="000000"/>
+        <w:sz w:val="26"/>
+        <w:szCs w:val="26"/>
+        <w:u w:val="none" w:color="000000"/>
+        <w:bdr w:val="none" w:sz="0" w:space="0" w:color="auto"/>
+        <w:shd w:val="clear" w:color="auto" w:fill="auto"/>
+        <w:vertAlign w:val="baseline"/>
+      </w:rPr>
+    </w:lvl>
+    <w:lvl w:ilvl="1" w:tplc="FA9CBF6C">
+      <w:start w:val="1"/>
+      <w:numFmt w:val="bullet"/>
+      <w:lvlText w:val="-"/>
+      <w:lvlJc w:val="left"/>
+      <w:pPr>
+        <w:ind w:left="1533" w:hanging="360"/>
+      </w:pPr>
+      <w:rPr>
+        <w:rFonts w:ascii="Times New Roman" w:eastAsia="Times New Roman" w:hAnsi="Times New Roman" w:cs="Times New Roman"/>
+        <w:b w:val="0"/>
+        <w:bCs/>
+        <w:i w:val="0"/>
+        <w:strike w:val="0"/>
+        <w:dstrike w:val="0"/>
+        <w:color w:val="000000"/>
+        <w:sz w:val="26"/>
+        <w:szCs w:val="26"/>
+        <w:u w:val="none" w:color="000000"/>
+        <w:bdr w:val="none" w:sz="0" w:space="0" w:color="auto"/>
+        <w:shd w:val="clear" w:color="auto" w:fill="auto"/>
+        <w:vertAlign w:val="baseline"/>
+      </w:rPr>
+    </w:lvl>
+    <w:lvl w:ilvl="2" w:tplc="04090001">
+      <w:start w:val="1"/>
+      <w:numFmt w:val="bullet"/>
+      <w:lvlText w:val=""/>
+      <w:lvlJc w:val="left"/>
+      <w:pPr>
+        <w:ind w:left="2253" w:hanging="180"/>
+      </w:pPr>
+      <w:rPr>
+        <w:rFonts w:ascii="Symbol" w:hAnsi="Symbol" w:hint="default"/>
+      </w:rPr>
+    </w:lvl>
+    <w:lvl w:ilvl="3" w:tplc="0409000F" w:tentative="1">
+      <w:start w:val="1"/>
+      <w:numFmt w:val="decimal"/>
+      <w:lvlText w:val="%4."/>
+      <w:lvlJc w:val="left"/>
+      <w:pPr>
+        <w:ind w:left="2973" w:hanging="360"/>
+      </w:pPr>
+    </w:lvl>
+    <w:lvl w:ilvl="4" w:tplc="04090019" w:tentative="1">
+      <w:start w:val="1"/>
+      <w:numFmt w:val="lowerLetter"/>
+      <w:lvlText w:val="%5."/>
+      <w:lvlJc w:val="left"/>
+      <w:pPr>
+        <w:ind w:left="3693" w:hanging="360"/>
+      </w:pPr>
+    </w:lvl>
+    <w:lvl w:ilvl="5" w:tplc="0409001B" w:tentative="1">
+      <w:start w:val="1"/>
+      <w:numFmt w:val="lowerRoman"/>
+      <w:lvlText w:val="%6."/>
+      <w:lvlJc w:val="right"/>
+      <w:pPr>
+        <w:ind w:left="4413" w:hanging="180"/>
+      </w:pPr>
+    </w:lvl>
+    <w:lvl w:ilvl="6" w:tplc="0409000F" w:tentative="1">
+      <w:start w:val="1"/>
+      <w:numFmt w:val="decimal"/>
+      <w:lvlText w:val="%7."/>
+      <w:lvlJc w:val="left"/>
+      <w:pPr>
+        <w:ind w:left="5133" w:hanging="360"/>
+      </w:pPr>
+    </w:lvl>
+    <w:lvl w:ilvl="7" w:tplc="04090019" w:tentative="1">
+      <w:start w:val="1"/>
+      <w:numFmt w:val="lowerLetter"/>
+      <w:lvlText w:val="%8."/>
+      <w:lvlJc w:val="left"/>
+      <w:pPr>
+        <w:ind w:left="5853" w:hanging="360"/>
+      </w:pPr>
+    </w:lvl>
+    <w:lvl w:ilvl="8" w:tplc="0409001B" w:tentative="1">
+      <w:start w:val="1"/>
+      <w:numFmt w:val="lowerRoman"/>
+      <w:lvlText w:val="%9."/>
+      <w:lvlJc w:val="right"/>
+      <w:pPr>
+        <w:ind w:left="6573" w:hanging="180"/>
+      </w:pPr>
+    </w:lvl>
+  </w:abstractNum>
   <w:num w:numId="1">
+    <w:abstractNumId w:val="14"/>
+  </w:num>
+  <w:num w:numId="2">
+    <w:abstractNumId w:val="13"/>
+  </w:num>
+  <w:num w:numId="3">
+    <w:abstractNumId w:val="16"/>
+  </w:num>
+  <w:num w:numId="4">
+    <w:abstractNumId w:val="19"/>
+  </w:num>
+  <w:num w:numId="5">
+    <w:abstractNumId w:val="17"/>
+  </w:num>
+  <w:num w:numId="6">
+    <w:abstractNumId w:val="3"/>
+  </w:num>
+  <w:num w:numId="7">
     <w:abstractNumId w:val="1"/>
   </w:num>
-  <w:num w:numId="2">
+  <w:num w:numId="8">
+    <w:abstractNumId w:val="15"/>
+  </w:num>
+  <w:num w:numId="9">
+    <w:abstractNumId w:val="6"/>
+  </w:num>
+  <w:num w:numId="10">
+    <w:abstractNumId w:val="5"/>
+  </w:num>
+  <w:num w:numId="11">
+    <w:abstractNumId w:val="8"/>
+  </w:num>
+  <w:num w:numId="12">
+    <w:abstractNumId w:val="10"/>
+  </w:num>
+  <w:num w:numId="13">
+    <w:abstractNumId w:val="7"/>
+  </w:num>
+  <w:num w:numId="14">
+    <w:abstractNumId w:val="18"/>
+  </w:num>
+  <w:num w:numId="15">
+    <w:abstractNumId w:val="4"/>
+  </w:num>
+  <w:num w:numId="16">
+    <w:abstractNumId w:val="2"/>
+  </w:num>
+  <w:num w:numId="17">
+    <w:abstractNumId w:val="12"/>
+  </w:num>
+  <w:num w:numId="18">
     <w:abstractNumId w:val="0"/>
   </w:num>
-  <w:num w:numId="3">
-    <w:abstractNumId w:val="2"/>
+  <w:num w:numId="19">
+    <w:abstractNumId w:val="9"/>
+  </w:num>
+  <w:num w:numId="20">
+    <w:abstractNumId w:val="11"/>
   </w:num>
 </w:numbering>
 </file>
